--- a/01-电源电路/02-开关电源/Boost升压/大功率Boost电路/大功率Boost电路.docx
+++ b/01-电源电路/02-开关电源/Boost升压/大功率Boost电路/大功率Boost电路.docx
@@ -3181,6 +3181,20 @@
     </w:p>
     <w:bookmarkEnd w:id="26"/>
     <w:bookmarkEnd w:id="27"/>
+    <w:p>
+      <w:pPr>
+        <w:spacing w:before="360"/>
+        <w:jc w:val="center"/>
+      </w:pPr>
+      <w:r>
+        <w:rPr>
+          <w:rFonts w:ascii="Times New Roman" w:hAnsi="Times New Roman"/>
+          <w:color w:val="555555"/>
+          <w:sz w:val="21"/>
+        </w:rPr>
+        <w:t>材料收集者：杜文杰</w:t>
+      </w:r>
+    </w:p>
     <w:sectPr>
       <w:headerReference r:id="rId9" w:type="default"/>
       <w:footerReference r:id="rId10" w:type="default"/>

--- a/01-电源电路/02-开关电源/Boost升压/大功率Boost电路/大功率Boost电路.docx
+++ b/01-电源电路/02-开关电源/Boost升压/大功率Boost电路/大功率Boost电路.docx
@@ -1,6 +1,6 @@
 
 <file path=word/document.xml><?xml version="1.0" encoding="utf-8"?>
-<w:document xmlns:w="http://schemas.openxmlformats.org/wordprocessingml/2006/main" xmlns:m="http://schemas.openxmlformats.org/officeDocument/2006/math" xmlns:r="http://schemas.openxmlformats.org/officeDocument/2006/relationships" xmlns:o="urn:schemas-microsoft-com:office:office" xmlns:v="urn:schemas-microsoft-com:vml" xmlns:w10="urn:schemas-microsoft-com:office:word" xmlns:a="http://schemas.openxmlformats.org/drawingml/2006/main" xmlns:pic="http://schemas.openxmlformats.org/drawingml/2006/picture" xmlns:wp="http://schemas.openxmlformats.org/drawingml/2006/wordprocessingDrawing">
+<w:document xmlns:m="http://schemas.openxmlformats.org/officeDocument/2006/math" xmlns:r="http://schemas.openxmlformats.org/officeDocument/2006/relationships" xmlns:w="http://schemas.openxmlformats.org/wordprocessingml/2006/main" xmlns:o="urn:schemas-microsoft-com:office:office" xmlns:v="urn:schemas-microsoft-com:vml" xmlns:w10="urn:schemas-microsoft-com:office:word" xmlns:a="http://schemas.openxmlformats.org/drawingml/2006/main" xmlns:pic="http://schemas.openxmlformats.org/drawingml/2006/picture" xmlns:wp="http://schemas.openxmlformats.org/drawingml/2006/wordprocessingDrawing">
   <w:body>
     <w:bookmarkStart w:id="27" w:name="大功率-boost-电路"/>
     <w:p>
@@ -9,16 +9,19 @@
       </w:pPr>
       <w:r>
         <w:rPr>
-          <w:rFonts w:hint="eastAsia"/>
+          <w:rFonts w:hint="eastAsia" w:eastAsia="黑体"/>
         </w:rPr>
         <w:t xml:space="preserve">大功率</w:t>
       </w:r>
       <w:r>
+        <w:rPr>
+          <w:rFonts w:eastAsia="黑体"/>
+        </w:rPr>
         <w:t xml:space="preserve"> Boost </w:t>
       </w:r>
       <w:r>
         <w:rPr>
-          <w:rFonts w:hint="eastAsia"/>
+          <w:rFonts w:hint="eastAsia" w:eastAsia="黑体"/>
         </w:rPr>
         <w:t xml:space="preserve">电路</w:t>
       </w:r>
@@ -30,7 +33,7 @@
       </w:pPr>
       <w:r>
         <w:rPr>
-          <w:rFonts w:hint="eastAsia"/>
+          <w:rFonts w:hint="eastAsia" w:eastAsia="黑体"/>
         </w:rPr>
         <w:t xml:space="preserve">拓扑描述</w:t>
       </w:r>
@@ -41,45 +44,57 @@
       </w:pPr>
       <w:r>
         <w:rPr>
-          <w:rFonts w:hint="eastAsia"/>
+          <w:rFonts w:hint="eastAsia" w:eastAsia="黑体"/>
         </w:rPr>
         <w:t xml:space="preserve">面向</w:t>
       </w:r>
       <w:r>
+        <w:rPr>
+          <w:rFonts w:eastAsia="黑体"/>
+        </w:rPr>
         <w:t xml:space="preserve"> </w:t>
       </w:r>
       <w:r>
         <w:rPr>
-          <w:rFonts w:hint="eastAsia"/>
+          <w:rFonts w:hint="eastAsia" w:eastAsia="黑体"/>
           <w:b/>
           <w:bCs/>
         </w:rPr>
         <w:t xml:space="preserve">千瓦级或以上功率</w:t>
       </w:r>
       <w:r>
+        <w:rPr>
+          <w:rFonts w:eastAsia="黑体"/>
+        </w:rPr>
         <w:t xml:space="preserve"> </w:t>
       </w:r>
       <w:r>
         <w:rPr>
-          <w:rFonts w:hint="eastAsia"/>
+          <w:rFonts w:hint="eastAsia" w:eastAsia="黑体"/>
         </w:rPr>
         <w:t xml:space="preserve">的升压变换电路，以单相</w:t>
       </w:r>
       <w:r>
+        <w:rPr>
+          <w:rFonts w:eastAsia="黑体"/>
+        </w:rPr>
         <w:t xml:space="preserve"> Boost </w:t>
       </w:r>
       <w:r>
         <w:rPr>
-          <w:rFonts w:hint="eastAsia"/>
+          <w:rFonts w:hint="eastAsia" w:eastAsia="黑体"/>
         </w:rPr>
         <w:t xml:space="preserve">为基本单元，由</w:t>
       </w:r>
       <w:r>
+        <w:rPr>
+          <w:rFonts w:eastAsia="黑体"/>
+        </w:rPr>
         <w:t xml:space="preserve"> </w:t>
       </w:r>
       <w:r>
         <w:rPr>
-          <w:rFonts w:hint="eastAsia"/>
+          <w:rFonts w:hint="eastAsia" w:eastAsia="黑体"/>
           <w:b/>
           <w:bCs/>
         </w:rPr>
@@ -87,6 +102,7 @@
       </w:r>
       <w:r>
         <w:rPr>
+          <w:rFonts w:eastAsia="黑体"/>
           <w:b/>
           <w:bCs/>
         </w:rPr>
@@ -98,11 +114,14 @@
         </m:r>
       </m:oMath>
       <w:r>
+        <w:rPr>
+          <w:rFonts w:eastAsia="黑体"/>
+        </w:rPr>
         <w:t xml:space="preserve">、</w:t>
       </w:r>
       <w:r>
         <w:rPr>
-          <w:rFonts w:hint="eastAsia"/>
+          <w:rFonts w:hint="eastAsia" w:eastAsia="黑体"/>
           <w:b/>
           <w:bCs/>
         </w:rPr>
@@ -110,6 +129,7 @@
       </w:r>
       <w:r>
         <w:rPr>
+          <w:rFonts w:eastAsia="黑体"/>
           <w:b/>
           <w:bCs/>
         </w:rPr>
@@ -122,7 +142,7 @@
       </m:oMath>
       <w:r>
         <w:rPr>
-          <w:rFonts w:hint="eastAsia"/>
+          <w:rFonts w:hint="eastAsia" w:eastAsia="黑体"/>
           <w:b/>
           <w:bCs/>
         </w:rPr>
@@ -130,6 +150,7 @@
       </w:r>
       <w:r>
         <w:rPr>
+          <w:rFonts w:eastAsia="黑体"/>
           <w:b/>
           <w:bCs/>
         </w:rPr>
@@ -137,7 +158,7 @@
       </w:r>
       <w:r>
         <w:rPr>
-          <w:rFonts w:hint="eastAsia"/>
+          <w:rFonts w:hint="eastAsia" w:eastAsia="黑体"/>
           <w:b/>
           <w:bCs/>
         </w:rPr>
@@ -145,6 +166,7 @@
       </w:r>
       <w:r>
         <w:rPr>
+          <w:rFonts w:eastAsia="黑体"/>
           <w:b/>
           <w:bCs/>
         </w:rPr>
@@ -152,18 +174,21 @@
       </w:r>
       <w:r>
         <w:rPr>
-          <w:rFonts w:hint="eastAsia"/>
+          <w:rFonts w:hint="eastAsia" w:eastAsia="黑体"/>
           <w:b/>
           <w:bCs/>
         </w:rPr>
         <w:t xml:space="preserve">MOSFET）</w:t>
       </w:r>
       <w:r>
+        <w:rPr>
+          <w:rFonts w:eastAsia="黑体"/>
+        </w:rPr>
         <w:t xml:space="preserve">、</w:t>
       </w:r>
       <w:r>
         <w:rPr>
-          <w:rFonts w:hint="eastAsia"/>
+          <w:rFonts w:hint="eastAsia" w:eastAsia="黑体"/>
           <w:b/>
           <w:bCs/>
         </w:rPr>
@@ -171,6 +196,7 @@
       </w:r>
       <w:r>
         <w:rPr>
+          <w:rFonts w:eastAsia="黑体"/>
           <w:b/>
           <w:bCs/>
         </w:rPr>
@@ -182,20 +208,26 @@
         </m:r>
       </m:oMath>
       <w:r>
+        <w:rPr>
+          <w:rFonts w:eastAsia="黑体"/>
+        </w:rPr>
         <w:t xml:space="preserve"> </w:t>
       </w:r>
       <w:r>
         <w:rPr>
-          <w:rFonts w:hint="eastAsia"/>
+          <w:rFonts w:hint="eastAsia" w:eastAsia="黑体"/>
         </w:rPr>
         <w:t xml:space="preserve">与</w:t>
       </w:r>
       <w:r>
+        <w:rPr>
+          <w:rFonts w:eastAsia="黑体"/>
+        </w:rPr>
         <w:t xml:space="preserve"> </w:t>
       </w:r>
       <w:r>
         <w:rPr>
-          <w:rFonts w:hint="eastAsia"/>
+          <w:rFonts w:hint="eastAsia" w:eastAsia="黑体"/>
           <w:b/>
           <w:bCs/>
         </w:rPr>
@@ -203,6 +235,7 @@
       </w:r>
       <w:r>
         <w:rPr>
+          <w:rFonts w:eastAsia="黑体"/>
           <w:b/>
           <w:bCs/>
         </w:rPr>
@@ -254,33 +287,39 @@
       </m:oMath>
       <w:r>
         <w:rPr>
-          <w:rFonts w:hint="eastAsia"/>
+          <w:rFonts w:hint="eastAsia" w:eastAsia="黑体"/>
           <w:b/>
           <w:bCs/>
         </w:rPr>
         <w:t xml:space="preserve">（并经母线/铜排连接）</w:t>
       </w:r>
       <w:r>
+        <w:rPr>
+          <w:rFonts w:eastAsia="黑体"/>
+        </w:rPr>
         <w:t xml:space="preserve"> </w:t>
       </w:r>
       <w:r>
         <w:rPr>
-          <w:rFonts w:hint="eastAsia"/>
+          <w:rFonts w:hint="eastAsia" w:eastAsia="黑体"/>
         </w:rPr>
         <w:t xml:space="preserve">组成。电路共有</w:t>
       </w:r>
       <w:r>
+        <w:rPr>
+          <w:rFonts w:eastAsia="黑体"/>
+        </w:rPr>
         <w:t xml:space="preserve"> 4 </w:t>
       </w:r>
       <w:r>
         <w:rPr>
-          <w:rFonts w:hint="eastAsia"/>
+          <w:rFonts w:hint="eastAsia" w:eastAsia="黑体"/>
         </w:rPr>
         <w:t xml:space="preserve">个关键节点：</w:t>
       </w:r>
       <w:r>
         <w:rPr>
-          <w:rFonts w:hint="eastAsia"/>
+          <w:rFonts w:hint="eastAsia" w:eastAsia="黑体"/>
           <w:b/>
           <w:bCs/>
         </w:rPr>
@@ -288,6 +327,7 @@
       </w:r>
       <w:r>
         <w:rPr>
+          <w:rFonts w:eastAsia="黑体"/>
           <w:b/>
           <w:bCs/>
         </w:rPr>
@@ -295,7 +335,7 @@
       </w:r>
       <w:r>
         <w:rPr>
-          <w:rFonts w:hint="eastAsia"/>
+          <w:rFonts w:hint="eastAsia" w:eastAsia="黑体"/>
           <w:b/>
           <w:bCs/>
         </w:rPr>
@@ -303,11 +343,14 @@
       </w:r>
       <w:r>
         <w:rPr>
-          <w:rFonts w:hint="eastAsia"/>
+          <w:rFonts w:hint="eastAsia" w:eastAsia="黑体"/>
         </w:rPr>
         <w:t xml:space="preserve">（输入电压</w:t>
       </w:r>
       <w:r>
+        <w:rPr>
+          <w:rFonts w:eastAsia="黑体"/>
+        </w:rPr>
         <w:t xml:space="preserve"> </w:t>
       </w:r>
       <m:oMath>
@@ -328,15 +371,21 @@
         </m:sSub>
       </m:oMath>
       <w:r>
+        <w:rPr>
+          <w:rFonts w:eastAsia="黑体"/>
+        </w:rPr>
         <w:t xml:space="preserve"> </w:t>
       </w:r>
       <w:r>
         <w:rPr>
-          <w:rFonts w:hint="eastAsia"/>
+          <w:rFonts w:hint="eastAsia" w:eastAsia="黑体"/>
         </w:rPr>
         <w:t xml:space="preserve">正端与</w:t>
       </w:r>
       <w:r>
+        <w:rPr>
+          <w:rFonts w:eastAsia="黑体"/>
+        </w:rPr>
         <w:t xml:space="preserve"> </w:t>
       </w:r>
       <m:oMath>
@@ -345,17 +394,20 @@
         </m:r>
       </m:oMath>
       <w:r>
+        <w:rPr>
+          <w:rFonts w:eastAsia="黑体"/>
+        </w:rPr>
         <w:t xml:space="preserve"> </w:t>
       </w:r>
       <w:r>
         <w:rPr>
-          <w:rFonts w:hint="eastAsia"/>
+          <w:rFonts w:hint="eastAsia" w:eastAsia="黑体"/>
         </w:rPr>
         <w:t xml:space="preserve">的一端相连）；</w:t>
       </w:r>
       <w:r>
         <w:rPr>
-          <w:rFonts w:hint="eastAsia"/>
+          <w:rFonts w:hint="eastAsia" w:eastAsia="黑体"/>
           <w:b/>
           <w:bCs/>
         </w:rPr>
@@ -363,6 +415,7 @@
       </w:r>
       <w:r>
         <w:rPr>
+          <w:rFonts w:eastAsia="黑体"/>
           <w:b/>
           <w:bCs/>
         </w:rPr>
@@ -370,7 +423,7 @@
       </w:r>
       <w:r>
         <w:rPr>
-          <w:rFonts w:hint="eastAsia"/>
+          <w:rFonts w:hint="eastAsia" w:eastAsia="黑体"/>
           <w:b/>
           <w:bCs/>
         </w:rPr>
@@ -378,7 +431,7 @@
       </w:r>
       <w:r>
         <w:rPr>
-          <w:rFonts w:hint="eastAsia"/>
+          <w:rFonts w:hint="eastAsia" w:eastAsia="黑体"/>
         </w:rPr>
         <w:t xml:space="preserve">（</w:t>
       </w:r>
@@ -388,11 +441,14 @@
         </m:r>
       </m:oMath>
       <w:r>
+        <w:rPr>
+          <w:rFonts w:eastAsia="黑体"/>
+        </w:rPr>
         <w:t xml:space="preserve"> </w:t>
       </w:r>
       <w:r>
         <w:rPr>
-          <w:rFonts w:hint="eastAsia"/>
+          <w:rFonts w:hint="eastAsia" w:eastAsia="黑体"/>
         </w:rPr>
         <w:t xml:space="preserve">的另一端、</w:t>
       </w:r>
@@ -402,42 +458,57 @@
         </m:r>
       </m:oMath>
       <w:r>
+        <w:rPr>
+          <w:rFonts w:eastAsia="黑体"/>
+        </w:rPr>
         <w:t xml:space="preserve"> </w:t>
       </w:r>
       <w:r>
         <w:rPr>
-          <w:rFonts w:hint="eastAsia"/>
+          <w:rFonts w:hint="eastAsia" w:eastAsia="黑体"/>
         </w:rPr>
         <w:t xml:space="preserve">的集电极</w:t>
       </w:r>
       <w:r>
+        <w:rPr>
+          <w:rFonts w:eastAsia="黑体"/>
+        </w:rPr>
         <w:t xml:space="preserve"> </w:t>
       </w:r>
       <w:r>
         <w:rPr>
-          <w:rFonts w:hint="eastAsia"/>
+          <w:rFonts w:hint="eastAsia" w:eastAsia="黑体"/>
         </w:rPr>
         <w:t xml:space="preserve">C（MOSFET</w:t>
       </w:r>
       <w:r>
+        <w:rPr>
+          <w:rFonts w:eastAsia="黑体"/>
+        </w:rPr>
         <w:t xml:space="preserve"> </w:t>
       </w:r>
       <w:r>
         <w:rPr>
-          <w:rFonts w:hint="eastAsia"/>
+          <w:rFonts w:hint="eastAsia" w:eastAsia="黑体"/>
         </w:rPr>
         <w:t xml:space="preserve">则为漏极</w:t>
       </w:r>
       <w:r>
+        <w:rPr>
+          <w:rFonts w:eastAsia="黑体"/>
+        </w:rPr>
         <w:t xml:space="preserve"> </w:t>
       </w:r>
       <w:r>
         <w:rPr>
-          <w:rFonts w:hint="eastAsia"/>
+          <w:rFonts w:hint="eastAsia" w:eastAsia="黑体"/>
         </w:rPr>
         <w:t xml:space="preserve">D）与</w:t>
       </w:r>
       <w:r>
+        <w:rPr>
+          <w:rFonts w:eastAsia="黑体"/>
+        </w:rPr>
         <w:t xml:space="preserve"> </w:t>
       </w:r>
       <m:oMath>
@@ -446,17 +517,20 @@
         </m:r>
       </m:oMath>
       <w:r>
+        <w:rPr>
+          <w:rFonts w:eastAsia="黑体"/>
+        </w:rPr>
         <w:t xml:space="preserve"> </w:t>
       </w:r>
       <w:r>
         <w:rPr>
-          <w:rFonts w:hint="eastAsia"/>
+          <w:rFonts w:hint="eastAsia" w:eastAsia="黑体"/>
         </w:rPr>
         <w:t xml:space="preserve">的阳极相连）；</w:t>
       </w:r>
       <w:r>
         <w:rPr>
-          <w:rFonts w:hint="eastAsia"/>
+          <w:rFonts w:hint="eastAsia" w:eastAsia="黑体"/>
           <w:b/>
           <w:bCs/>
         </w:rPr>
@@ -464,6 +538,7 @@
       </w:r>
       <w:r>
         <w:rPr>
+          <w:rFonts w:eastAsia="黑体"/>
           <w:b/>
           <w:bCs/>
         </w:rPr>
@@ -471,7 +546,7 @@
       </w:r>
       <w:r>
         <w:rPr>
-          <w:rFonts w:hint="eastAsia"/>
+          <w:rFonts w:hint="eastAsia" w:eastAsia="黑体"/>
           <w:b/>
           <w:bCs/>
         </w:rPr>
@@ -479,7 +554,7 @@
       </w:r>
       <w:r>
         <w:rPr>
-          <w:rFonts w:hint="eastAsia"/>
+          <w:rFonts w:hint="eastAsia" w:eastAsia="黑体"/>
         </w:rPr>
         <w:t xml:space="preserve">（</w:t>
       </w:r>
@@ -489,15 +564,21 @@
         </m:r>
       </m:oMath>
       <w:r>
+        <w:rPr>
+          <w:rFonts w:eastAsia="黑体"/>
+        </w:rPr>
         <w:t xml:space="preserve"> </w:t>
       </w:r>
       <w:r>
         <w:rPr>
-          <w:rFonts w:hint="eastAsia"/>
+          <w:rFonts w:hint="eastAsia" w:eastAsia="黑体"/>
         </w:rPr>
         <w:t xml:space="preserve">的阴极、各</w:t>
       </w:r>
       <w:r>
+        <w:rPr>
+          <w:rFonts w:eastAsia="黑体"/>
+        </w:rPr>
         <w:t xml:space="preserve"> </w:t>
       </w:r>
       <m:oMath>
@@ -545,15 +626,21 @@
         </m:sSub>
       </m:oMath>
       <w:r>
+        <w:rPr>
+          <w:rFonts w:eastAsia="黑体"/>
+        </w:rPr>
         <w:t xml:space="preserve"> </w:t>
       </w:r>
       <w:r>
         <w:rPr>
-          <w:rFonts w:hint="eastAsia"/>
+          <w:rFonts w:hint="eastAsia" w:eastAsia="黑体"/>
         </w:rPr>
         <w:t xml:space="preserve">的一端与输出</w:t>
       </w:r>
       <w:r>
+        <w:rPr>
+          <w:rFonts w:eastAsia="黑体"/>
+        </w:rPr>
         <w:t xml:space="preserve"> </w:t>
       </w:r>
       <m:oMath>
@@ -571,17 +658,20 @@
         </m:sSub>
       </m:oMath>
       <w:r>
+        <w:rPr>
+          <w:rFonts w:eastAsia="黑体"/>
+        </w:rPr>
         <w:t xml:space="preserve"> </w:t>
       </w:r>
       <w:r>
         <w:rPr>
-          <w:rFonts w:hint="eastAsia"/>
+          <w:rFonts w:hint="eastAsia" w:eastAsia="黑体"/>
         </w:rPr>
         <w:t xml:space="preserve">正端相连）；</w:t>
       </w:r>
       <w:r>
         <w:rPr>
-          <w:rFonts w:hint="eastAsia"/>
+          <w:rFonts w:hint="eastAsia" w:eastAsia="黑体"/>
           <w:b/>
           <w:bCs/>
         </w:rPr>
@@ -589,6 +679,7 @@
       </w:r>
       <w:r>
         <w:rPr>
+          <w:rFonts w:eastAsia="黑体"/>
           <w:b/>
           <w:bCs/>
         </w:rPr>
@@ -596,7 +687,7 @@
       </w:r>
       <w:r>
         <w:rPr>
-          <w:rFonts w:hint="eastAsia"/>
+          <w:rFonts w:hint="eastAsia" w:eastAsia="黑体"/>
           <w:b/>
           <w:bCs/>
         </w:rPr>
@@ -604,6 +695,7 @@
       </w:r>
       <w:r>
         <w:rPr>
+          <w:rFonts w:eastAsia="黑体"/>
           <w:b/>
           <w:bCs/>
         </w:rPr>
@@ -611,7 +703,7 @@
       </w:r>
       <w:r>
         <w:rPr>
-          <w:rFonts w:hint="eastAsia"/>
+          <w:rFonts w:hint="eastAsia" w:eastAsia="黑体"/>
         </w:rPr>
         <w:t xml:space="preserve">（</w:t>
       </w:r>
@@ -633,11 +725,14 @@
         </m:sSub>
       </m:oMath>
       <w:r>
+        <w:rPr>
+          <w:rFonts w:eastAsia="黑体"/>
+        </w:rPr>
         <w:t xml:space="preserve"> </w:t>
       </w:r>
       <w:r>
         <w:rPr>
-          <w:rFonts w:hint="eastAsia"/>
+          <w:rFonts w:hint="eastAsia" w:eastAsia="黑体"/>
         </w:rPr>
         <w:t xml:space="preserve">负端、</w:t>
       </w:r>
@@ -647,38 +742,50 @@
         </m:r>
       </m:oMath>
       <w:r>
+        <w:rPr>
+          <w:rFonts w:eastAsia="黑体"/>
+        </w:rPr>
         <w:t xml:space="preserve"> </w:t>
       </w:r>
       <w:r>
         <w:rPr>
-          <w:rFonts w:hint="eastAsia"/>
+          <w:rFonts w:hint="eastAsia" w:eastAsia="黑体"/>
         </w:rPr>
         <w:t xml:space="preserve">的发射极</w:t>
       </w:r>
       <w:r>
+        <w:rPr>
+          <w:rFonts w:eastAsia="黑体"/>
+        </w:rPr>
         <w:t xml:space="preserve"> </w:t>
       </w:r>
       <w:r>
         <w:rPr>
-          <w:rFonts w:hint="eastAsia"/>
+          <w:rFonts w:hint="eastAsia" w:eastAsia="黑体"/>
         </w:rPr>
         <w:t xml:space="preserve">E（MOSFET</w:t>
       </w:r>
       <w:r>
+        <w:rPr>
+          <w:rFonts w:eastAsia="黑体"/>
+        </w:rPr>
         <w:t xml:space="preserve"> </w:t>
       </w:r>
       <w:r>
         <w:rPr>
-          <w:rFonts w:hint="eastAsia"/>
+          <w:rFonts w:hint="eastAsia" w:eastAsia="黑体"/>
         </w:rPr>
         <w:t xml:space="preserve">则为源极</w:t>
       </w:r>
       <w:r>
+        <w:rPr>
+          <w:rFonts w:eastAsia="黑体"/>
+        </w:rPr>
         <w:t xml:space="preserve"> </w:t>
       </w:r>
       <w:r>
         <w:rPr>
-          <w:rFonts w:hint="eastAsia"/>
+          <w:rFonts w:hint="eastAsia" w:eastAsia="黑体"/>
         </w:rPr>
         <w:t xml:space="preserve">S）与各输出电容的另一端相连）。</w:t>
       </w:r>
@@ -687,7 +794,7 @@
       <w:pPr/>
       <w:r>
         <w:rPr>
-          <w:rFonts w:hint="eastAsia"/>
+          <w:rFonts w:hint="eastAsia" w:eastAsia="黑体"/>
         </w:rPr>
         <w:t xml:space="preserve">各元件管脚连接：</w:t>
       </w:r>
@@ -697,11 +804,14 @@
         </m:r>
       </m:oMath>
       <w:r>
+        <w:rPr>
+          <w:rFonts w:eastAsia="黑体"/>
+        </w:rPr>
         <w:t xml:space="preserve"> </w:t>
       </w:r>
       <w:r>
         <w:rPr>
-          <w:rFonts w:hint="eastAsia"/>
+          <w:rFonts w:hint="eastAsia" w:eastAsia="黑体"/>
         </w:rPr>
         <w:t xml:space="preserve">一端接节点①、另一端接节点②；</w:t>
       </w:r>
@@ -711,38 +821,50 @@
         </m:r>
       </m:oMath>
       <w:r>
+        <w:rPr>
+          <w:rFonts w:eastAsia="黑体"/>
+        </w:rPr>
         <w:t xml:space="preserve"> </w:t>
       </w:r>
       <w:r>
         <w:rPr>
-          <w:rFonts w:hint="eastAsia"/>
+          <w:rFonts w:hint="eastAsia" w:eastAsia="黑体"/>
         </w:rPr>
         <w:t xml:space="preserve">的栅极</w:t>
       </w:r>
       <w:r>
+        <w:rPr>
+          <w:rFonts w:eastAsia="黑体"/>
+        </w:rPr>
         <w:t xml:space="preserve"> G </w:t>
       </w:r>
       <w:r>
         <w:rPr>
-          <w:rFonts w:hint="eastAsia"/>
+          <w:rFonts w:hint="eastAsia" w:eastAsia="黑体"/>
         </w:rPr>
         <w:t xml:space="preserve">接控制驱动信号、集电极</w:t>
       </w:r>
       <w:r>
+        <w:rPr>
+          <w:rFonts w:eastAsia="黑体"/>
+        </w:rPr>
         <w:t xml:space="preserve"> C </w:t>
       </w:r>
       <w:r>
         <w:rPr>
-          <w:rFonts w:hint="eastAsia"/>
+          <w:rFonts w:hint="eastAsia" w:eastAsia="黑体"/>
         </w:rPr>
         <w:t xml:space="preserve">接节点②、发射极</w:t>
       </w:r>
       <w:r>
+        <w:rPr>
+          <w:rFonts w:eastAsia="黑体"/>
+        </w:rPr>
         <w:t xml:space="preserve"> E </w:t>
       </w:r>
       <w:r>
         <w:rPr>
-          <w:rFonts w:hint="eastAsia"/>
+          <w:rFonts w:hint="eastAsia" w:eastAsia="黑体"/>
         </w:rPr>
         <w:t xml:space="preserve">接节点④；</w:t>
       </w:r>
@@ -752,11 +874,14 @@
         </m:r>
       </m:oMath>
       <w:r>
+        <w:rPr>
+          <w:rFonts w:eastAsia="黑体"/>
+        </w:rPr>
         <w:t xml:space="preserve"> </w:t>
       </w:r>
       <w:r>
         <w:rPr>
-          <w:rFonts w:hint="eastAsia"/>
+          <w:rFonts w:hint="eastAsia" w:eastAsia="黑体"/>
         </w:rPr>
         <w:t xml:space="preserve">阳极接节点②、阴极接节点③；</w:t>
       </w:r>
@@ -805,11 +930,14 @@
         </m:sSub>
       </m:oMath>
       <w:r>
+        <w:rPr>
+          <w:rFonts w:eastAsia="黑体"/>
+        </w:rPr>
         <w:t xml:space="preserve"> </w:t>
       </w:r>
       <w:r>
         <w:rPr>
-          <w:rFonts w:hint="eastAsia"/>
+          <w:rFonts w:hint="eastAsia" w:eastAsia="黑体"/>
         </w:rPr>
         <w:t xml:space="preserve">各自一端并接节点③、另一端并接节点④。</w:t>
       </w:r>
@@ -818,16 +946,19 @@
       <w:pPr/>
       <w:r>
         <w:rPr>
-          <w:rFonts w:hint="eastAsia"/>
+          <w:rFonts w:hint="eastAsia" w:eastAsia="黑体"/>
         </w:rPr>
         <w:t xml:space="preserve">由此构成以大电流开关管、大电感与多电容并联母线为基础的单相</w:t>
       </w:r>
       <w:r>
+        <w:rPr>
+          <w:rFonts w:eastAsia="黑体"/>
+        </w:rPr>
         <w:t xml:space="preserve"> Boost </w:t>
       </w:r>
       <w:r>
         <w:rPr>
-          <w:rFonts w:hint="eastAsia"/>
+          <w:rFonts w:hint="eastAsia" w:eastAsia="黑体"/>
         </w:rPr>
         <w:t xml:space="preserve">升压组态（</w:t>
       </w:r>
@@ -898,25 +1029,31 @@
       </m:oMath>
       <w:r>
         <w:rPr>
-          <w:rFonts w:hint="eastAsia"/>
+          <w:rFonts w:hint="eastAsia" w:eastAsia="黑体"/>
         </w:rPr>
         <w:t xml:space="preserve">），通过低杂散电感母线、大散热与大功率器件实现数千瓦级的功率传输，必要时扩展为交错并联多相以分摊电流应力，广泛用于动力电池升压、光伏</w:t>
       </w:r>
       <w:r>
+        <w:rPr>
+          <w:rFonts w:eastAsia="黑体"/>
+        </w:rPr>
         <w:t xml:space="preserve"> MPPT </w:t>
       </w:r>
       <w:r>
         <w:rPr>
-          <w:rFonts w:hint="eastAsia"/>
+          <w:rFonts w:hint="eastAsia" w:eastAsia="黑体"/>
         </w:rPr>
         <w:t xml:space="preserve">与</w:t>
       </w:r>
       <w:r>
+        <w:rPr>
+          <w:rFonts w:eastAsia="黑体"/>
+        </w:rPr>
         <w:t xml:space="preserve"> UPS </w:t>
       </w:r>
       <w:r>
         <w:rPr>
-          <w:rFonts w:hint="eastAsia"/>
+          <w:rFonts w:hint="eastAsia" w:eastAsia="黑体"/>
         </w:rPr>
         <w:t xml:space="preserve">等大功率场合。</w:t>
       </w:r>
@@ -929,7 +1066,7 @@
       </w:pPr>
       <w:r>
         <w:rPr>
-          <w:rFonts w:hint="eastAsia"/>
+          <w:rFonts w:hint="eastAsia" w:eastAsia="黑体"/>
         </w:rPr>
         <w:t xml:space="preserve">工作原理</w:t>
       </w:r>
@@ -940,20 +1077,26 @@
       </w:pPr>
       <w:r>
         <w:rPr>
-          <w:rFonts w:hint="eastAsia"/>
+          <w:rFonts w:hint="eastAsia" w:eastAsia="黑体"/>
         </w:rPr>
         <w:t xml:space="preserve">与基础</w:t>
       </w:r>
       <w:r>
+        <w:rPr>
+          <w:rFonts w:eastAsia="黑体"/>
+        </w:rPr>
         <w:t xml:space="preserve"> Boost </w:t>
       </w:r>
       <w:r>
         <w:rPr>
-          <w:rFonts w:hint="eastAsia"/>
+          <w:rFonts w:hint="eastAsia" w:eastAsia="黑体"/>
         </w:rPr>
         <w:t xml:space="preserve">相同，开关管导通时电感储能、关断时能量经整流管送至输出；大功率下电流应力高达数百安，需靠多相错相或大磁件分摊，同时更大的</w:t>
       </w:r>
       <w:r>
+        <w:rPr>
+          <w:rFonts w:eastAsia="黑体"/>
+        </w:rPr>
         <w:t xml:space="preserve"> </w:t>
       </w:r>
       <m:oMath>
@@ -977,15 +1120,21 @@
         </m:r>
       </m:oMath>
       <w:r>
+        <w:rPr>
+          <w:rFonts w:eastAsia="黑体"/>
+        </w:rPr>
         <w:t xml:space="preserve"> </w:t>
       </w:r>
       <w:r>
         <w:rPr>
-          <w:rFonts w:hint="eastAsia"/>
+          <w:rFonts w:hint="eastAsia" w:eastAsia="黑体"/>
         </w:rPr>
         <w:t xml:space="preserve">与</w:t>
       </w:r>
       <w:r>
+        <w:rPr>
+          <w:rFonts w:eastAsia="黑体"/>
+        </w:rPr>
         <w:t xml:space="preserve"> </w:t>
       </w:r>
       <m:oMath>
@@ -1009,11 +1158,14 @@
         </m:r>
       </m:oMath>
       <w:r>
+        <w:rPr>
+          <w:rFonts w:eastAsia="黑体"/>
+        </w:rPr>
         <w:t xml:space="preserve"> </w:t>
       </w:r>
       <w:r>
         <w:rPr>
-          <w:rFonts w:hint="eastAsia"/>
+          <w:rFonts w:hint="eastAsia" w:eastAsia="黑体"/>
         </w:rPr>
         <w:t xml:space="preserve">要求低杂散电感的母线布局与更强驱动。</w:t>
       </w:r>
@@ -1026,7 +1178,7 @@
       </w:pPr>
       <w:r>
         <w:rPr>
-          <w:rFonts w:hint="eastAsia"/>
+          <w:rFonts w:hint="eastAsia" w:eastAsia="黑体"/>
         </w:rPr>
         <w:t xml:space="preserve">关键计算公式</w:t>
       </w:r>
@@ -1040,7 +1192,7 @@
       </w:pPr>
       <w:r>
         <w:rPr>
-          <w:rFonts w:hint="eastAsia"/>
+          <w:rFonts w:hint="eastAsia" w:eastAsia="黑体"/>
         </w:rPr>
         <w:t xml:space="preserve">升压比：</w:t>
       </w:r>
@@ -1121,7 +1273,7 @@
       </w:pPr>
       <w:r>
         <w:rPr>
-          <w:rFonts w:hint="eastAsia"/>
+          <w:rFonts w:hint="eastAsia" w:eastAsia="黑体"/>
         </w:rPr>
         <w:t xml:space="preserve">输入平均电流（即电感平均电流）：</w:t>
       </w:r>
@@ -1247,7 +1399,7 @@
       </w:pPr>
       <w:r>
         <w:rPr>
-          <w:rFonts w:hint="eastAsia"/>
+          <w:rFonts w:hint="eastAsia" w:eastAsia="黑体"/>
         </w:rPr>
         <w:t xml:space="preserve">电感纹波电流：</w:t>
       </w:r>
@@ -1343,7 +1495,7 @@
       </w:pPr>
       <w:r>
         <w:rPr>
-          <w:rFonts w:hint="eastAsia"/>
+          <w:rFonts w:hint="eastAsia" w:eastAsia="黑体"/>
         </w:rPr>
         <w:t xml:space="preserve">电感峰值电流：</w:t>
       </w:r>
@@ -1451,7 +1603,7 @@
       </w:pPr>
       <w:r>
         <w:rPr>
-          <w:rFonts w:hint="eastAsia"/>
+          <w:rFonts w:hint="eastAsia" w:eastAsia="黑体"/>
         </w:rPr>
         <w:t xml:space="preserve">开关导通损耗：</w:t>
       </w:r>
@@ -1609,16 +1761,19 @@
       </w:pPr>
       <w:r>
         <w:rPr>
-          <w:rFonts w:hint="eastAsia"/>
+          <w:rFonts w:hint="eastAsia" w:eastAsia="黑体"/>
         </w:rPr>
         <w:t xml:space="preserve">输出纹波电流（RMS</w:t>
       </w:r>
       <w:r>
+        <w:rPr>
+          <w:rFonts w:eastAsia="黑体"/>
+        </w:rPr>
         <w:t xml:space="preserve"> </w:t>
       </w:r>
       <w:r>
         <w:rPr>
-          <w:rFonts w:hint="eastAsia"/>
+          <w:rFonts w:hint="eastAsia" w:eastAsia="黑体"/>
         </w:rPr>
         <w:t xml:space="preserve">约）：</w:t>
       </w:r>
@@ -1744,7 +1899,7 @@
             </w:pPr>
             <w:r>
               <w:rPr>
-                <w:rFonts w:hint="eastAsia"/>
+                <w:rFonts w:hint="eastAsia" w:eastAsia="黑体"/>
               </w:rPr>
               <w:t xml:space="preserve">符号</w:t>
             </w:r>
@@ -1758,7 +1913,7 @@
             </w:pPr>
             <w:r>
               <w:rPr>
-                <w:rFonts w:hint="eastAsia"/>
+                <w:rFonts w:hint="eastAsia" w:eastAsia="黑体"/>
               </w:rPr>
               <w:t xml:space="preserve">含义</w:t>
             </w:r>
@@ -1772,7 +1927,7 @@
             </w:pPr>
             <w:r>
               <w:rPr>
-                <w:rFonts w:hint="eastAsia"/>
+                <w:rFonts w:hint="eastAsia" w:eastAsia="黑体"/>
               </w:rPr>
               <w:t xml:space="preserve">单位</w:t>
             </w:r>
@@ -1801,6 +1956,9 @@
               </m:sSub>
             </m:oMath>
             <w:r>
+              <w:rPr>
+                <w:rFonts w:eastAsia="黑体"/>
+              </w:rPr>
               <w:t xml:space="preserve">​</w:t>
             </w:r>
           </w:p>
@@ -1813,7 +1971,7 @@
             </w:pPr>
             <w:r>
               <w:rPr>
-                <w:rFonts w:hint="eastAsia"/>
+                <w:rFonts w:hint="eastAsia" w:eastAsia="黑体"/>
               </w:rPr>
               <w:t xml:space="preserve">输出功率</w:t>
             </w:r>
@@ -1826,6 +1984,9 @@
               <w:pStyle w:val="Compact"/>
             </w:pPr>
             <w:r>
+              <w:rPr>
+                <w:rFonts w:eastAsia="黑体"/>
+              </w:rPr>
               <w:t xml:space="preserve">W</w:t>
             </w:r>
           </w:p>
@@ -1844,6 +2005,9 @@
               </m:r>
             </m:oMath>
             <w:r>
+              <w:rPr>
+                <w:rFonts w:eastAsia="黑体"/>
+              </w:rPr>
               <w:t xml:space="preserve">​</w:t>
             </w:r>
           </w:p>
@@ -1856,7 +2020,7 @@
             </w:pPr>
             <w:r>
               <w:rPr>
-                <w:rFonts w:hint="eastAsia"/>
+                <w:rFonts w:hint="eastAsia" w:eastAsia="黑体"/>
               </w:rPr>
               <w:t xml:space="preserve">效率</w:t>
             </w:r>
@@ -1869,6 +2033,9 @@
               <w:pStyle w:val="Compact"/>
             </w:pPr>
             <w:r>
+              <w:rPr>
+                <w:rFonts w:eastAsia="黑体"/>
+              </w:rPr>
               <w:t xml:space="preserve">—</w:t>
             </w:r>
           </w:p>
@@ -1899,6 +2066,9 @@
               </m:sSub>
             </m:oMath>
             <w:r>
+              <w:rPr>
+                <w:rFonts w:eastAsia="黑体"/>
+              </w:rPr>
               <w:t xml:space="preserve">​</w:t>
             </w:r>
           </w:p>
@@ -1911,7 +2081,7 @@
             </w:pPr>
             <w:r>
               <w:rPr>
-                <w:rFonts w:hint="eastAsia"/>
+                <w:rFonts w:hint="eastAsia" w:eastAsia="黑体"/>
               </w:rPr>
               <w:t xml:space="preserve">输入电压</w:t>
             </w:r>
@@ -1924,6 +2094,9 @@
               <w:pStyle w:val="Compact"/>
             </w:pPr>
             <w:r>
+              <w:rPr>
+                <w:rFonts w:eastAsia="黑体"/>
+              </w:rPr>
               <w:t xml:space="preserve">V</w:t>
             </w:r>
           </w:p>
@@ -1951,6 +2124,9 @@
               </m:sSub>
             </m:oMath>
             <w:r>
+              <w:rPr>
+                <w:rFonts w:eastAsia="黑体"/>
+              </w:rPr>
               <w:t xml:space="preserve">​</w:t>
             </w:r>
           </w:p>
@@ -1963,7 +2139,7 @@
             </w:pPr>
             <w:r>
               <w:rPr>
-                <w:rFonts w:hint="eastAsia"/>
+                <w:rFonts w:hint="eastAsia" w:eastAsia="黑体"/>
               </w:rPr>
               <w:t xml:space="preserve">输出电压</w:t>
             </w:r>
@@ -1976,6 +2152,9 @@
               <w:pStyle w:val="Compact"/>
             </w:pPr>
             <w:r>
+              <w:rPr>
+                <w:rFonts w:eastAsia="黑体"/>
+              </w:rPr>
               <w:t xml:space="preserve">V</w:t>
             </w:r>
           </w:p>
@@ -1994,6 +2173,9 @@
               </m:r>
             </m:oMath>
             <w:r>
+              <w:rPr>
+                <w:rFonts w:eastAsia="黑体"/>
+              </w:rPr>
               <w:t xml:space="preserve">​</w:t>
             </w:r>
           </w:p>
@@ -2006,7 +2188,7 @@
             </w:pPr>
             <w:r>
               <w:rPr>
-                <w:rFonts w:hint="eastAsia"/>
+                <w:rFonts w:hint="eastAsia" w:eastAsia="黑体"/>
               </w:rPr>
               <w:t xml:space="preserve">占空比</w:t>
             </w:r>
@@ -2019,6 +2201,9 @@
               <w:pStyle w:val="Compact"/>
             </w:pPr>
             <w:r>
+              <w:rPr>
+                <w:rFonts w:eastAsia="黑体"/>
+              </w:rPr>
               <w:t xml:space="preserve">—</w:t>
             </w:r>
           </w:p>
@@ -2037,6 +2222,9 @@
               </m:r>
             </m:oMath>
             <w:r>
+              <w:rPr>
+                <w:rFonts w:eastAsia="黑体"/>
+              </w:rPr>
               <w:t xml:space="preserve">​</w:t>
             </w:r>
           </w:p>
@@ -2049,7 +2237,7 @@
             </w:pPr>
             <w:r>
               <w:rPr>
-                <w:rFonts w:hint="eastAsia"/>
+                <w:rFonts w:hint="eastAsia" w:eastAsia="黑体"/>
               </w:rPr>
               <w:t xml:space="preserve">电感</w:t>
             </w:r>
@@ -2062,6 +2250,9 @@
               <w:pStyle w:val="Compact"/>
             </w:pPr>
             <w:r>
+              <w:rPr>
+                <w:rFonts w:eastAsia="黑体"/>
+              </w:rPr>
               <w:t xml:space="preserve">H</w:t>
             </w:r>
           </w:p>
@@ -2092,6 +2283,9 @@
               </m:sSub>
             </m:oMath>
             <w:r>
+              <w:rPr>
+                <w:rFonts w:eastAsia="黑体"/>
+              </w:rPr>
               <w:t xml:space="preserve">​</w:t>
             </w:r>
           </w:p>
@@ -2104,7 +2298,7 @@
             </w:pPr>
             <w:r>
               <w:rPr>
-                <w:rFonts w:hint="eastAsia"/>
+                <w:rFonts w:hint="eastAsia" w:eastAsia="黑体"/>
               </w:rPr>
               <w:t xml:space="preserve">开关频率</w:t>
             </w:r>
@@ -2117,6 +2311,9 @@
               <w:pStyle w:val="Compact"/>
             </w:pPr>
             <w:r>
+              <w:rPr>
+                <w:rFonts w:eastAsia="黑体"/>
+              </w:rPr>
               <w:t xml:space="preserve">Hz</w:t>
             </w:r>
           </w:p>
@@ -2144,6 +2341,9 @@
               </m:sSub>
             </m:oMath>
             <w:r>
+              <w:rPr>
+                <w:rFonts w:eastAsia="黑体"/>
+              </w:rPr>
               <w:t xml:space="preserve">​</w:t>
             </w:r>
           </w:p>
@@ -2156,7 +2356,7 @@
             </w:pPr>
             <w:r>
               <w:rPr>
-                <w:rFonts w:hint="eastAsia"/>
+                <w:rFonts w:hint="eastAsia" w:eastAsia="黑体"/>
               </w:rPr>
               <w:t xml:space="preserve">输出电流</w:t>
             </w:r>
@@ -2169,6 +2369,9 @@
               <w:pStyle w:val="Compact"/>
             </w:pPr>
             <w:r>
+              <w:rPr>
+                <w:rFonts w:eastAsia="黑体"/>
+              </w:rPr>
               <w:t xml:space="preserve">A</w:t>
             </w:r>
           </w:p>
@@ -2199,6 +2402,9 @@
               </m:sSub>
             </m:oMath>
             <w:r>
+              <w:rPr>
+                <w:rFonts w:eastAsia="黑体"/>
+              </w:rPr>
               <w:t xml:space="preserve">​</w:t>
             </w:r>
           </w:p>
@@ -2211,7 +2417,7 @@
             </w:pPr>
             <w:r>
               <w:rPr>
-                <w:rFonts w:hint="eastAsia"/>
+                <w:rFonts w:hint="eastAsia" w:eastAsia="黑体"/>
               </w:rPr>
               <w:t xml:space="preserve">输入平均电流</w:t>
             </w:r>
@@ -2224,6 +2430,9 @@
               <w:pStyle w:val="Compact"/>
             </w:pPr>
             <w:r>
+              <w:rPr>
+                <w:rFonts w:eastAsia="黑体"/>
+              </w:rPr>
               <w:t xml:space="preserve">A</w:t>
             </w:r>
           </w:p>
@@ -2238,7 +2447,7 @@
       </w:pPr>
       <w:r>
         <w:rPr>
-          <w:rFonts w:hint="eastAsia"/>
+          <w:rFonts w:hint="eastAsia" w:eastAsia="黑体"/>
         </w:rPr>
         <w:t xml:space="preserve">元件调整影响</w:t>
       </w:r>
@@ -2258,6 +2467,7 @@
       </m:oMath>
       <w:r>
         <w:rPr>
+          <w:rFonts w:eastAsia="黑体"/>
           <w:b/>
           <w:bCs/>
         </w:rPr>
@@ -2265,20 +2475,27 @@
       </w:r>
       <w:r>
         <w:rPr>
+          <w:rFonts w:eastAsia="黑体"/>
           <w:b/>
           <w:bCs/>
         </w:rPr>
         <w:t xml:space="preserve">↑</w:t>
       </w:r>
       <w:r>
+        <w:rPr>
+          <w:rFonts w:eastAsia="黑体"/>
+        </w:rPr>
         <w:t xml:space="preserve"> </w:t>
       </w:r>
       <w:r>
+        <w:rPr>
+          <w:rFonts w:eastAsia="黑体"/>
+        </w:rPr>
         <w:t xml:space="preserve">→ </w:t>
       </w:r>
       <w:r>
         <w:rPr>
-          <w:rFonts w:hint="eastAsia"/>
+          <w:rFonts w:hint="eastAsia" w:eastAsia="黑体"/>
         </w:rPr>
         <w:t xml:space="preserve">纹波电流减小、器件应力降低，但磁芯体积、铜损与成本上升。</w:t>
       </w:r>
@@ -2310,6 +2527,7 @@
       </m:oMath>
       <w:r>
         <w:rPr>
+          <w:rFonts w:eastAsia="黑体"/>
           <w:b/>
           <w:bCs/>
         </w:rPr>
@@ -2317,29 +2535,39 @@
       </w:r>
       <w:r>
         <w:rPr>
+          <w:rFonts w:eastAsia="黑体"/>
           <w:b/>
           <w:bCs/>
         </w:rPr>
         <w:t xml:space="preserve">↑</w:t>
       </w:r>
       <w:r>
+        <w:rPr>
+          <w:rFonts w:eastAsia="黑体"/>
+        </w:rPr>
         <w:t xml:space="preserve"> </w:t>
       </w:r>
       <w:r>
+        <w:rPr>
+          <w:rFonts w:eastAsia="黑体"/>
+        </w:rPr>
         <w:t xml:space="preserve">→ </w:t>
       </w:r>
       <w:r>
         <w:rPr>
-          <w:rFonts w:hint="eastAsia"/>
+          <w:rFonts w:hint="eastAsia" w:eastAsia="黑体"/>
         </w:rPr>
         <w:t xml:space="preserve">磁件体积减小，但开关损耗与散热负担显著增加，大功率下常取较低频率（几十</w:t>
       </w:r>
       <w:r>
+        <w:rPr>
+          <w:rFonts w:eastAsia="黑体"/>
+        </w:rPr>
         <w:t xml:space="preserve"> </w:t>
       </w:r>
       <w:r>
         <w:rPr>
-          <w:rFonts w:hint="eastAsia"/>
+          <w:rFonts w:hint="eastAsia" w:eastAsia="黑体"/>
         </w:rPr>
         <w:t xml:space="preserve">kHz）。</w:t>
       </w:r>
@@ -2354,20 +2582,27 @@
       </w:pPr>
       <w:r>
         <w:rPr>
+          <w:rFonts w:eastAsia="黑体"/>
           <w:b/>
           <w:bCs/>
         </w:rPr>
         <w:t xml:space="preserve">IGBT → SiC MOSFET</w:t>
       </w:r>
       <w:r>
+        <w:rPr>
+          <w:rFonts w:eastAsia="黑体"/>
+        </w:rPr>
         <w:t xml:space="preserve"> </w:t>
       </w:r>
       <w:r>
+        <w:rPr>
+          <w:rFonts w:eastAsia="黑体"/>
+        </w:rPr>
         <w:t xml:space="preserve">→ </w:t>
       </w:r>
       <w:r>
         <w:rPr>
-          <w:rFonts w:hint="eastAsia"/>
+          <w:rFonts w:hint="eastAsia" w:eastAsia="黑体"/>
         </w:rPr>
         <w:t xml:space="preserve">开关损耗与反向恢复损耗大幅下降，可提高频率与效率。</w:t>
       </w:r>
@@ -2382,7 +2617,7 @@
       </w:pPr>
       <w:r>
         <w:rPr>
-          <w:rFonts w:hint="eastAsia"/>
+          <w:rFonts w:hint="eastAsia" w:eastAsia="黑体"/>
           <w:b/>
           <w:bCs/>
         </w:rPr>
@@ -2390,24 +2625,34 @@
       </w:r>
       <w:r>
         <w:rPr>
+          <w:rFonts w:eastAsia="黑体"/>
           <w:b/>
           <w:bCs/>
         </w:rPr>
         <w:t xml:space="preserve"> ↓</w:t>
       </w:r>
       <w:r>
+        <w:rPr>
+          <w:rFonts w:eastAsia="黑体"/>
+        </w:rPr>
         <w:t xml:space="preserve"> </w:t>
       </w:r>
       <w:r>
+        <w:rPr>
+          <w:rFonts w:eastAsia="黑体"/>
+        </w:rPr>
         <w:t xml:space="preserve">→ </w:t>
       </w:r>
       <w:r>
         <w:rPr>
-          <w:rFonts w:hint="eastAsia"/>
+          <w:rFonts w:hint="eastAsia" w:eastAsia="黑体"/>
         </w:rPr>
         <w:t xml:space="preserve">关断过冲电压减小，开关管耐压裕量更好，允许更高</w:t>
       </w:r>
       <w:r>
+        <w:rPr>
+          <w:rFonts w:eastAsia="黑体"/>
+        </w:rPr>
         <w:t xml:space="preserve"> </w:t>
       </w:r>
       <m:oMath>
@@ -2431,6 +2676,9 @@
         </m:r>
       </m:oMath>
       <w:r>
+        <w:rPr>
+          <w:rFonts w:eastAsia="黑体"/>
+        </w:rPr>
         <w:t xml:space="preserve">。</w:t>
       </w:r>
     </w:p>
@@ -2444,21 +2692,27 @@
       </w:pPr>
       <w:r>
         <w:rPr>
-          <w:rFonts w:hint="eastAsia"/>
+          <w:rFonts w:hint="eastAsia" w:eastAsia="黑体"/>
           <w:b/>
           <w:bCs/>
         </w:rPr>
         <w:t xml:space="preserve">多相并联</w:t>
       </w:r>
       <w:r>
+        <w:rPr>
+          <w:rFonts w:eastAsia="黑体"/>
+        </w:rPr>
         <w:t xml:space="preserve"> </w:t>
       </w:r>
       <w:r>
+        <w:rPr>
+          <w:rFonts w:eastAsia="黑体"/>
+        </w:rPr>
         <w:t xml:space="preserve">→ </w:t>
       </w:r>
       <w:r>
         <w:rPr>
-          <w:rFonts w:hint="eastAsia"/>
+          <w:rFonts w:hint="eastAsia" w:eastAsia="黑体"/>
         </w:rPr>
         <w:t xml:space="preserve">电流应力与磁件体积分散，输入纹波抵消。</w:t>
       </w:r>
@@ -2471,7 +2725,7 @@
       </w:pPr>
       <w:r>
         <w:rPr>
-          <w:rFonts w:hint="eastAsia"/>
+          <w:rFonts w:hint="eastAsia" w:eastAsia="黑体"/>
         </w:rPr>
         <w:t xml:space="preserve">典型参数示例</w:t>
       </w:r>
@@ -2486,11 +2740,14 @@
       </w:pPr>
       <w:r>
         <w:rPr>
-          <w:rFonts w:hint="eastAsia"/>
+          <w:rFonts w:hint="eastAsia" w:eastAsia="黑体"/>
         </w:rPr>
         <w:t xml:space="preserve">取</w:t>
       </w:r>
       <w:r>
+        <w:rPr>
+          <w:rFonts w:eastAsia="黑体"/>
+        </w:rPr>
         <w:t xml:space="preserve"> </w:t>
       </w:r>
       <m:oMath>
@@ -2527,6 +2784,9 @@
         </m:r>
       </m:oMath>
       <w:r>
+        <w:rPr>
+          <w:rFonts w:eastAsia="黑体"/>
+        </w:rPr>
         <w:t xml:space="preserve">、</w:t>
       </w:r>
       <m:oMath>
@@ -2544,6 +2804,9 @@
         </m:r>
       </m:oMath>
       <w:r>
+        <w:rPr>
+          <w:rFonts w:eastAsia="黑体"/>
+        </w:rPr>
         <w:t xml:space="preserve">、</w:t>
       </w:r>
       <m:oMath>
@@ -2584,7 +2847,7 @@
       </m:oMath>
       <w:r>
         <w:rPr>
-          <w:rFonts w:hint="eastAsia"/>
+          <w:rFonts w:hint="eastAsia" w:eastAsia="黑体"/>
         </w:rPr>
         <w:t xml:space="preserve">：</w:t>
       </w:r>
@@ -2655,6 +2918,9 @@
         </m:r>
       </m:oMath>
       <w:r>
+        <w:rPr>
+          <w:rFonts w:eastAsia="黑体"/>
+        </w:rPr>
         <w:t xml:space="preserve">。</w:t>
       </w:r>
     </w:p>
@@ -2668,11 +2934,14 @@
       </w:pPr>
       <w:r>
         <w:rPr>
-          <w:rFonts w:hint="eastAsia"/>
+          <w:rFonts w:hint="eastAsia" w:eastAsia="黑体"/>
         </w:rPr>
         <w:t xml:space="preserve">取</w:t>
       </w:r>
       <w:r>
+        <w:rPr>
+          <w:rFonts w:eastAsia="黑体"/>
+        </w:rPr>
         <w:t xml:space="preserve"> </w:t>
       </w:r>
       <m:oMath>
@@ -2712,6 +2981,9 @@
         </m:r>
       </m:oMath>
       <w:r>
+        <w:rPr>
+          <w:rFonts w:eastAsia="黑体"/>
+        </w:rPr>
         <w:t xml:space="preserve">、</w:t>
       </w:r>
       <m:oMath>
@@ -2729,6 +3001,9 @@
         </m:r>
       </m:oMath>
       <w:r>
+        <w:rPr>
+          <w:rFonts w:eastAsia="黑体"/>
+        </w:rPr>
         <w:t xml:space="preserve">、</w:t>
       </w:r>
       <m:oMath>
@@ -2759,6 +3034,9 @@
         </m:r>
       </m:oMath>
       <w:r>
+        <w:rPr>
+          <w:rFonts w:eastAsia="黑体"/>
+        </w:rPr>
         <w:t xml:space="preserve">、</w:t>
       </w:r>
       <m:oMath>
@@ -2799,7 +3077,7 @@
       </m:oMath>
       <w:r>
         <w:rPr>
-          <w:rFonts w:hint="eastAsia"/>
+          <w:rFonts w:hint="eastAsia" w:eastAsia="黑体"/>
         </w:rPr>
         <w:t xml:space="preserve">：</w:t>
       </w:r>
@@ -2924,6 +3202,9 @@
         </m:r>
       </m:oMath>
       <w:r>
+        <w:rPr>
+          <w:rFonts w:eastAsia="黑体"/>
+        </w:rPr>
         <w:t xml:space="preserve">。</w:t>
       </w:r>
     </w:p>
@@ -2935,7 +3216,7 @@
       </w:pPr>
       <w:r>
         <w:rPr>
-          <w:rFonts w:hint="eastAsia"/>
+          <w:rFonts w:hint="eastAsia" w:eastAsia="黑体"/>
         </w:rPr>
         <w:t xml:space="preserve">常见器件型号</w:t>
       </w:r>
@@ -2950,7 +3231,7 @@
       </w:pPr>
       <w:r>
         <w:rPr>
-          <w:rFonts w:hint="eastAsia"/>
+          <w:rFonts w:hint="eastAsia" w:eastAsia="黑体"/>
         </w:rPr>
         <w:t xml:space="preserve">常用：按需选型</w:t>
       </w:r>
@@ -2965,34 +3246,43 @@
       </w:pPr>
       <w:r>
         <w:rPr>
-          <w:rFonts w:hint="eastAsia"/>
+          <w:rFonts w:hint="eastAsia" w:eastAsia="黑体"/>
         </w:rPr>
         <w:t xml:space="preserve">开关器件：IGBT</w:t>
       </w:r>
       <w:r>
+        <w:rPr>
+          <w:rFonts w:eastAsia="黑体"/>
+        </w:rPr>
         <w:t xml:space="preserve"> </w:t>
       </w:r>
       <w:r>
         <w:rPr>
-          <w:rFonts w:hint="eastAsia"/>
+          <w:rFonts w:hint="eastAsia" w:eastAsia="黑体"/>
         </w:rPr>
         <w:t xml:space="preserve">模块、SiC</w:t>
       </w:r>
       <w:r>
+        <w:rPr>
+          <w:rFonts w:eastAsia="黑体"/>
+        </w:rPr>
         <w:t xml:space="preserve"> </w:t>
       </w:r>
       <w:r>
         <w:rPr>
-          <w:rFonts w:hint="eastAsia"/>
+          <w:rFonts w:hint="eastAsia" w:eastAsia="黑体"/>
         </w:rPr>
         <w:t xml:space="preserve">MOSFET（如</w:t>
       </w:r>
       <w:r>
+        <w:rPr>
+          <w:rFonts w:eastAsia="黑体"/>
+        </w:rPr>
         <w:t xml:space="preserve"> IMZA65R027M1H </w:t>
       </w:r>
       <w:r>
         <w:rPr>
-          <w:rFonts w:hint="eastAsia"/>
+          <w:rFonts w:hint="eastAsia" w:eastAsia="黑体"/>
         </w:rPr>
         <w:t xml:space="preserve">类）。</w:t>
       </w:r>
@@ -3007,16 +3297,19 @@
       </w:pPr>
       <w:r>
         <w:rPr>
-          <w:rFonts w:hint="eastAsia"/>
+          <w:rFonts w:hint="eastAsia" w:eastAsia="黑体"/>
         </w:rPr>
         <w:t xml:space="preserve">二极管：SiC</w:t>
       </w:r>
       <w:r>
+        <w:rPr>
+          <w:rFonts w:eastAsia="黑体"/>
+        </w:rPr>
         <w:t xml:space="preserve"> </w:t>
       </w:r>
       <w:r>
         <w:rPr>
-          <w:rFonts w:hint="eastAsia"/>
+          <w:rFonts w:hint="eastAsia" w:eastAsia="黑体"/>
         </w:rPr>
         <w:t xml:space="preserve">肖特基二极管。</w:t>
       </w:r>
@@ -3029,7 +3322,7 @@
       </w:pPr>
       <w:r>
         <w:rPr>
-          <w:rFonts w:hint="eastAsia"/>
+          <w:rFonts w:hint="eastAsia" w:eastAsia="黑体"/>
         </w:rPr>
         <w:t xml:space="preserve">注意事项</w:t>
       </w:r>
@@ -3044,16 +3337,19 @@
       </w:pPr>
       <w:r>
         <w:rPr>
-          <w:rFonts w:hint="eastAsia"/>
+          <w:rFonts w:hint="eastAsia" w:eastAsia="黑体"/>
         </w:rPr>
         <w:t xml:space="preserve">大电流下</w:t>
       </w:r>
       <w:r>
+        <w:rPr>
+          <w:rFonts w:eastAsia="黑体"/>
+        </w:rPr>
         <w:t xml:space="preserve"> PCB </w:t>
       </w:r>
       <w:r>
         <w:rPr>
-          <w:rFonts w:hint="eastAsia"/>
+          <w:rFonts w:hint="eastAsia" w:eastAsia="黑体"/>
         </w:rPr>
         <w:t xml:space="preserve">走线改用铜排/母线，降低电阻与杂散电感。</w:t>
       </w:r>
@@ -3068,7 +3364,7 @@
       </w:pPr>
       <w:r>
         <w:rPr>
-          <w:rFonts w:hint="eastAsia"/>
+          <w:rFonts w:hint="eastAsia" w:eastAsia="黑体"/>
         </w:rPr>
         <w:t xml:space="preserve">开关管需大散热器或水冷，热设计是大功率成败关键。</w:t>
       </w:r>
@@ -3083,16 +3379,19 @@
       </w:pPr>
       <w:r>
         <w:rPr>
-          <w:rFonts w:hint="eastAsia"/>
+          <w:rFonts w:hint="eastAsia" w:eastAsia="黑体"/>
         </w:rPr>
         <w:t xml:space="preserve">电容纹波电流大，需多个电解并联并核算</w:t>
       </w:r>
       <w:r>
+        <w:rPr>
+          <w:rFonts w:eastAsia="黑体"/>
+        </w:rPr>
         <w:t xml:space="preserve"> RMS </w:t>
       </w:r>
       <w:r>
         <w:rPr>
-          <w:rFonts w:hint="eastAsia"/>
+          <w:rFonts w:hint="eastAsia" w:eastAsia="黑体"/>
         </w:rPr>
         <w:t xml:space="preserve">电流与温升。</w:t>
       </w:r>
@@ -3107,7 +3406,7 @@
       </w:pPr>
       <w:r>
         <w:rPr>
-          <w:rFonts w:hint="eastAsia"/>
+          <w:rFonts w:hint="eastAsia" w:eastAsia="黑体"/>
         </w:rPr>
         <w:t xml:space="preserve">需软启动、限流与过压保护，防止启动浪涌与失控升压。</w:t>
       </w:r>
@@ -3120,7 +3419,7 @@
       </w:pPr>
       <w:r>
         <w:rPr>
-          <w:rFonts w:hint="eastAsia"/>
+          <w:rFonts w:hint="eastAsia" w:eastAsia="黑体"/>
         </w:rPr>
         <w:t xml:space="preserve">参考资料</w:t>
       </w:r>
@@ -3135,16 +3434,19 @@
       </w:pPr>
       <w:r>
         <w:rPr>
-          <w:rFonts w:hint="eastAsia"/>
+          <w:rFonts w:hint="eastAsia" w:eastAsia="黑体"/>
         </w:rPr>
         <w:t xml:space="preserve">《开关电源设计》（Abraham</w:t>
       </w:r>
       <w:r>
+        <w:rPr>
+          <w:rFonts w:eastAsia="黑体"/>
+        </w:rPr>
         <w:t xml:space="preserve"> I. </w:t>
       </w:r>
       <w:r>
         <w:rPr>
-          <w:rFonts w:hint="eastAsia"/>
+          <w:rFonts w:hint="eastAsia" w:eastAsia="黑体"/>
         </w:rPr>
         <w:t xml:space="preserve">Pressman）。</w:t>
       </w:r>
@@ -3158,11 +3460,14 @@
         </w:numPr>
       </w:pPr>
       <w:r>
+        <w:rPr>
+          <w:rFonts w:eastAsia="黑体"/>
+        </w:rPr>
         <w:t xml:space="preserve">TI </w:t>
       </w:r>
       <w:r>
         <w:rPr>
-          <w:rFonts w:hint="eastAsia"/>
+          <w:rFonts w:hint="eastAsia" w:eastAsia="黑体"/>
         </w:rPr>
         <w:t xml:space="preserve">高压升压应用笔记。</w:t>
       </w:r>
@@ -3176,6 +3481,9 @@
         </w:numPr>
       </w:pPr>
       <w:r>
+        <w:rPr>
+          <w:rFonts w:eastAsia="黑体"/>
+        </w:rPr>
         <w:t xml:space="preserve">Wikipedia: Boost converter。</w:t>
       </w:r>
     </w:p>
@@ -3188,11 +3496,11 @@
       </w:pPr>
       <w:r>
         <w:rPr>
-          <w:rFonts w:ascii="Times New Roman" w:hAnsi="Times New Roman"/>
+          <w:rFonts w:ascii="Times New Roman" w:hAnsi="Times New Roman" w:eastAsia="黑体"/>
           <w:color w:val="555555"/>
           <w:sz w:val="21"/>
         </w:rPr>
-        <w:t>材料收集者：杜文杰</w:t>
+        <w:t>材料收集者：杜文杰，WX手机：19519196569，QQ:3478827729</w:t>
       </w:r>
     </w:p>
     <w:sectPr>
@@ -3212,7 +3520,7 @@
 </file>
 
 <file path=word/footer1.xml><?xml version="1.0" encoding="utf-8"?>
-<w:ftr xmlns:m="http://schemas.openxmlformats.org/officeDocument/2006/math" xmlns:mc="http://schemas.openxmlformats.org/markup-compatibility/2006" xmlns:mo="http://schemas.microsoft.com/office/mac/office/2008/main" xmlns:mv="urn:schemas-microsoft-com:mac:vml" xmlns:o="urn:schemas-microsoft-com:office:office" xmlns:r="http://schemas.openxmlformats.org/officeDocument/2006/relationships" xmlns:v="urn:schemas-microsoft-com:vml" xmlns:w10="urn:schemas-microsoft-com:office:word" xmlns:w14="http://schemas.microsoft.com/office/word/2010/wordml" xmlns:w="http://schemas.openxmlformats.org/wordprocessingml/2006/main" xmlns:wne="http://schemas.microsoft.com/office/word/2006/wordml" xmlns:wp14="http://schemas.microsoft.com/office/word/2010/wordprocessingDrawing" xmlns:wp="http://schemas.openxmlformats.org/drawingml/2006/wordprocessingDrawing" xmlns:wpc="http://schemas.microsoft.com/office/word/2010/wordprocessingCanvas" xmlns:wpg="http://schemas.microsoft.com/office/word/2010/wordprocessingGroup" xmlns:wpi="http://schemas.microsoft.com/office/word/2010/wordprocessingInk" xmlns:wps="http://schemas.microsoft.com/office/word/2010/wordprocessingShape" mc:Ignorable="w14 wp14">
+<w:ftr xmlns:mc="http://schemas.openxmlformats.org/markup-compatibility/2006" xmlns:w="http://schemas.openxmlformats.org/wordprocessingml/2006/main" xmlns:m="http://schemas.openxmlformats.org/officeDocument/2006/math" xmlns:mo="http://schemas.microsoft.com/office/mac/office/2008/main" xmlns:mv="urn:schemas-microsoft-com:mac:vml" xmlns:o="urn:schemas-microsoft-com:office:office" xmlns:r="http://schemas.openxmlformats.org/officeDocument/2006/relationships" xmlns:v="urn:schemas-microsoft-com:vml" xmlns:w10="urn:schemas-microsoft-com:office:word" xmlns:w14="http://schemas.microsoft.com/office/word/2010/wordml" xmlns:wne="http://schemas.microsoft.com/office/word/2006/wordml" xmlns:wp14="http://schemas.microsoft.com/office/word/2010/wordprocessingDrawing" xmlns:wp="http://schemas.openxmlformats.org/drawingml/2006/wordprocessingDrawing" xmlns:wpc="http://schemas.microsoft.com/office/word/2010/wordprocessingCanvas" xmlns:wpg="http://schemas.microsoft.com/office/word/2010/wordprocessingGroup" xmlns:wpi="http://schemas.microsoft.com/office/word/2010/wordprocessingInk" xmlns:wps="http://schemas.microsoft.com/office/word/2010/wordprocessingShape" mc:Ignorable="w14 wp14">
   <w:p>
     <w:pPr>
       <w:pStyle w:val="Footer"/>
@@ -3220,12 +3528,14 @@
     </w:pPr>
     <w:r>
       <w:rPr>
+        <w:rFonts w:eastAsia="黑体"/>
         <w:sz w:val="18"/>
       </w:rPr>
       <w:t xml:space="preserve">第 </w:t>
     </w:r>
     <w:r>
       <w:rPr>
+        <w:rFonts w:eastAsia="黑体"/>
         <w:sz w:val="18"/>
       </w:rPr>
       <w:fldChar w:fldCharType="begin"/>
@@ -3234,6 +3544,7 @@
     </w:r>
     <w:r>
       <w:rPr>
+        <w:rFonts w:eastAsia="黑体"/>
         <w:sz w:val="18"/>
       </w:rPr>
       <w:t xml:space="preserve"> 页</w:t>
@@ -3247,6 +3558,9 @@
   <w:footnote w:type="continuationSeparator" w:id="0">
     <w:p>
       <w:r>
+        <w:rPr>
+          <w:rFonts w:eastAsia="黑体"/>
+        </w:rPr>
         <w:continuationSeparator/>
       </w:r>
     </w:p>
@@ -3254,6 +3568,9 @@
   <w:footnote w:type="separator" w:id="-1">
     <w:p>
       <w:r>
+        <w:rPr>
+          <w:rFonts w:eastAsia="黑体"/>
+        </w:rPr>
         <w:separator/>
       </w:r>
     </w:p>
@@ -3262,7 +3579,7 @@
 </file>
 
 <file path=word/header1.xml><?xml version="1.0" encoding="utf-8"?>
-<w:hdr xmlns:m="http://schemas.openxmlformats.org/officeDocument/2006/math" xmlns:mc="http://schemas.openxmlformats.org/markup-compatibility/2006" xmlns:mo="http://schemas.microsoft.com/office/mac/office/2008/main" xmlns:mv="urn:schemas-microsoft-com:mac:vml" xmlns:o="urn:schemas-microsoft-com:office:office" xmlns:r="http://schemas.openxmlformats.org/officeDocument/2006/relationships" xmlns:v="urn:schemas-microsoft-com:vml" xmlns:w10="urn:schemas-microsoft-com:office:word" xmlns:w14="http://schemas.microsoft.com/office/word/2010/wordml" xmlns:w="http://schemas.openxmlformats.org/wordprocessingml/2006/main" xmlns:wne="http://schemas.microsoft.com/office/word/2006/wordml" xmlns:wp14="http://schemas.microsoft.com/office/word/2010/wordprocessingDrawing" xmlns:wp="http://schemas.openxmlformats.org/drawingml/2006/wordprocessingDrawing" xmlns:wpc="http://schemas.microsoft.com/office/word/2010/wordprocessingCanvas" xmlns:wpg="http://schemas.microsoft.com/office/word/2010/wordprocessingGroup" xmlns:wpi="http://schemas.microsoft.com/office/word/2010/wordprocessingInk" xmlns:wps="http://schemas.microsoft.com/office/word/2010/wordprocessingShape" mc:Ignorable="w14 wp14">
+<w:hdr xmlns:mc="http://schemas.openxmlformats.org/markup-compatibility/2006" xmlns:w="http://schemas.openxmlformats.org/wordprocessingml/2006/main" xmlns:m="http://schemas.openxmlformats.org/officeDocument/2006/math" xmlns:mo="http://schemas.microsoft.com/office/mac/office/2008/main" xmlns:mv="urn:schemas-microsoft-com:mac:vml" xmlns:o="urn:schemas-microsoft-com:office:office" xmlns:r="http://schemas.openxmlformats.org/officeDocument/2006/relationships" xmlns:v="urn:schemas-microsoft-com:vml" xmlns:w10="urn:schemas-microsoft-com:office:word" xmlns:w14="http://schemas.microsoft.com/office/word/2010/wordml" xmlns:wne="http://schemas.microsoft.com/office/word/2006/wordml" xmlns:wp14="http://schemas.microsoft.com/office/word/2010/wordprocessingDrawing" xmlns:wp="http://schemas.openxmlformats.org/drawingml/2006/wordprocessingDrawing" xmlns:wpc="http://schemas.microsoft.com/office/word/2010/wordprocessingCanvas" xmlns:wpg="http://schemas.microsoft.com/office/word/2010/wordprocessingGroup" xmlns:wpi="http://schemas.microsoft.com/office/word/2010/wordprocessingInk" xmlns:wps="http://schemas.microsoft.com/office/word/2010/wordprocessingShape" mc:Ignorable="w14 wp14">
   <w:p>
     <w:pPr>
       <w:pStyle w:val="Header"/>
@@ -3270,7 +3587,7 @@
     </w:pPr>
     <w:r>
       <w:rPr>
-        <w:rFonts w:ascii="Times New Roman" w:hAnsi="Times New Roman"/>
+        <w:rFonts w:ascii="Times New Roman" w:hAnsi="Times New Roman" w:eastAsia="黑体"/>
         <w:sz w:val="18"/>
         <w:rFonts w:eastAsia="黑体"/>
         <w:rFonts w:eastAsia="黑体"/>
@@ -3282,7 +3599,7 @@
 </file>
 
 <file path=word/numbering.xml><?xml version="1.0" encoding="utf-8"?>
-<w:numbering xmlns:m="http://schemas.openxmlformats.org/officeDocument/2006/math" xmlns:mc="http://schemas.openxmlformats.org/markup-compatibility/2006" xmlns:mo="http://schemas.microsoft.com/office/mac/office/2008/main" xmlns:mv="urn:schemas-microsoft-com:mac:vml" xmlns:o="urn:schemas-microsoft-com:office:office" xmlns:r="http://schemas.openxmlformats.org/officeDocument/2006/relationships" xmlns:v="urn:schemas-microsoft-com:vml" xmlns:w="http://schemas.openxmlformats.org/wordprocessingml/2006/main" xmlns:w10="urn:schemas-microsoft-com:office:word" xmlns:w14="http://schemas.microsoft.com/office/word/2010/wordml" xmlns:wne="http://schemas.microsoft.com/office/word/2006/wordml" xmlns:wp="http://schemas.openxmlformats.org/drawingml/2006/wordprocessingDrawing" xmlns:wp14="http://schemas.microsoft.com/office/word/2010/wordprocessingDrawing" xmlns:wpc="http://schemas.microsoft.com/office/word/2010/wordprocessingCanvas" xmlns:wpg="http://schemas.microsoft.com/office/word/2010/wordprocessingGroup" xmlns:wpi="http://schemas.microsoft.com/office/word/2010/wordprocessingInk" xmlns:wps="http://schemas.microsoft.com/office/word/2010/wordprocessingShape" mc:Ignorable="w14 wp14">
+<w:numbering xmlns:mc="http://schemas.openxmlformats.org/markup-compatibility/2006" xmlns:w="http://schemas.openxmlformats.org/wordprocessingml/2006/main" xmlns:m="http://schemas.openxmlformats.org/officeDocument/2006/math" xmlns:mo="http://schemas.microsoft.com/office/mac/office/2008/main" xmlns:mv="urn:schemas-microsoft-com:mac:vml" xmlns:o="urn:schemas-microsoft-com:office:office" xmlns:r="http://schemas.openxmlformats.org/officeDocument/2006/relationships" xmlns:v="urn:schemas-microsoft-com:vml" xmlns:w10="urn:schemas-microsoft-com:office:word" xmlns:w14="http://schemas.microsoft.com/office/word/2010/wordml" xmlns:wne="http://schemas.microsoft.com/office/word/2006/wordml" xmlns:wp="http://schemas.openxmlformats.org/drawingml/2006/wordprocessingDrawing" xmlns:wp14="http://schemas.microsoft.com/office/word/2010/wordprocessingDrawing" xmlns:wpc="http://schemas.microsoft.com/office/word/2010/wordprocessingCanvas" xmlns:wpg="http://schemas.microsoft.com/office/word/2010/wordprocessingGroup" xmlns:wpi="http://schemas.microsoft.com/office/word/2010/wordprocessingInk" xmlns:wps="http://schemas.microsoft.com/office/word/2010/wordprocessingShape" mc:Ignorable="w14 wp14">
   <w:abstractNum w:abstractNumId="0">
     <w:nsid w:val="FFFFFF7C"/>
     <w:multiLevelType w:val="singleLevel"/>
@@ -3369,7 +3686,7 @@
         <w:ind w:hanging="360" w:left="1440"/>
       </w:pPr>
       <w:rPr>
-        <w:rFonts w:ascii="Symbol" w:hAnsi="Symbol" w:hint="default"/>
+        <w:rFonts w:ascii="Symbol" w:hAnsi="Symbol" w:hint="default" w:eastAsia="黑体"/>
       </w:rPr>
     </w:lvl>
   </w:abstractNum>
@@ -3390,7 +3707,7 @@
         <w:ind w:hanging="360" w:left="1080"/>
       </w:pPr>
       <w:rPr>
-        <w:rFonts w:ascii="Symbol" w:hAnsi="Symbol" w:hint="default"/>
+        <w:rFonts w:ascii="Symbol" w:hAnsi="Symbol" w:hint="default" w:eastAsia="黑体"/>
       </w:rPr>
     </w:lvl>
   </w:abstractNum>
@@ -3411,7 +3728,7 @@
         <w:ind w:hanging="360" w:left="720"/>
       </w:pPr>
       <w:rPr>
-        <w:rFonts w:ascii="Symbol" w:hAnsi="Symbol" w:hint="default"/>
+        <w:rFonts w:ascii="Symbol" w:hAnsi="Symbol" w:hint="default" w:eastAsia="黑体"/>
       </w:rPr>
     </w:lvl>
   </w:abstractNum>
@@ -3450,7 +3767,7 @@
         <w:ind w:hanging="360" w:left="360"/>
       </w:pPr>
       <w:rPr>
-        <w:rFonts w:ascii="Symbol" w:hAnsi="Symbol" w:hint="default"/>
+        <w:rFonts w:ascii="Symbol" w:hAnsi="Symbol" w:hint="default" w:eastAsia="黑体"/>
       </w:rPr>
     </w:lvl>
   </w:abstractNum>
@@ -3541,7 +3858,7 @@
         <w:ind w:left="720" w:hanging="360"/>
       </w:pPr>
       <w:rPr>
-        <w:rFonts w:ascii="Symbol" w:hAnsi="Symbol" w:cs="Symbol" w:hint="default"/>
+        <w:rFonts w:ascii="Symbol" w:hAnsi="Symbol" w:cs="Symbol" w:hint="default" w:eastAsia="黑体"/>
       </w:rPr>
     </w:lvl>
     <w:lvl w:ilvl="1">
@@ -3552,7 +3869,7 @@
         <w:ind w:left="1440" w:hanging="360"/>
       </w:pPr>
       <w:rPr>
-        <w:rFonts w:ascii="Courier New" w:hAnsi="Courier New" w:cs="Courier New" w:hint="default"/>
+        <w:rFonts w:ascii="Courier New" w:hAnsi="Courier New" w:cs="Courier New" w:hint="default" w:eastAsia="黑体"/>
       </w:rPr>
     </w:lvl>
     <w:lvl w:ilvl="2">
@@ -3563,7 +3880,7 @@
         <w:ind w:left="2160" w:hanging="360"/>
       </w:pPr>
       <w:rPr>
-        <w:rFonts w:ascii="Wingdings" w:hAnsi="Wingdings" w:cs="Wingdings" w:hint="default"/>
+        <w:rFonts w:ascii="Wingdings" w:hAnsi="Wingdings" w:cs="Wingdings" w:hint="default" w:eastAsia="黑体"/>
       </w:rPr>
     </w:lvl>
     <w:lvl w:ilvl="3">
@@ -3574,7 +3891,7 @@
         <w:ind w:left="2880" w:hanging="360"/>
       </w:pPr>
       <w:rPr>
-        <w:rFonts w:ascii="Symbol" w:hAnsi="Symbol" w:cs="Symbol" w:hint="default"/>
+        <w:rFonts w:ascii="Symbol" w:hAnsi="Symbol" w:cs="Symbol" w:hint="default" w:eastAsia="黑体"/>
       </w:rPr>
     </w:lvl>
     <w:lvl w:ilvl="4">
@@ -3585,7 +3902,7 @@
         <w:ind w:left="3600" w:hanging="360"/>
       </w:pPr>
       <w:rPr>
-        <w:rFonts w:ascii="Courier New" w:hAnsi="Courier New" w:cs="Courier New" w:hint="default"/>
+        <w:rFonts w:ascii="Courier New" w:hAnsi="Courier New" w:cs="Courier New" w:hint="default" w:eastAsia="黑体"/>
       </w:rPr>
     </w:lvl>
     <w:lvl w:ilvl="5">
@@ -3596,7 +3913,7 @@
         <w:ind w:left="4320" w:hanging="360"/>
       </w:pPr>
       <w:rPr>
-        <w:rFonts w:ascii="Wingdings" w:hAnsi="Wingdings" w:cs="Wingdings" w:hint="default"/>
+        <w:rFonts w:ascii="Wingdings" w:hAnsi="Wingdings" w:cs="Wingdings" w:hint="default" w:eastAsia="黑体"/>
       </w:rPr>
     </w:lvl>
     <w:lvl w:ilvl="6">
@@ -3607,7 +3924,7 @@
         <w:ind w:left="5040" w:hanging="360"/>
       </w:pPr>
       <w:rPr>
-        <w:rFonts w:ascii="Symbol" w:hAnsi="Symbol" w:cs="Symbol" w:hint="default"/>
+        <w:rFonts w:ascii="Symbol" w:hAnsi="Symbol" w:cs="Symbol" w:hint="default" w:eastAsia="黑体"/>
       </w:rPr>
     </w:lvl>
     <w:lvl w:ilvl="7">
@@ -3618,7 +3935,7 @@
         <w:ind w:left="5760" w:hanging="360"/>
       </w:pPr>
       <w:rPr>
-        <w:rFonts w:ascii="Courier New" w:hAnsi="Courier New" w:cs="Courier New" w:hint="default"/>
+        <w:rFonts w:ascii="Courier New" w:hAnsi="Courier New" w:cs="Courier New" w:hint="default" w:eastAsia="黑体"/>
       </w:rPr>
     </w:lvl>
     <w:lvl w:ilvl="8">
@@ -3629,7 +3946,7 @@
         <w:ind w:left="6480" w:hanging="360"/>
       </w:pPr>
       <w:rPr>
-        <w:rFonts w:ascii="Wingdings" w:hAnsi="Wingdings" w:cs="Wingdings" w:hint="default"/>
+        <w:rFonts w:ascii="Wingdings" w:hAnsi="Wingdings" w:cs="Wingdings" w:hint="default" w:eastAsia="黑体"/>
       </w:rPr>
     </w:lvl>
   </w:abstractNum>
@@ -3685,11 +4002,11 @@
 </file>
 
 <file path=word/styles.xml><?xml version="1.0" encoding="utf-8"?>
-<w:styles xmlns:mc="http://schemas.openxmlformats.org/markup-compatibility/2006" xmlns:r="http://schemas.openxmlformats.org/officeDocument/2006/relationships" xmlns:w="http://schemas.openxmlformats.org/wordprocessingml/2006/main" xmlns:w14="http://schemas.microsoft.com/office/word/2010/wordml" mc:Ignorable="w14">
+<w:styles xmlns:mc="http://schemas.openxmlformats.org/markup-compatibility/2006" xmlns:w="http://schemas.openxmlformats.org/wordprocessingml/2006/main" xmlns:r="http://schemas.openxmlformats.org/officeDocument/2006/relationships" xmlns:w14="http://schemas.microsoft.com/office/word/2010/wordml" mc:Ignorable="w14">
   <w:docDefaults>
     <w:rPrDefault>
       <w:rPr>
-        <w:rFonts w:asciiTheme="minorHAnsi" w:cstheme="minorBidi" w:eastAsiaTheme="minorEastAsia" w:hAnsiTheme="minorHAnsi"/>
+        <w:rFonts w:asciiTheme="minorHAnsi" w:cstheme="minorBidi" w:hAnsiTheme="minorHAnsi" w:eastAsia="黑体"/>
         <w:sz w:val="22"/>
         <w:szCs w:val="22"/>
         <w:lang w:bidi="ar-SA" w:eastAsia="en-US" w:val="en-US"/>
@@ -3911,7 +4228,7 @@
       <w:outlineLvl w:val="0"/>
     </w:pPr>
     <w:rPr>
-      <w:rFonts w:ascii="Times New Roman" w:asciiTheme="majorHAnsi" w:cstheme="majorBidi" w:eastAsia="黑体" w:eastAsiaTheme="majorEastAsia" w:hAnsi="Times New Roman" w:hAnsiTheme="majorHAnsi"/>
+      <w:rFonts w:ascii="Times New Roman" w:asciiTheme="majorHAnsi" w:cstheme="majorBidi" w:eastAsia="黑体" w:hAnsi="Times New Roman" w:hAnsiTheme="majorHAnsi"/>
       <w:b/>
       <w:bCs/>
       <w:color w:val="1F3864"/>
@@ -3935,7 +4252,7 @@
       <w:outlineLvl w:val="1"/>
     </w:pPr>
     <w:rPr>
-      <w:rFonts w:ascii="Times New Roman" w:asciiTheme="majorHAnsi" w:cstheme="majorBidi" w:eastAsia="黑体" w:eastAsiaTheme="majorEastAsia" w:hAnsi="Times New Roman" w:hAnsiTheme="majorHAnsi"/>
+      <w:rFonts w:ascii="Times New Roman" w:asciiTheme="majorHAnsi" w:cstheme="majorBidi" w:eastAsia="黑体" w:hAnsi="Times New Roman" w:hAnsiTheme="majorHAnsi"/>
       <w:b/>
       <w:bCs/>
       <w:color w:val="2E4E7E"/>
@@ -3959,7 +4276,7 @@
       <w:outlineLvl w:val="2"/>
     </w:pPr>
     <w:rPr>
-      <w:rFonts w:ascii="Times New Roman" w:asciiTheme="majorHAnsi" w:cstheme="majorBidi" w:eastAsia="黑体" w:eastAsiaTheme="majorEastAsia" w:hAnsi="Times New Roman" w:hAnsiTheme="majorHAnsi"/>
+      <w:rFonts w:ascii="Times New Roman" w:asciiTheme="majorHAnsi" w:cstheme="majorBidi" w:eastAsia="黑体" w:hAnsi="Times New Roman" w:hAnsiTheme="majorHAnsi"/>
       <w:b/>
       <w:bCs/>
       <w:color w:val="2E4E7E"/>
@@ -3983,7 +4300,7 @@
       <w:outlineLvl w:val="3"/>
     </w:pPr>
     <w:rPr>
-      <w:rFonts w:ascii="Times New Roman" w:asciiTheme="majorHAnsi" w:cstheme="majorBidi" w:eastAsia="黑体" w:eastAsiaTheme="majorEastAsia" w:hAnsi="Times New Roman" w:hAnsiTheme="majorHAnsi"/>
+      <w:rFonts w:ascii="Times New Roman" w:asciiTheme="majorHAnsi" w:cstheme="majorBidi" w:eastAsia="黑体" w:hAnsi="Times New Roman" w:hAnsiTheme="majorHAnsi"/>
       <w:b/>
       <w:bCs/>
       <w:i/>
@@ -4009,7 +4326,7 @@
       <w:outlineLvl w:val="4"/>
     </w:pPr>
     <w:rPr>
-      <w:rFonts w:ascii="Times New Roman" w:asciiTheme="majorHAnsi" w:cstheme="majorBidi" w:eastAsia="黑体" w:eastAsiaTheme="majorEastAsia" w:hAnsi="Times New Roman" w:hAnsiTheme="majorHAnsi"/>
+      <w:rFonts w:ascii="Times New Roman" w:asciiTheme="majorHAnsi" w:cstheme="majorBidi" w:eastAsia="黑体" w:hAnsi="Times New Roman" w:hAnsiTheme="majorHAnsi"/>
       <w:b/>
       <w:color w:val="333333"/>
       <w:sz w:val="22"/>
@@ -4032,7 +4349,7 @@
       <w:outlineLvl w:val="5"/>
     </w:pPr>
     <w:rPr>
-      <w:rFonts w:asciiTheme="majorHAnsi" w:cstheme="majorBidi" w:eastAsiaTheme="majorEastAsia" w:hAnsiTheme="majorHAnsi"/>
+      <w:rFonts w:asciiTheme="majorHAnsi" w:cstheme="majorBidi" w:hAnsiTheme="majorHAnsi" w:eastAsia="黑体"/>
       <w:i/>
       <w:iCs/>
       <w:color w:themeColor="accent1" w:themeShade="7F" w:val="243F60"/>
@@ -4055,7 +4372,7 @@
       <w:outlineLvl w:val="6"/>
     </w:pPr>
     <w:rPr>
-      <w:rFonts w:asciiTheme="majorHAnsi" w:cstheme="majorBidi" w:eastAsiaTheme="majorEastAsia" w:hAnsiTheme="majorHAnsi"/>
+      <w:rFonts w:asciiTheme="majorHAnsi" w:cstheme="majorBidi" w:hAnsiTheme="majorHAnsi" w:eastAsia="黑体"/>
       <w:i/>
       <w:iCs/>
       <w:color w:themeColor="text1" w:themeTint="BF" w:val="404040"/>
@@ -4078,7 +4395,7 @@
       <w:outlineLvl w:val="7"/>
     </w:pPr>
     <w:rPr>
-      <w:rFonts w:asciiTheme="majorHAnsi" w:cstheme="majorBidi" w:eastAsiaTheme="majorEastAsia" w:hAnsiTheme="majorHAnsi"/>
+      <w:rFonts w:asciiTheme="majorHAnsi" w:cstheme="majorBidi" w:hAnsiTheme="majorHAnsi" w:eastAsia="黑体"/>
       <w:color w:themeColor="accent1" w:val="4F81BD"/>
       <w:sz w:val="20"/>
       <w:szCs w:val="20"/>
@@ -4101,7 +4418,7 @@
       <w:outlineLvl w:val="8"/>
     </w:pPr>
     <w:rPr>
-      <w:rFonts w:asciiTheme="majorHAnsi" w:cstheme="majorBidi" w:eastAsiaTheme="majorEastAsia" w:hAnsiTheme="majorHAnsi"/>
+      <w:rFonts w:asciiTheme="majorHAnsi" w:cstheme="majorBidi" w:hAnsiTheme="majorHAnsi" w:eastAsia="黑体"/>
       <w:i/>
       <w:iCs/>
       <w:color w:themeColor="text1" w:themeTint="BF" w:val="404040"/>
@@ -4152,7 +4469,7 @@
     <w:uiPriority w:val="9"/>
     <w:rsid w:val="00FC693F"/>
     <w:rPr>
-      <w:rFonts w:asciiTheme="majorHAnsi" w:cstheme="majorBidi" w:eastAsiaTheme="majorEastAsia" w:hAnsiTheme="majorHAnsi"/>
+      <w:rFonts w:asciiTheme="majorHAnsi" w:cstheme="majorBidi" w:hAnsiTheme="majorHAnsi" w:eastAsia="黑体"/>
       <w:b/>
       <w:bCs/>
       <w:color w:themeColor="accent1" w:themeShade="BF" w:val="365F91"/>
@@ -4167,7 +4484,7 @@
     <w:uiPriority w:val="9"/>
     <w:rsid w:val="00FC693F"/>
     <w:rPr>
-      <w:rFonts w:asciiTheme="majorHAnsi" w:cstheme="majorBidi" w:eastAsiaTheme="majorEastAsia" w:hAnsiTheme="majorHAnsi"/>
+      <w:rFonts w:asciiTheme="majorHAnsi" w:cstheme="majorBidi" w:hAnsiTheme="majorHAnsi" w:eastAsia="黑体"/>
       <w:b/>
       <w:bCs/>
       <w:color w:themeColor="accent1" w:val="4F81BD"/>
@@ -4182,7 +4499,7 @@
     <w:uiPriority w:val="9"/>
     <w:rsid w:val="00FC693F"/>
     <w:rPr>
-      <w:rFonts w:asciiTheme="majorHAnsi" w:cstheme="majorBidi" w:eastAsiaTheme="majorEastAsia" w:hAnsiTheme="majorHAnsi"/>
+      <w:rFonts w:asciiTheme="majorHAnsi" w:cstheme="majorBidi" w:hAnsiTheme="majorHAnsi" w:eastAsia="黑体"/>
       <w:b/>
       <w:bCs/>
       <w:color w:themeColor="accent1" w:val="4F81BD"/>
@@ -4205,7 +4522,7 @@
       <w:contextualSpacing/>
     </w:pPr>
     <w:rPr>
-      <w:rFonts w:ascii="Times New Roman" w:asciiTheme="majorHAnsi" w:cstheme="majorBidi" w:eastAsia="黑体" w:eastAsiaTheme="majorEastAsia" w:hAnsi="Times New Roman" w:hAnsiTheme="majorHAnsi"/>
+      <w:rFonts w:ascii="Times New Roman" w:asciiTheme="majorHAnsi" w:cstheme="majorBidi" w:eastAsia="黑体" w:hAnsi="Times New Roman" w:hAnsiTheme="majorHAnsi"/>
       <w:b/>
       <w:color w:val="1F3864"/>
       <w:spacing w:val="5"/>
@@ -4221,7 +4538,7 @@
     <w:uiPriority w:val="10"/>
     <w:rsid w:val="00FC693F"/>
     <w:rPr>
-      <w:rFonts w:asciiTheme="majorHAnsi" w:cstheme="majorBidi" w:eastAsiaTheme="majorEastAsia" w:hAnsiTheme="majorHAnsi"/>
+      <w:rFonts w:asciiTheme="majorHAnsi" w:cstheme="majorBidi" w:hAnsiTheme="majorHAnsi" w:eastAsia="黑体"/>
       <w:color w:themeColor="text2" w:themeShade="BF" w:val="17365D"/>
       <w:spacing w:val="5"/>
       <w:kern w:val="28"/>
@@ -4243,7 +4560,7 @@
       </w:numPr>
     </w:pPr>
     <w:rPr>
-      <w:rFonts w:asciiTheme="majorHAnsi" w:cstheme="majorBidi" w:eastAsiaTheme="majorEastAsia" w:hAnsiTheme="majorHAnsi"/>
+      <w:rFonts w:asciiTheme="majorHAnsi" w:cstheme="majorBidi" w:hAnsiTheme="majorHAnsi" w:eastAsia="黑体"/>
       <w:i/>
       <w:iCs/>
       <w:color w:themeColor="accent1" w:val="4F81BD"/>
@@ -4259,7 +4576,7 @@
     <w:uiPriority w:val="11"/>
     <w:rsid w:val="00FC693F"/>
     <w:rPr>
-      <w:rFonts w:asciiTheme="majorHAnsi" w:cstheme="majorBidi" w:eastAsiaTheme="majorEastAsia" w:hAnsiTheme="majorHAnsi"/>
+      <w:rFonts w:asciiTheme="majorHAnsi" w:cstheme="majorBidi" w:hAnsiTheme="majorHAnsi" w:eastAsia="黑体"/>
       <w:i/>
       <w:iCs/>
       <w:color w:themeColor="accent1" w:val="4F81BD"/>
@@ -4326,6 +4643,7 @@
       <w:spacing w:after="120"/>
     </w:pPr>
     <w:rPr>
+      <w:rFonts w:eastAsia="黑体"/>
       <w:sz w:val="16"/>
       <w:szCs w:val="16"/>
     </w:rPr>
@@ -4337,6 +4655,7 @@
     <w:uiPriority w:val="99"/>
     <w:rsid w:val="00AA1D8D"/>
     <w:rPr>
+      <w:rFonts w:eastAsia="黑体"/>
       <w:sz w:val="16"/>
       <w:szCs w:val="16"/>
     </w:rPr>
@@ -4506,7 +4825,7 @@
       </w:tabs>
     </w:pPr>
     <w:rPr>
-      <w:rFonts w:ascii="Courier" w:hAnsi="Courier"/>
+      <w:rFonts w:ascii="Courier" w:hAnsi="Courier" w:eastAsia="黑体"/>
       <w:sz w:val="20"/>
       <w:szCs w:val="20"/>
     </w:rPr>
@@ -4518,7 +4837,7 @@
     <w:uiPriority w:val="99"/>
     <w:rsid w:val="0029639D"/>
     <w:rPr>
-      <w:rFonts w:ascii="Courier" w:hAnsi="Courier"/>
+      <w:rFonts w:ascii="Courier" w:hAnsi="Courier" w:eastAsia="黑体"/>
       <w:sz w:val="20"/>
       <w:szCs w:val="20"/>
     </w:rPr>
@@ -4554,6 +4873,7 @@
     <w:uiPriority w:val="29"/>
     <w:rsid w:val="00FC693F"/>
     <w:rPr>
+      <w:rFonts w:eastAsia="黑体"/>
       <w:i/>
       <w:iCs/>
       <w:color w:themeColor="text1" w:val="000000"/>
@@ -4567,7 +4887,7 @@
     <w:semiHidden/>
     <w:rsid w:val="00FC693F"/>
     <w:rPr>
-      <w:rFonts w:asciiTheme="majorHAnsi" w:cstheme="majorBidi" w:eastAsiaTheme="majorEastAsia" w:hAnsiTheme="majorHAnsi"/>
+      <w:rFonts w:asciiTheme="majorHAnsi" w:cstheme="majorBidi" w:hAnsiTheme="majorHAnsi" w:eastAsia="黑体"/>
       <w:b/>
       <w:bCs/>
       <w:i/>
@@ -4583,7 +4903,7 @@
     <w:semiHidden/>
     <w:rsid w:val="00FC693F"/>
     <w:rPr>
-      <w:rFonts w:asciiTheme="majorHAnsi" w:cstheme="majorBidi" w:eastAsiaTheme="majorEastAsia" w:hAnsiTheme="majorHAnsi"/>
+      <w:rFonts w:asciiTheme="majorHAnsi" w:cstheme="majorBidi" w:hAnsiTheme="majorHAnsi" w:eastAsia="黑体"/>
       <w:color w:themeColor="accent1" w:themeShade="7F" w:val="243F60"/>
     </w:rPr>
   </w:style>
@@ -4595,7 +4915,7 @@
     <w:semiHidden/>
     <w:rsid w:val="00FC693F"/>
     <w:rPr>
-      <w:rFonts w:asciiTheme="majorHAnsi" w:cstheme="majorBidi" w:eastAsiaTheme="majorEastAsia" w:hAnsiTheme="majorHAnsi"/>
+      <w:rFonts w:asciiTheme="majorHAnsi" w:cstheme="majorBidi" w:hAnsiTheme="majorHAnsi" w:eastAsia="黑体"/>
       <w:i/>
       <w:iCs/>
       <w:color w:themeColor="accent1" w:themeShade="7F" w:val="243F60"/>
@@ -4609,7 +4929,7 @@
     <w:semiHidden/>
     <w:rsid w:val="00FC693F"/>
     <w:rPr>
-      <w:rFonts w:asciiTheme="majorHAnsi" w:cstheme="majorBidi" w:eastAsiaTheme="majorEastAsia" w:hAnsiTheme="majorHAnsi"/>
+      <w:rFonts w:asciiTheme="majorHAnsi" w:cstheme="majorBidi" w:hAnsiTheme="majorHAnsi" w:eastAsia="黑体"/>
       <w:i/>
       <w:iCs/>
       <w:color w:themeColor="text1" w:themeTint="BF" w:val="404040"/>
@@ -4623,7 +4943,7 @@
     <w:semiHidden/>
     <w:rsid w:val="00FC693F"/>
     <w:rPr>
-      <w:rFonts w:asciiTheme="majorHAnsi" w:cstheme="majorBidi" w:eastAsiaTheme="majorEastAsia" w:hAnsiTheme="majorHAnsi"/>
+      <w:rFonts w:asciiTheme="majorHAnsi" w:cstheme="majorBidi" w:hAnsiTheme="majorHAnsi" w:eastAsia="黑体"/>
       <w:color w:themeColor="accent1" w:val="4F81BD"/>
       <w:sz w:val="20"/>
       <w:szCs w:val="20"/>
@@ -4637,7 +4957,7 @@
     <w:semiHidden/>
     <w:rsid w:val="00FC693F"/>
     <w:rPr>
-      <w:rFonts w:asciiTheme="majorHAnsi" w:cstheme="majorBidi" w:eastAsiaTheme="majorEastAsia" w:hAnsiTheme="majorHAnsi"/>
+      <w:rFonts w:asciiTheme="majorHAnsi" w:cstheme="majorBidi" w:hAnsiTheme="majorHAnsi" w:eastAsia="黑体"/>
       <w:i/>
       <w:iCs/>
       <w:color w:themeColor="text1" w:themeTint="BF" w:val="404040"/>
@@ -4658,6 +4978,7 @@
       <w:spacing w:line="240" w:lineRule="auto"/>
     </w:pPr>
     <w:rPr>
+      <w:rFonts w:eastAsia="黑体"/>
       <w:b/>
       <w:bCs/>
       <w:color w:themeColor="accent1" w:val="4F81BD"/>
@@ -4672,6 +4993,7 @@
     <w:qFormat/>
     <w:rsid w:val="00FC693F"/>
     <w:rPr>
+      <w:rFonts w:eastAsia="黑体"/>
       <w:b/>
       <w:bCs/>
     </w:rPr>
@@ -4683,6 +5005,7 @@
     <w:qFormat/>
     <w:rsid w:val="00FC693F"/>
     <w:rPr>
+      <w:rFonts w:eastAsia="黑体"/>
       <w:i/>
       <w:iCs/>
     </w:rPr>
@@ -4703,6 +5026,7 @@
       <w:ind w:left="936" w:right="936"/>
     </w:pPr>
     <w:rPr>
+      <w:rFonts w:eastAsia="黑体"/>
       <w:b/>
       <w:bCs/>
       <w:i/>
@@ -4717,6 +5041,7 @@
     <w:uiPriority w:val="30"/>
     <w:rsid w:val="00FC693F"/>
     <w:rPr>
+      <w:rFonts w:eastAsia="黑体"/>
       <w:b/>
       <w:bCs/>
       <w:i/>
@@ -4731,6 +5056,7 @@
     <w:qFormat/>
     <w:rsid w:val="00FC693F"/>
     <w:rPr>
+      <w:rFonts w:eastAsia="黑体"/>
       <w:i/>
       <w:iCs/>
       <w:color w:themeColor="text1" w:themeTint="7F" w:val="808080"/>
@@ -4743,6 +5069,7 @@
     <w:qFormat/>
     <w:rsid w:val="00FC693F"/>
     <w:rPr>
+      <w:rFonts w:eastAsia="黑体"/>
       <w:b/>
       <w:bCs/>
       <w:i/>
@@ -4757,6 +5084,7 @@
     <w:qFormat/>
     <w:rsid w:val="00FC693F"/>
     <w:rPr>
+      <w:rFonts w:eastAsia="黑体"/>
       <w:smallCaps/>
       <w:color w:themeColor="accent2" w:val="C0504D"/>
       <w:u w:val="single"/>
@@ -4769,6 +5097,7 @@
     <w:qFormat/>
     <w:rsid w:val="00FC693F"/>
     <w:rPr>
+      <w:rFonts w:eastAsia="黑体"/>
       <w:b/>
       <w:bCs/>
       <w:smallCaps/>
@@ -4784,6 +5113,7 @@
     <w:qFormat/>
     <w:rsid w:val="00FC693F"/>
     <w:rPr>
+      <w:rFonts w:eastAsia="黑体"/>
       <w:b/>
       <w:bCs/>
       <w:smallCaps/>
@@ -4838,6 +5168,7 @@
       <w:spacing w:after="0" w:line="240" w:lineRule="auto"/>
     </w:pPr>
     <w:rPr>
+      <w:rFonts w:eastAsia="黑体"/>
       <w:color w:themeColor="text1" w:themeShade="BF" w:val="000000"/>
     </w:rPr>
     <w:tblPr>
@@ -4860,6 +5191,7 @@
         <w:spacing w:after="0" w:before="0" w:line="240" w:lineRule="auto"/>
       </w:pPr>
       <w:rPr>
+        <w:rFonts w:eastAsia="黑体"/>
         <w:b/>
         <w:bCs/>
       </w:rPr>
@@ -4880,6 +5212,7 @@
         <w:spacing w:after="0" w:before="0" w:line="240" w:lineRule="auto"/>
       </w:pPr>
       <w:rPr>
+        <w:rFonts w:eastAsia="黑体"/>
         <w:b/>
         <w:bCs/>
       </w:rPr>
@@ -4897,12 +5230,14 @@
     </w:tblStylePr>
     <w:tblStylePr w:type="firstCol">
       <w:rPr>
+        <w:rFonts w:eastAsia="黑体"/>
         <w:b/>
         <w:bCs/>
       </w:rPr>
     </w:tblStylePr>
     <w:tblStylePr w:type="lastCol">
       <w:rPr>
+        <w:rFonts w:eastAsia="黑体"/>
         <w:b/>
         <w:bCs/>
       </w:rPr>
@@ -4941,6 +5276,7 @@
       <w:spacing w:after="0" w:line="240" w:lineRule="auto"/>
     </w:pPr>
     <w:rPr>
+      <w:rFonts w:eastAsia="黑体"/>
       <w:color w:themeColor="accent1" w:themeShade="BF" w:val="365F91"/>
     </w:rPr>
     <w:tblPr>
@@ -4963,6 +5299,7 @@
         <w:spacing w:after="0" w:before="0" w:line="240" w:lineRule="auto"/>
       </w:pPr>
       <w:rPr>
+        <w:rFonts w:eastAsia="黑体"/>
         <w:b/>
         <w:bCs/>
       </w:rPr>
@@ -4983,6 +5320,7 @@
         <w:spacing w:after="0" w:before="0" w:line="240" w:lineRule="auto"/>
       </w:pPr>
       <w:rPr>
+        <w:rFonts w:eastAsia="黑体"/>
         <w:b/>
         <w:bCs/>
       </w:rPr>
@@ -5000,12 +5338,14 @@
     </w:tblStylePr>
     <w:tblStylePr w:type="firstCol">
       <w:rPr>
+        <w:rFonts w:eastAsia="黑体"/>
         <w:b/>
         <w:bCs/>
       </w:rPr>
     </w:tblStylePr>
     <w:tblStylePr w:type="lastCol">
       <w:rPr>
+        <w:rFonts w:eastAsia="黑体"/>
         <w:b/>
         <w:bCs/>
       </w:rPr>
@@ -5044,6 +5384,7 @@
       <w:spacing w:after="0" w:line="240" w:lineRule="auto"/>
     </w:pPr>
     <w:rPr>
+      <w:rFonts w:eastAsia="黑体"/>
       <w:color w:themeColor="accent2" w:themeShade="BF" w:val="943634"/>
     </w:rPr>
     <w:tblPr>
@@ -5066,6 +5407,7 @@
         <w:spacing w:after="0" w:before="0" w:line="240" w:lineRule="auto"/>
       </w:pPr>
       <w:rPr>
+        <w:rFonts w:eastAsia="黑体"/>
         <w:b/>
         <w:bCs/>
       </w:rPr>
@@ -5086,6 +5428,7 @@
         <w:spacing w:after="0" w:before="0" w:line="240" w:lineRule="auto"/>
       </w:pPr>
       <w:rPr>
+        <w:rFonts w:eastAsia="黑体"/>
         <w:b/>
         <w:bCs/>
       </w:rPr>
@@ -5103,12 +5446,14 @@
     </w:tblStylePr>
     <w:tblStylePr w:type="firstCol">
       <w:rPr>
+        <w:rFonts w:eastAsia="黑体"/>
         <w:b/>
         <w:bCs/>
       </w:rPr>
     </w:tblStylePr>
     <w:tblStylePr w:type="lastCol">
       <w:rPr>
+        <w:rFonts w:eastAsia="黑体"/>
         <w:b/>
         <w:bCs/>
       </w:rPr>
@@ -5147,6 +5492,7 @@
       <w:spacing w:after="0" w:line="240" w:lineRule="auto"/>
     </w:pPr>
     <w:rPr>
+      <w:rFonts w:eastAsia="黑体"/>
       <w:color w:themeColor="accent3" w:themeShade="BF" w:val="76923C"/>
     </w:rPr>
     <w:tblPr>
@@ -5169,6 +5515,7 @@
         <w:spacing w:after="0" w:before="0" w:line="240" w:lineRule="auto"/>
       </w:pPr>
       <w:rPr>
+        <w:rFonts w:eastAsia="黑体"/>
         <w:b/>
         <w:bCs/>
       </w:rPr>
@@ -5189,6 +5536,7 @@
         <w:spacing w:after="0" w:before="0" w:line="240" w:lineRule="auto"/>
       </w:pPr>
       <w:rPr>
+        <w:rFonts w:eastAsia="黑体"/>
         <w:b/>
         <w:bCs/>
       </w:rPr>
@@ -5206,12 +5554,14 @@
     </w:tblStylePr>
     <w:tblStylePr w:type="firstCol">
       <w:rPr>
+        <w:rFonts w:eastAsia="黑体"/>
         <w:b/>
         <w:bCs/>
       </w:rPr>
     </w:tblStylePr>
     <w:tblStylePr w:type="lastCol">
       <w:rPr>
+        <w:rFonts w:eastAsia="黑体"/>
         <w:b/>
         <w:bCs/>
       </w:rPr>
@@ -5250,6 +5600,7 @@
       <w:spacing w:after="0" w:line="240" w:lineRule="auto"/>
     </w:pPr>
     <w:rPr>
+      <w:rFonts w:eastAsia="黑体"/>
       <w:color w:themeColor="accent4" w:themeShade="BF" w:val="5F497A"/>
     </w:rPr>
     <w:tblPr>
@@ -5272,6 +5623,7 @@
         <w:spacing w:after="0" w:before="0" w:line="240" w:lineRule="auto"/>
       </w:pPr>
       <w:rPr>
+        <w:rFonts w:eastAsia="黑体"/>
         <w:b/>
         <w:bCs/>
       </w:rPr>
@@ -5292,6 +5644,7 @@
         <w:spacing w:after="0" w:before="0" w:line="240" w:lineRule="auto"/>
       </w:pPr>
       <w:rPr>
+        <w:rFonts w:eastAsia="黑体"/>
         <w:b/>
         <w:bCs/>
       </w:rPr>
@@ -5309,12 +5662,14 @@
     </w:tblStylePr>
     <w:tblStylePr w:type="firstCol">
       <w:rPr>
+        <w:rFonts w:eastAsia="黑体"/>
         <w:b/>
         <w:bCs/>
       </w:rPr>
     </w:tblStylePr>
     <w:tblStylePr w:type="lastCol">
       <w:rPr>
+        <w:rFonts w:eastAsia="黑体"/>
         <w:b/>
         <w:bCs/>
       </w:rPr>
@@ -5353,6 +5708,7 @@
       <w:spacing w:after="0" w:line="240" w:lineRule="auto"/>
     </w:pPr>
     <w:rPr>
+      <w:rFonts w:eastAsia="黑体"/>
       <w:color w:themeColor="accent5" w:themeShade="BF" w:val="31849B"/>
     </w:rPr>
     <w:tblPr>
@@ -5375,6 +5731,7 @@
         <w:spacing w:after="0" w:before="0" w:line="240" w:lineRule="auto"/>
       </w:pPr>
       <w:rPr>
+        <w:rFonts w:eastAsia="黑体"/>
         <w:b/>
         <w:bCs/>
       </w:rPr>
@@ -5395,6 +5752,7 @@
         <w:spacing w:after="0" w:before="0" w:line="240" w:lineRule="auto"/>
       </w:pPr>
       <w:rPr>
+        <w:rFonts w:eastAsia="黑体"/>
         <w:b/>
         <w:bCs/>
       </w:rPr>
@@ -5412,12 +5770,14 @@
     </w:tblStylePr>
     <w:tblStylePr w:type="firstCol">
       <w:rPr>
+        <w:rFonts w:eastAsia="黑体"/>
         <w:b/>
         <w:bCs/>
       </w:rPr>
     </w:tblStylePr>
     <w:tblStylePr w:type="lastCol">
       <w:rPr>
+        <w:rFonts w:eastAsia="黑体"/>
         <w:b/>
         <w:bCs/>
       </w:rPr>
@@ -5456,6 +5816,7 @@
       <w:spacing w:after="0" w:line="240" w:lineRule="auto"/>
     </w:pPr>
     <w:rPr>
+      <w:rFonts w:eastAsia="黑体"/>
       <w:color w:themeColor="accent6" w:themeShade="BF" w:val="E36C0A"/>
     </w:rPr>
     <w:tblPr>
@@ -5478,6 +5839,7 @@
         <w:spacing w:after="0" w:before="0" w:line="240" w:lineRule="auto"/>
       </w:pPr>
       <w:rPr>
+        <w:rFonts w:eastAsia="黑体"/>
         <w:b/>
         <w:bCs/>
       </w:rPr>
@@ -5498,6 +5860,7 @@
         <w:spacing w:after="0" w:before="0" w:line="240" w:lineRule="auto"/>
       </w:pPr>
       <w:rPr>
+        <w:rFonts w:eastAsia="黑体"/>
         <w:b/>
         <w:bCs/>
       </w:rPr>
@@ -5515,12 +5878,14 @@
     </w:tblStylePr>
     <w:tblStylePr w:type="firstCol">
       <w:rPr>
+        <w:rFonts w:eastAsia="黑体"/>
         <w:b/>
         <w:bCs/>
       </w:rPr>
     </w:tblStylePr>
     <w:tblStylePr w:type="lastCol">
       <w:rPr>
+        <w:rFonts w:eastAsia="黑体"/>
         <w:b/>
         <w:bCs/>
       </w:rPr>
@@ -5580,6 +5945,7 @@
         <w:spacing w:after="0" w:before="0" w:line="240" w:lineRule="auto"/>
       </w:pPr>
       <w:rPr>
+        <w:rFonts w:eastAsia="黑体"/>
         <w:b/>
         <w:bCs/>
         <w:color w:themeColor="background1" w:val="FFFFFF"/>
@@ -5594,6 +5960,7 @@
         <w:spacing w:after="0" w:before="0" w:line="240" w:lineRule="auto"/>
       </w:pPr>
       <w:rPr>
+        <w:rFonts w:eastAsia="黑体"/>
         <w:b/>
         <w:bCs/>
       </w:rPr>
@@ -5609,12 +5976,14 @@
     </w:tblStylePr>
     <w:tblStylePr w:type="firstCol">
       <w:rPr>
+        <w:rFonts w:eastAsia="黑体"/>
         <w:b/>
         <w:bCs/>
       </w:rPr>
     </w:tblStylePr>
     <w:tblStylePr w:type="lastCol">
       <w:rPr>
+        <w:rFonts w:eastAsia="黑体"/>
         <w:b/>
         <w:bCs/>
       </w:rPr>
@@ -5672,6 +6041,7 @@
         <w:spacing w:after="0" w:before="0" w:line="240" w:lineRule="auto"/>
       </w:pPr>
       <w:rPr>
+        <w:rFonts w:eastAsia="黑体"/>
         <w:b/>
         <w:bCs/>
         <w:color w:themeColor="background1" w:val="FFFFFF"/>
@@ -5686,6 +6056,7 @@
         <w:spacing w:after="0" w:before="0" w:line="240" w:lineRule="auto"/>
       </w:pPr>
       <w:rPr>
+        <w:rFonts w:eastAsia="黑体"/>
         <w:b/>
         <w:bCs/>
       </w:rPr>
@@ -5701,12 +6072,14 @@
     </w:tblStylePr>
     <w:tblStylePr w:type="firstCol">
       <w:rPr>
+        <w:rFonts w:eastAsia="黑体"/>
         <w:b/>
         <w:bCs/>
       </w:rPr>
     </w:tblStylePr>
     <w:tblStylePr w:type="lastCol">
       <w:rPr>
+        <w:rFonts w:eastAsia="黑体"/>
         <w:b/>
         <w:bCs/>
       </w:rPr>
@@ -5764,6 +6137,7 @@
         <w:spacing w:after="0" w:before="0" w:line="240" w:lineRule="auto"/>
       </w:pPr>
       <w:rPr>
+        <w:rFonts w:eastAsia="黑体"/>
         <w:b/>
         <w:bCs/>
         <w:color w:themeColor="background1" w:val="FFFFFF"/>
@@ -5778,6 +6152,7 @@
         <w:spacing w:after="0" w:before="0" w:line="240" w:lineRule="auto"/>
       </w:pPr>
       <w:rPr>
+        <w:rFonts w:eastAsia="黑体"/>
         <w:b/>
         <w:bCs/>
       </w:rPr>
@@ -5793,12 +6168,14 @@
     </w:tblStylePr>
     <w:tblStylePr w:type="firstCol">
       <w:rPr>
+        <w:rFonts w:eastAsia="黑体"/>
         <w:b/>
         <w:bCs/>
       </w:rPr>
     </w:tblStylePr>
     <w:tblStylePr w:type="lastCol">
       <w:rPr>
+        <w:rFonts w:eastAsia="黑体"/>
         <w:b/>
         <w:bCs/>
       </w:rPr>
@@ -5856,6 +6233,7 @@
         <w:spacing w:after="0" w:before="0" w:line="240" w:lineRule="auto"/>
       </w:pPr>
       <w:rPr>
+        <w:rFonts w:eastAsia="黑体"/>
         <w:b/>
         <w:bCs/>
         <w:color w:themeColor="background1" w:val="FFFFFF"/>
@@ -5870,6 +6248,7 @@
         <w:spacing w:after="0" w:before="0" w:line="240" w:lineRule="auto"/>
       </w:pPr>
       <w:rPr>
+        <w:rFonts w:eastAsia="黑体"/>
         <w:b/>
         <w:bCs/>
       </w:rPr>
@@ -5885,12 +6264,14 @@
     </w:tblStylePr>
     <w:tblStylePr w:type="firstCol">
       <w:rPr>
+        <w:rFonts w:eastAsia="黑体"/>
         <w:b/>
         <w:bCs/>
       </w:rPr>
     </w:tblStylePr>
     <w:tblStylePr w:type="lastCol">
       <w:rPr>
+        <w:rFonts w:eastAsia="黑体"/>
         <w:b/>
         <w:bCs/>
       </w:rPr>
@@ -5948,6 +6329,7 @@
         <w:spacing w:after="0" w:before="0" w:line="240" w:lineRule="auto"/>
       </w:pPr>
       <w:rPr>
+        <w:rFonts w:eastAsia="黑体"/>
         <w:b/>
         <w:bCs/>
         <w:color w:themeColor="background1" w:val="FFFFFF"/>
@@ -5962,6 +6344,7 @@
         <w:spacing w:after="0" w:before="0" w:line="240" w:lineRule="auto"/>
       </w:pPr>
       <w:rPr>
+        <w:rFonts w:eastAsia="黑体"/>
         <w:b/>
         <w:bCs/>
       </w:rPr>
@@ -5977,12 +6360,14 @@
     </w:tblStylePr>
     <w:tblStylePr w:type="firstCol">
       <w:rPr>
+        <w:rFonts w:eastAsia="黑体"/>
         <w:b/>
         <w:bCs/>
       </w:rPr>
     </w:tblStylePr>
     <w:tblStylePr w:type="lastCol">
       <w:rPr>
+        <w:rFonts w:eastAsia="黑体"/>
         <w:b/>
         <w:bCs/>
       </w:rPr>
@@ -6040,6 +6425,7 @@
         <w:spacing w:after="0" w:before="0" w:line="240" w:lineRule="auto"/>
       </w:pPr>
       <w:rPr>
+        <w:rFonts w:eastAsia="黑体"/>
         <w:b/>
         <w:bCs/>
         <w:color w:themeColor="background1" w:val="FFFFFF"/>
@@ -6054,6 +6440,7 @@
         <w:spacing w:after="0" w:before="0" w:line="240" w:lineRule="auto"/>
       </w:pPr>
       <w:rPr>
+        <w:rFonts w:eastAsia="黑体"/>
         <w:b/>
         <w:bCs/>
       </w:rPr>
@@ -6069,12 +6456,14 @@
     </w:tblStylePr>
     <w:tblStylePr w:type="firstCol">
       <w:rPr>
+        <w:rFonts w:eastAsia="黑体"/>
         <w:b/>
         <w:bCs/>
       </w:rPr>
     </w:tblStylePr>
     <w:tblStylePr w:type="lastCol">
       <w:rPr>
+        <w:rFonts w:eastAsia="黑体"/>
         <w:b/>
         <w:bCs/>
       </w:rPr>
@@ -6132,6 +6521,7 @@
         <w:spacing w:after="0" w:before="0" w:line="240" w:lineRule="auto"/>
       </w:pPr>
       <w:rPr>
+        <w:rFonts w:eastAsia="黑体"/>
         <w:b/>
         <w:bCs/>
         <w:color w:themeColor="background1" w:val="FFFFFF"/>
@@ -6146,6 +6536,7 @@
         <w:spacing w:after="0" w:before="0" w:line="240" w:lineRule="auto"/>
       </w:pPr>
       <w:rPr>
+        <w:rFonts w:eastAsia="黑体"/>
         <w:b/>
         <w:bCs/>
       </w:rPr>
@@ -6161,12 +6552,14 @@
     </w:tblStylePr>
     <w:tblStylePr w:type="firstCol">
       <w:rPr>
+        <w:rFonts w:eastAsia="黑体"/>
         <w:b/>
         <w:bCs/>
       </w:rPr>
     </w:tblStylePr>
     <w:tblStylePr w:type="lastCol">
       <w:rPr>
+        <w:rFonts w:eastAsia="黑体"/>
         <w:b/>
         <w:bCs/>
       </w:rPr>
@@ -6226,7 +6619,7 @@
         <w:spacing w:after="0" w:before="0" w:line="240" w:lineRule="auto"/>
       </w:pPr>
       <w:rPr>
-        <w:rFonts w:asciiTheme="majorHAnsi" w:cstheme="majorBidi" w:eastAsiaTheme="majorEastAsia" w:hAnsiTheme="majorHAnsi"/>
+        <w:rFonts w:asciiTheme="majorHAnsi" w:cstheme="majorBidi" w:hAnsiTheme="majorHAnsi" w:eastAsia="黑体"/>
         <w:b/>
         <w:bCs/>
       </w:rPr>
@@ -6247,7 +6640,7 @@
         <w:spacing w:after="0" w:before="0" w:line="240" w:lineRule="auto"/>
       </w:pPr>
       <w:rPr>
-        <w:rFonts w:asciiTheme="majorHAnsi" w:cstheme="majorBidi" w:eastAsiaTheme="majorEastAsia" w:hAnsiTheme="majorHAnsi"/>
+        <w:rFonts w:asciiTheme="majorHAnsi" w:cstheme="majorBidi" w:hAnsiTheme="majorHAnsi" w:eastAsia="黑体"/>
         <w:b/>
         <w:bCs/>
       </w:rPr>
@@ -6265,14 +6658,14 @@
     </w:tblStylePr>
     <w:tblStylePr w:type="firstCol">
       <w:rPr>
-        <w:rFonts w:asciiTheme="majorHAnsi" w:cstheme="majorBidi" w:eastAsiaTheme="majorEastAsia" w:hAnsiTheme="majorHAnsi"/>
+        <w:rFonts w:asciiTheme="majorHAnsi" w:cstheme="majorBidi" w:hAnsiTheme="majorHAnsi" w:eastAsia="黑体"/>
         <w:b/>
         <w:bCs/>
       </w:rPr>
     </w:tblStylePr>
     <w:tblStylePr w:type="lastCol">
       <w:rPr>
-        <w:rFonts w:asciiTheme="majorHAnsi" w:cstheme="majorBidi" w:eastAsiaTheme="majorEastAsia" w:hAnsiTheme="majorHAnsi"/>
+        <w:rFonts w:asciiTheme="majorHAnsi" w:cstheme="majorBidi" w:hAnsiTheme="majorHAnsi" w:eastAsia="黑体"/>
         <w:b/>
         <w:bCs/>
       </w:rPr>
@@ -6356,7 +6749,7 @@
         <w:spacing w:after="0" w:before="0" w:line="240" w:lineRule="auto"/>
       </w:pPr>
       <w:rPr>
-        <w:rFonts w:asciiTheme="majorHAnsi" w:cstheme="majorBidi" w:eastAsiaTheme="majorEastAsia" w:hAnsiTheme="majorHAnsi"/>
+        <w:rFonts w:asciiTheme="majorHAnsi" w:cstheme="majorBidi" w:hAnsiTheme="majorHAnsi" w:eastAsia="黑体"/>
         <w:b/>
         <w:bCs/>
       </w:rPr>
@@ -6377,7 +6770,7 @@
         <w:spacing w:after="0" w:before="0" w:line="240" w:lineRule="auto"/>
       </w:pPr>
       <w:rPr>
-        <w:rFonts w:asciiTheme="majorHAnsi" w:cstheme="majorBidi" w:eastAsiaTheme="majorEastAsia" w:hAnsiTheme="majorHAnsi"/>
+        <w:rFonts w:asciiTheme="majorHAnsi" w:cstheme="majorBidi" w:hAnsiTheme="majorHAnsi" w:eastAsia="黑体"/>
         <w:b/>
         <w:bCs/>
       </w:rPr>
@@ -6395,14 +6788,14 @@
     </w:tblStylePr>
     <w:tblStylePr w:type="firstCol">
       <w:rPr>
-        <w:rFonts w:asciiTheme="majorHAnsi" w:cstheme="majorBidi" w:eastAsiaTheme="majorEastAsia" w:hAnsiTheme="majorHAnsi"/>
+        <w:rFonts w:asciiTheme="majorHAnsi" w:cstheme="majorBidi" w:hAnsiTheme="majorHAnsi" w:eastAsia="黑体"/>
         <w:b/>
         <w:bCs/>
       </w:rPr>
     </w:tblStylePr>
     <w:tblStylePr w:type="lastCol">
       <w:rPr>
-        <w:rFonts w:asciiTheme="majorHAnsi" w:cstheme="majorBidi" w:eastAsiaTheme="majorEastAsia" w:hAnsiTheme="majorHAnsi"/>
+        <w:rFonts w:asciiTheme="majorHAnsi" w:cstheme="majorBidi" w:hAnsiTheme="majorHAnsi" w:eastAsia="黑体"/>
         <w:b/>
         <w:bCs/>
       </w:rPr>
@@ -6486,7 +6879,7 @@
         <w:spacing w:after="0" w:before="0" w:line="240" w:lineRule="auto"/>
       </w:pPr>
       <w:rPr>
-        <w:rFonts w:asciiTheme="majorHAnsi" w:cstheme="majorBidi" w:eastAsiaTheme="majorEastAsia" w:hAnsiTheme="majorHAnsi"/>
+        <w:rFonts w:asciiTheme="majorHAnsi" w:cstheme="majorBidi" w:hAnsiTheme="majorHAnsi" w:eastAsia="黑体"/>
         <w:b/>
         <w:bCs/>
       </w:rPr>
@@ -6507,7 +6900,7 @@
         <w:spacing w:after="0" w:before="0" w:line="240" w:lineRule="auto"/>
       </w:pPr>
       <w:rPr>
-        <w:rFonts w:asciiTheme="majorHAnsi" w:cstheme="majorBidi" w:eastAsiaTheme="majorEastAsia" w:hAnsiTheme="majorHAnsi"/>
+        <w:rFonts w:asciiTheme="majorHAnsi" w:cstheme="majorBidi" w:hAnsiTheme="majorHAnsi" w:eastAsia="黑体"/>
         <w:b/>
         <w:bCs/>
       </w:rPr>
@@ -6525,14 +6918,14 @@
     </w:tblStylePr>
     <w:tblStylePr w:type="firstCol">
       <w:rPr>
-        <w:rFonts w:asciiTheme="majorHAnsi" w:cstheme="majorBidi" w:eastAsiaTheme="majorEastAsia" w:hAnsiTheme="majorHAnsi"/>
+        <w:rFonts w:asciiTheme="majorHAnsi" w:cstheme="majorBidi" w:hAnsiTheme="majorHAnsi" w:eastAsia="黑体"/>
         <w:b/>
         <w:bCs/>
       </w:rPr>
     </w:tblStylePr>
     <w:tblStylePr w:type="lastCol">
       <w:rPr>
-        <w:rFonts w:asciiTheme="majorHAnsi" w:cstheme="majorBidi" w:eastAsiaTheme="majorEastAsia" w:hAnsiTheme="majorHAnsi"/>
+        <w:rFonts w:asciiTheme="majorHAnsi" w:cstheme="majorBidi" w:hAnsiTheme="majorHAnsi" w:eastAsia="黑体"/>
         <w:b/>
         <w:bCs/>
       </w:rPr>
@@ -6616,7 +7009,7 @@
         <w:spacing w:after="0" w:before="0" w:line="240" w:lineRule="auto"/>
       </w:pPr>
       <w:rPr>
-        <w:rFonts w:asciiTheme="majorHAnsi" w:cstheme="majorBidi" w:eastAsiaTheme="majorEastAsia" w:hAnsiTheme="majorHAnsi"/>
+        <w:rFonts w:asciiTheme="majorHAnsi" w:cstheme="majorBidi" w:hAnsiTheme="majorHAnsi" w:eastAsia="黑体"/>
         <w:b/>
         <w:bCs/>
       </w:rPr>
@@ -6637,7 +7030,7 @@
         <w:spacing w:after="0" w:before="0" w:line="240" w:lineRule="auto"/>
       </w:pPr>
       <w:rPr>
-        <w:rFonts w:asciiTheme="majorHAnsi" w:cstheme="majorBidi" w:eastAsiaTheme="majorEastAsia" w:hAnsiTheme="majorHAnsi"/>
+        <w:rFonts w:asciiTheme="majorHAnsi" w:cstheme="majorBidi" w:hAnsiTheme="majorHAnsi" w:eastAsia="黑体"/>
         <w:b/>
         <w:bCs/>
       </w:rPr>
@@ -6655,14 +7048,14 @@
     </w:tblStylePr>
     <w:tblStylePr w:type="firstCol">
       <w:rPr>
-        <w:rFonts w:asciiTheme="majorHAnsi" w:cstheme="majorBidi" w:eastAsiaTheme="majorEastAsia" w:hAnsiTheme="majorHAnsi"/>
+        <w:rFonts w:asciiTheme="majorHAnsi" w:cstheme="majorBidi" w:hAnsiTheme="majorHAnsi" w:eastAsia="黑体"/>
         <w:b/>
         <w:bCs/>
       </w:rPr>
     </w:tblStylePr>
     <w:tblStylePr w:type="lastCol">
       <w:rPr>
-        <w:rFonts w:asciiTheme="majorHAnsi" w:cstheme="majorBidi" w:eastAsiaTheme="majorEastAsia" w:hAnsiTheme="majorHAnsi"/>
+        <w:rFonts w:asciiTheme="majorHAnsi" w:cstheme="majorBidi" w:hAnsiTheme="majorHAnsi" w:eastAsia="黑体"/>
         <w:b/>
         <w:bCs/>
       </w:rPr>
@@ -6746,7 +7139,7 @@
         <w:spacing w:after="0" w:before="0" w:line="240" w:lineRule="auto"/>
       </w:pPr>
       <w:rPr>
-        <w:rFonts w:asciiTheme="majorHAnsi" w:cstheme="majorBidi" w:eastAsiaTheme="majorEastAsia" w:hAnsiTheme="majorHAnsi"/>
+        <w:rFonts w:asciiTheme="majorHAnsi" w:cstheme="majorBidi" w:hAnsiTheme="majorHAnsi" w:eastAsia="黑体"/>
         <w:b/>
         <w:bCs/>
       </w:rPr>
@@ -6767,7 +7160,7 @@
         <w:spacing w:after="0" w:before="0" w:line="240" w:lineRule="auto"/>
       </w:pPr>
       <w:rPr>
-        <w:rFonts w:asciiTheme="majorHAnsi" w:cstheme="majorBidi" w:eastAsiaTheme="majorEastAsia" w:hAnsiTheme="majorHAnsi"/>
+        <w:rFonts w:asciiTheme="majorHAnsi" w:cstheme="majorBidi" w:hAnsiTheme="majorHAnsi" w:eastAsia="黑体"/>
         <w:b/>
         <w:bCs/>
       </w:rPr>
@@ -6785,14 +7178,14 @@
     </w:tblStylePr>
     <w:tblStylePr w:type="firstCol">
       <w:rPr>
-        <w:rFonts w:asciiTheme="majorHAnsi" w:cstheme="majorBidi" w:eastAsiaTheme="majorEastAsia" w:hAnsiTheme="majorHAnsi"/>
+        <w:rFonts w:asciiTheme="majorHAnsi" w:cstheme="majorBidi" w:hAnsiTheme="majorHAnsi" w:eastAsia="黑体"/>
         <w:b/>
         <w:bCs/>
       </w:rPr>
     </w:tblStylePr>
     <w:tblStylePr w:type="lastCol">
       <w:rPr>
-        <w:rFonts w:asciiTheme="majorHAnsi" w:cstheme="majorBidi" w:eastAsiaTheme="majorEastAsia" w:hAnsiTheme="majorHAnsi"/>
+        <w:rFonts w:asciiTheme="majorHAnsi" w:cstheme="majorBidi" w:hAnsiTheme="majorHAnsi" w:eastAsia="黑体"/>
         <w:b/>
         <w:bCs/>
       </w:rPr>
@@ -6876,7 +7269,7 @@
         <w:spacing w:after="0" w:before="0" w:line="240" w:lineRule="auto"/>
       </w:pPr>
       <w:rPr>
-        <w:rFonts w:asciiTheme="majorHAnsi" w:cstheme="majorBidi" w:eastAsiaTheme="majorEastAsia" w:hAnsiTheme="majorHAnsi"/>
+        <w:rFonts w:asciiTheme="majorHAnsi" w:cstheme="majorBidi" w:hAnsiTheme="majorHAnsi" w:eastAsia="黑体"/>
         <w:b/>
         <w:bCs/>
       </w:rPr>
@@ -6897,7 +7290,7 @@
         <w:spacing w:after="0" w:before="0" w:line="240" w:lineRule="auto"/>
       </w:pPr>
       <w:rPr>
-        <w:rFonts w:asciiTheme="majorHAnsi" w:cstheme="majorBidi" w:eastAsiaTheme="majorEastAsia" w:hAnsiTheme="majorHAnsi"/>
+        <w:rFonts w:asciiTheme="majorHAnsi" w:cstheme="majorBidi" w:hAnsiTheme="majorHAnsi" w:eastAsia="黑体"/>
         <w:b/>
         <w:bCs/>
       </w:rPr>
@@ -6915,14 +7308,14 @@
     </w:tblStylePr>
     <w:tblStylePr w:type="firstCol">
       <w:rPr>
-        <w:rFonts w:asciiTheme="majorHAnsi" w:cstheme="majorBidi" w:eastAsiaTheme="majorEastAsia" w:hAnsiTheme="majorHAnsi"/>
+        <w:rFonts w:asciiTheme="majorHAnsi" w:cstheme="majorBidi" w:hAnsiTheme="majorHAnsi" w:eastAsia="黑体"/>
         <w:b/>
         <w:bCs/>
       </w:rPr>
     </w:tblStylePr>
     <w:tblStylePr w:type="lastCol">
       <w:rPr>
-        <w:rFonts w:asciiTheme="majorHAnsi" w:cstheme="majorBidi" w:eastAsiaTheme="majorEastAsia" w:hAnsiTheme="majorHAnsi"/>
+        <w:rFonts w:asciiTheme="majorHAnsi" w:cstheme="majorBidi" w:hAnsiTheme="majorHAnsi" w:eastAsia="黑体"/>
         <w:b/>
         <w:bCs/>
       </w:rPr>
@@ -7006,7 +7399,7 @@
         <w:spacing w:after="0" w:before="0" w:line="240" w:lineRule="auto"/>
       </w:pPr>
       <w:rPr>
-        <w:rFonts w:asciiTheme="majorHAnsi" w:cstheme="majorBidi" w:eastAsiaTheme="majorEastAsia" w:hAnsiTheme="majorHAnsi"/>
+        <w:rFonts w:asciiTheme="majorHAnsi" w:cstheme="majorBidi" w:hAnsiTheme="majorHAnsi" w:eastAsia="黑体"/>
         <w:b/>
         <w:bCs/>
       </w:rPr>
@@ -7027,7 +7420,7 @@
         <w:spacing w:after="0" w:before="0" w:line="240" w:lineRule="auto"/>
       </w:pPr>
       <w:rPr>
-        <w:rFonts w:asciiTheme="majorHAnsi" w:cstheme="majorBidi" w:eastAsiaTheme="majorEastAsia" w:hAnsiTheme="majorHAnsi"/>
+        <w:rFonts w:asciiTheme="majorHAnsi" w:cstheme="majorBidi" w:hAnsiTheme="majorHAnsi" w:eastAsia="黑体"/>
         <w:b/>
         <w:bCs/>
       </w:rPr>
@@ -7045,14 +7438,14 @@
     </w:tblStylePr>
     <w:tblStylePr w:type="firstCol">
       <w:rPr>
-        <w:rFonts w:asciiTheme="majorHAnsi" w:cstheme="majorBidi" w:eastAsiaTheme="majorEastAsia" w:hAnsiTheme="majorHAnsi"/>
+        <w:rFonts w:asciiTheme="majorHAnsi" w:cstheme="majorBidi" w:hAnsiTheme="majorHAnsi" w:eastAsia="黑体"/>
         <w:b/>
         <w:bCs/>
       </w:rPr>
     </w:tblStylePr>
     <w:tblStylePr w:type="lastCol">
       <w:rPr>
-        <w:rFonts w:asciiTheme="majorHAnsi" w:cstheme="majorBidi" w:eastAsiaTheme="majorEastAsia" w:hAnsiTheme="majorHAnsi"/>
+        <w:rFonts w:asciiTheme="majorHAnsi" w:cstheme="majorBidi" w:hAnsiTheme="majorHAnsi" w:eastAsia="黑体"/>
         <w:b/>
         <w:bCs/>
       </w:rPr>
@@ -7135,6 +7528,7 @@
         <w:spacing w:after="0" w:before="0" w:line="240" w:lineRule="auto"/>
       </w:pPr>
       <w:rPr>
+        <w:rFonts w:eastAsia="黑体"/>
         <w:b/>
         <w:bCs/>
         <w:color w:themeColor="background1" w:val="FFFFFF"/>
@@ -7157,6 +7551,7 @@
         <w:spacing w:after="0" w:before="0" w:line="240" w:lineRule="auto"/>
       </w:pPr>
       <w:rPr>
+        <w:rFonts w:eastAsia="黑体"/>
         <w:b/>
         <w:bCs/>
       </w:rPr>
@@ -7174,12 +7569,14 @@
     </w:tblStylePr>
     <w:tblStylePr w:type="firstCol">
       <w:rPr>
+        <w:rFonts w:eastAsia="黑体"/>
         <w:b/>
         <w:bCs/>
       </w:rPr>
     </w:tblStylePr>
     <w:tblStylePr w:type="lastCol">
       <w:rPr>
+        <w:rFonts w:eastAsia="黑体"/>
         <w:b/>
         <w:bCs/>
       </w:rPr>
@@ -7241,6 +7638,7 @@
         <w:spacing w:after="0" w:before="0" w:line="240" w:lineRule="auto"/>
       </w:pPr>
       <w:rPr>
+        <w:rFonts w:eastAsia="黑体"/>
         <w:b/>
         <w:bCs/>
         <w:color w:themeColor="background1" w:val="FFFFFF"/>
@@ -7263,6 +7661,7 @@
         <w:spacing w:after="0" w:before="0" w:line="240" w:lineRule="auto"/>
       </w:pPr>
       <w:rPr>
+        <w:rFonts w:eastAsia="黑体"/>
         <w:b/>
         <w:bCs/>
       </w:rPr>
@@ -7280,12 +7679,14 @@
     </w:tblStylePr>
     <w:tblStylePr w:type="firstCol">
       <w:rPr>
+        <w:rFonts w:eastAsia="黑体"/>
         <w:b/>
         <w:bCs/>
       </w:rPr>
     </w:tblStylePr>
     <w:tblStylePr w:type="lastCol">
       <w:rPr>
+        <w:rFonts w:eastAsia="黑体"/>
         <w:b/>
         <w:bCs/>
       </w:rPr>
@@ -7347,6 +7748,7 @@
         <w:spacing w:after="0" w:before="0" w:line="240" w:lineRule="auto"/>
       </w:pPr>
       <w:rPr>
+        <w:rFonts w:eastAsia="黑体"/>
         <w:b/>
         <w:bCs/>
         <w:color w:themeColor="background1" w:val="FFFFFF"/>
@@ -7369,6 +7771,7 @@
         <w:spacing w:after="0" w:before="0" w:line="240" w:lineRule="auto"/>
       </w:pPr>
       <w:rPr>
+        <w:rFonts w:eastAsia="黑体"/>
         <w:b/>
         <w:bCs/>
       </w:rPr>
@@ -7386,12 +7789,14 @@
     </w:tblStylePr>
     <w:tblStylePr w:type="firstCol">
       <w:rPr>
+        <w:rFonts w:eastAsia="黑体"/>
         <w:b/>
         <w:bCs/>
       </w:rPr>
     </w:tblStylePr>
     <w:tblStylePr w:type="lastCol">
       <w:rPr>
+        <w:rFonts w:eastAsia="黑体"/>
         <w:b/>
         <w:bCs/>
       </w:rPr>
@@ -7453,6 +7858,7 @@
         <w:spacing w:after="0" w:before="0" w:line="240" w:lineRule="auto"/>
       </w:pPr>
       <w:rPr>
+        <w:rFonts w:eastAsia="黑体"/>
         <w:b/>
         <w:bCs/>
         <w:color w:themeColor="background1" w:val="FFFFFF"/>
@@ -7475,6 +7881,7 @@
         <w:spacing w:after="0" w:before="0" w:line="240" w:lineRule="auto"/>
       </w:pPr>
       <w:rPr>
+        <w:rFonts w:eastAsia="黑体"/>
         <w:b/>
         <w:bCs/>
       </w:rPr>
@@ -7492,12 +7899,14 @@
     </w:tblStylePr>
     <w:tblStylePr w:type="firstCol">
       <w:rPr>
+        <w:rFonts w:eastAsia="黑体"/>
         <w:b/>
         <w:bCs/>
       </w:rPr>
     </w:tblStylePr>
     <w:tblStylePr w:type="lastCol">
       <w:rPr>
+        <w:rFonts w:eastAsia="黑体"/>
         <w:b/>
         <w:bCs/>
       </w:rPr>
@@ -7559,6 +7968,7 @@
         <w:spacing w:after="0" w:before="0" w:line="240" w:lineRule="auto"/>
       </w:pPr>
       <w:rPr>
+        <w:rFonts w:eastAsia="黑体"/>
         <w:b/>
         <w:bCs/>
         <w:color w:themeColor="background1" w:val="FFFFFF"/>
@@ -7581,6 +7991,7 @@
         <w:spacing w:after="0" w:before="0" w:line="240" w:lineRule="auto"/>
       </w:pPr>
       <w:rPr>
+        <w:rFonts w:eastAsia="黑体"/>
         <w:b/>
         <w:bCs/>
       </w:rPr>
@@ -7598,12 +8009,14 @@
     </w:tblStylePr>
     <w:tblStylePr w:type="firstCol">
       <w:rPr>
+        <w:rFonts w:eastAsia="黑体"/>
         <w:b/>
         <w:bCs/>
       </w:rPr>
     </w:tblStylePr>
     <w:tblStylePr w:type="lastCol">
       <w:rPr>
+        <w:rFonts w:eastAsia="黑体"/>
         <w:b/>
         <w:bCs/>
       </w:rPr>
@@ -7665,6 +8078,7 @@
         <w:spacing w:after="0" w:before="0" w:line="240" w:lineRule="auto"/>
       </w:pPr>
       <w:rPr>
+        <w:rFonts w:eastAsia="黑体"/>
         <w:b/>
         <w:bCs/>
         <w:color w:themeColor="background1" w:val="FFFFFF"/>
@@ -7687,6 +8101,7 @@
         <w:spacing w:after="0" w:before="0" w:line="240" w:lineRule="auto"/>
       </w:pPr>
       <w:rPr>
+        <w:rFonts w:eastAsia="黑体"/>
         <w:b/>
         <w:bCs/>
       </w:rPr>
@@ -7704,12 +8119,14 @@
     </w:tblStylePr>
     <w:tblStylePr w:type="firstCol">
       <w:rPr>
+        <w:rFonts w:eastAsia="黑体"/>
         <w:b/>
         <w:bCs/>
       </w:rPr>
     </w:tblStylePr>
     <w:tblStylePr w:type="lastCol">
       <w:rPr>
+        <w:rFonts w:eastAsia="黑体"/>
         <w:b/>
         <w:bCs/>
       </w:rPr>
@@ -7771,6 +8188,7 @@
         <w:spacing w:after="0" w:before="0" w:line="240" w:lineRule="auto"/>
       </w:pPr>
       <w:rPr>
+        <w:rFonts w:eastAsia="黑体"/>
         <w:b/>
         <w:bCs/>
         <w:color w:themeColor="background1" w:val="FFFFFF"/>
@@ -7793,6 +8211,7 @@
         <w:spacing w:after="0" w:before="0" w:line="240" w:lineRule="auto"/>
       </w:pPr>
       <w:rPr>
+        <w:rFonts w:eastAsia="黑体"/>
         <w:b/>
         <w:bCs/>
       </w:rPr>
@@ -7810,12 +8229,14 @@
     </w:tblStylePr>
     <w:tblStylePr w:type="firstCol">
       <w:rPr>
+        <w:rFonts w:eastAsia="黑体"/>
         <w:b/>
         <w:bCs/>
       </w:rPr>
     </w:tblStylePr>
     <w:tblStylePr w:type="lastCol">
       <w:rPr>
+        <w:rFonts w:eastAsia="黑体"/>
         <w:b/>
         <w:bCs/>
       </w:rPr>
@@ -7874,6 +8295,7 @@
         <w:spacing w:after="0" w:before="0" w:line="240" w:lineRule="auto"/>
       </w:pPr>
       <w:rPr>
+        <w:rFonts w:eastAsia="黑体"/>
         <w:b/>
         <w:bCs/>
         <w:color w:themeColor="background1" w:val="FFFFFF"/>
@@ -7896,6 +8318,7 @@
         <w:spacing w:after="0" w:before="0" w:line="240" w:lineRule="auto"/>
       </w:pPr>
       <w:rPr>
+        <w:rFonts w:eastAsia="黑体"/>
         <w:color w:val="auto"/>
       </w:rPr>
       <w:tblPr/>
@@ -7913,6 +8336,7 @@
     </w:tblStylePr>
     <w:tblStylePr w:type="firstCol">
       <w:rPr>
+        <w:rFonts w:eastAsia="黑体"/>
         <w:b/>
         <w:bCs/>
         <w:color w:themeColor="background1" w:val="FFFFFF"/>
@@ -7932,6 +8356,7 @@
     </w:tblStylePr>
     <w:tblStylePr w:type="lastCol">
       <w:rPr>
+        <w:rFonts w:eastAsia="黑体"/>
         <w:b/>
         <w:bCs/>
         <w:color w:themeColor="background1" w:val="FFFFFF"/>
@@ -7980,6 +8405,7 @@
     </w:tblStylePr>
     <w:tblStylePr w:type="nwCell">
       <w:rPr>
+        <w:rFonts w:eastAsia="黑体"/>
         <w:color w:themeColor="background1" w:val="FFFFFF"/>
       </w:rPr>
       <w:tblPr/>
@@ -8023,6 +8449,7 @@
         <w:spacing w:after="0" w:before="0" w:line="240" w:lineRule="auto"/>
       </w:pPr>
       <w:rPr>
+        <w:rFonts w:eastAsia="黑体"/>
         <w:b/>
         <w:bCs/>
         <w:color w:themeColor="background1" w:val="FFFFFF"/>
@@ -8045,6 +8472,7 @@
         <w:spacing w:after="0" w:before="0" w:line="240" w:lineRule="auto"/>
       </w:pPr>
       <w:rPr>
+        <w:rFonts w:eastAsia="黑体"/>
         <w:color w:val="auto"/>
       </w:rPr>
       <w:tblPr/>
@@ -8062,6 +8490,7 @@
     </w:tblStylePr>
     <w:tblStylePr w:type="firstCol">
       <w:rPr>
+        <w:rFonts w:eastAsia="黑体"/>
         <w:b/>
         <w:bCs/>
         <w:color w:themeColor="background1" w:val="FFFFFF"/>
@@ -8081,6 +8510,7 @@
     </w:tblStylePr>
     <w:tblStylePr w:type="lastCol">
       <w:rPr>
+        <w:rFonts w:eastAsia="黑体"/>
         <w:b/>
         <w:bCs/>
         <w:color w:themeColor="background1" w:val="FFFFFF"/>
@@ -8129,6 +8559,7 @@
     </w:tblStylePr>
     <w:tblStylePr w:type="nwCell">
       <w:rPr>
+        <w:rFonts w:eastAsia="黑体"/>
         <w:color w:themeColor="background1" w:val="FFFFFF"/>
       </w:rPr>
       <w:tblPr/>
@@ -8172,6 +8603,7 @@
         <w:spacing w:after="0" w:before="0" w:line="240" w:lineRule="auto"/>
       </w:pPr>
       <w:rPr>
+        <w:rFonts w:eastAsia="黑体"/>
         <w:b/>
         <w:bCs/>
         <w:color w:themeColor="background1" w:val="FFFFFF"/>
@@ -8194,6 +8626,7 @@
         <w:spacing w:after="0" w:before="0" w:line="240" w:lineRule="auto"/>
       </w:pPr>
       <w:rPr>
+        <w:rFonts w:eastAsia="黑体"/>
         <w:color w:val="auto"/>
       </w:rPr>
       <w:tblPr/>
@@ -8211,6 +8644,7 @@
     </w:tblStylePr>
     <w:tblStylePr w:type="firstCol">
       <w:rPr>
+        <w:rFonts w:eastAsia="黑体"/>
         <w:b/>
         <w:bCs/>
         <w:color w:themeColor="background1" w:val="FFFFFF"/>
@@ -8230,6 +8664,7 @@
     </w:tblStylePr>
     <w:tblStylePr w:type="lastCol">
       <w:rPr>
+        <w:rFonts w:eastAsia="黑体"/>
         <w:b/>
         <w:bCs/>
         <w:color w:themeColor="background1" w:val="FFFFFF"/>
@@ -8278,6 +8713,7 @@
     </w:tblStylePr>
     <w:tblStylePr w:type="nwCell">
       <w:rPr>
+        <w:rFonts w:eastAsia="黑体"/>
         <w:color w:themeColor="background1" w:val="FFFFFF"/>
       </w:rPr>
       <w:tblPr/>
@@ -8321,6 +8757,7 @@
         <w:spacing w:after="0" w:before="0" w:line="240" w:lineRule="auto"/>
       </w:pPr>
       <w:rPr>
+        <w:rFonts w:eastAsia="黑体"/>
         <w:b/>
         <w:bCs/>
         <w:color w:themeColor="background1" w:val="FFFFFF"/>
@@ -8343,6 +8780,7 @@
         <w:spacing w:after="0" w:before="0" w:line="240" w:lineRule="auto"/>
       </w:pPr>
       <w:rPr>
+        <w:rFonts w:eastAsia="黑体"/>
         <w:color w:val="auto"/>
       </w:rPr>
       <w:tblPr/>
@@ -8360,6 +8798,7 @@
     </w:tblStylePr>
     <w:tblStylePr w:type="firstCol">
       <w:rPr>
+        <w:rFonts w:eastAsia="黑体"/>
         <w:b/>
         <w:bCs/>
         <w:color w:themeColor="background1" w:val="FFFFFF"/>
@@ -8379,6 +8818,7 @@
     </w:tblStylePr>
     <w:tblStylePr w:type="lastCol">
       <w:rPr>
+        <w:rFonts w:eastAsia="黑体"/>
         <w:b/>
         <w:bCs/>
         <w:color w:themeColor="background1" w:val="FFFFFF"/>
@@ -8427,6 +8867,7 @@
     </w:tblStylePr>
     <w:tblStylePr w:type="nwCell">
       <w:rPr>
+        <w:rFonts w:eastAsia="黑体"/>
         <w:color w:themeColor="background1" w:val="FFFFFF"/>
       </w:rPr>
       <w:tblPr/>
@@ -8470,6 +8911,7 @@
         <w:spacing w:after="0" w:before="0" w:line="240" w:lineRule="auto"/>
       </w:pPr>
       <w:rPr>
+        <w:rFonts w:eastAsia="黑体"/>
         <w:b/>
         <w:bCs/>
         <w:color w:themeColor="background1" w:val="FFFFFF"/>
@@ -8492,6 +8934,7 @@
         <w:spacing w:after="0" w:before="0" w:line="240" w:lineRule="auto"/>
       </w:pPr>
       <w:rPr>
+        <w:rFonts w:eastAsia="黑体"/>
         <w:color w:val="auto"/>
       </w:rPr>
       <w:tblPr/>
@@ -8509,6 +8952,7 @@
     </w:tblStylePr>
     <w:tblStylePr w:type="firstCol">
       <w:rPr>
+        <w:rFonts w:eastAsia="黑体"/>
         <w:b/>
         <w:bCs/>
         <w:color w:themeColor="background1" w:val="FFFFFF"/>
@@ -8528,6 +8972,7 @@
     </w:tblStylePr>
     <w:tblStylePr w:type="lastCol">
       <w:rPr>
+        <w:rFonts w:eastAsia="黑体"/>
         <w:b/>
         <w:bCs/>
         <w:color w:themeColor="background1" w:val="FFFFFF"/>
@@ -8576,6 +9021,7 @@
     </w:tblStylePr>
     <w:tblStylePr w:type="nwCell">
       <w:rPr>
+        <w:rFonts w:eastAsia="黑体"/>
         <w:color w:themeColor="background1" w:val="FFFFFF"/>
       </w:rPr>
       <w:tblPr/>
@@ -8619,6 +9065,7 @@
         <w:spacing w:after="0" w:before="0" w:line="240" w:lineRule="auto"/>
       </w:pPr>
       <w:rPr>
+        <w:rFonts w:eastAsia="黑体"/>
         <w:b/>
         <w:bCs/>
         <w:color w:themeColor="background1" w:val="FFFFFF"/>
@@ -8641,6 +9088,7 @@
         <w:spacing w:after="0" w:before="0" w:line="240" w:lineRule="auto"/>
       </w:pPr>
       <w:rPr>
+        <w:rFonts w:eastAsia="黑体"/>
         <w:color w:val="auto"/>
       </w:rPr>
       <w:tblPr/>
@@ -8658,6 +9106,7 @@
     </w:tblStylePr>
     <w:tblStylePr w:type="firstCol">
       <w:rPr>
+        <w:rFonts w:eastAsia="黑体"/>
         <w:b/>
         <w:bCs/>
         <w:color w:themeColor="background1" w:val="FFFFFF"/>
@@ -8677,6 +9126,7 @@
     </w:tblStylePr>
     <w:tblStylePr w:type="lastCol">
       <w:rPr>
+        <w:rFonts w:eastAsia="黑体"/>
         <w:b/>
         <w:bCs/>
         <w:color w:themeColor="background1" w:val="FFFFFF"/>
@@ -8725,6 +9175,7 @@
     </w:tblStylePr>
     <w:tblStylePr w:type="nwCell">
       <w:rPr>
+        <w:rFonts w:eastAsia="黑体"/>
         <w:color w:themeColor="background1" w:val="FFFFFF"/>
       </w:rPr>
       <w:tblPr/>
@@ -8768,6 +9219,7 @@
         <w:spacing w:after="0" w:before="0" w:line="240" w:lineRule="auto"/>
       </w:pPr>
       <w:rPr>
+        <w:rFonts w:eastAsia="黑体"/>
         <w:b/>
         <w:bCs/>
         <w:color w:themeColor="background1" w:val="FFFFFF"/>
@@ -8790,6 +9242,7 @@
         <w:spacing w:after="0" w:before="0" w:line="240" w:lineRule="auto"/>
       </w:pPr>
       <w:rPr>
+        <w:rFonts w:eastAsia="黑体"/>
         <w:color w:val="auto"/>
       </w:rPr>
       <w:tblPr/>
@@ -8807,6 +9260,7 @@
     </w:tblStylePr>
     <w:tblStylePr w:type="firstCol">
       <w:rPr>
+        <w:rFonts w:eastAsia="黑体"/>
         <w:b/>
         <w:bCs/>
         <w:color w:themeColor="background1" w:val="FFFFFF"/>
@@ -8826,6 +9280,7 @@
     </w:tblStylePr>
     <w:tblStylePr w:type="lastCol">
       <w:rPr>
+        <w:rFonts w:eastAsia="黑体"/>
         <w:b/>
         <w:bCs/>
         <w:color w:themeColor="background1" w:val="FFFFFF"/>
@@ -8874,6 +9329,7 @@
     </w:tblStylePr>
     <w:tblStylePr w:type="nwCell">
       <w:rPr>
+        <w:rFonts w:eastAsia="黑体"/>
         <w:color w:themeColor="background1" w:val="FFFFFF"/>
       </w:rPr>
       <w:tblPr/>
@@ -8898,6 +9354,7 @@
       <w:spacing w:after="0" w:line="240" w:lineRule="auto"/>
     </w:pPr>
     <w:rPr>
+      <w:rFonts w:eastAsia="黑体"/>
       <w:color w:themeColor="text1" w:val="000000"/>
     </w:rPr>
     <w:tblPr>
@@ -8917,7 +9374,7 @@
     </w:tblPr>
     <w:tblStylePr w:type="firstRow">
       <w:rPr>
-        <w:rFonts w:asciiTheme="majorHAnsi" w:cstheme="majorBidi" w:eastAsiaTheme="majorEastAsia" w:hAnsiTheme="majorHAnsi"/>
+        <w:rFonts w:asciiTheme="majorHAnsi" w:cstheme="majorBidi" w:hAnsiTheme="majorHAnsi" w:eastAsia="黑体"/>
       </w:rPr>
       <w:tblPr/>
       <w:tcPr>
@@ -8929,6 +9386,7 @@
     </w:tblStylePr>
     <w:tblStylePr w:type="lastRow">
       <w:rPr>
+        <w:rFonts w:eastAsia="黑体"/>
         <w:b/>
         <w:bCs/>
         <w:color w:themeColor="text2" w:val="1F497D"/>
@@ -8943,12 +9401,14 @@
     </w:tblStylePr>
     <w:tblStylePr w:type="firstCol">
       <w:rPr>
+        <w:rFonts w:eastAsia="黑体"/>
         <w:b/>
         <w:bCs/>
       </w:rPr>
     </w:tblStylePr>
     <w:tblStylePr w:type="lastCol">
       <w:rPr>
+        <w:rFonts w:eastAsia="黑体"/>
         <w:b/>
         <w:bCs/>
       </w:rPr>
@@ -8982,6 +9442,7 @@
       <w:spacing w:after="0" w:line="240" w:lineRule="auto"/>
     </w:pPr>
     <w:rPr>
+      <w:rFonts w:eastAsia="黑体"/>
       <w:color w:themeColor="text1" w:val="000000"/>
     </w:rPr>
     <w:tblPr>
@@ -9001,7 +9462,7 @@
     </w:tblPr>
     <w:tblStylePr w:type="firstRow">
       <w:rPr>
-        <w:rFonts w:asciiTheme="majorHAnsi" w:cstheme="majorBidi" w:eastAsiaTheme="majorEastAsia" w:hAnsiTheme="majorHAnsi"/>
+        <w:rFonts w:asciiTheme="majorHAnsi" w:cstheme="majorBidi" w:hAnsiTheme="majorHAnsi" w:eastAsia="黑体"/>
       </w:rPr>
       <w:tblPr/>
       <w:tcPr>
@@ -9013,6 +9474,7 @@
     </w:tblStylePr>
     <w:tblStylePr w:type="lastRow">
       <w:rPr>
+        <w:rFonts w:eastAsia="黑体"/>
         <w:b/>
         <w:bCs/>
         <w:color w:themeColor="text2" w:val="1F497D"/>
@@ -9027,12 +9489,14 @@
     </w:tblStylePr>
     <w:tblStylePr w:type="firstCol">
       <w:rPr>
+        <w:rFonts w:eastAsia="黑体"/>
         <w:b/>
         <w:bCs/>
       </w:rPr>
     </w:tblStylePr>
     <w:tblStylePr w:type="lastCol">
       <w:rPr>
+        <w:rFonts w:eastAsia="黑体"/>
         <w:b/>
         <w:bCs/>
       </w:rPr>
@@ -9066,6 +9530,7 @@
       <w:spacing w:after="0" w:line="240" w:lineRule="auto"/>
     </w:pPr>
     <w:rPr>
+      <w:rFonts w:eastAsia="黑体"/>
       <w:color w:themeColor="text1" w:val="000000"/>
     </w:rPr>
     <w:tblPr>
@@ -9085,7 +9550,7 @@
     </w:tblPr>
     <w:tblStylePr w:type="firstRow">
       <w:rPr>
-        <w:rFonts w:asciiTheme="majorHAnsi" w:cstheme="majorBidi" w:eastAsiaTheme="majorEastAsia" w:hAnsiTheme="majorHAnsi"/>
+        <w:rFonts w:asciiTheme="majorHAnsi" w:cstheme="majorBidi" w:hAnsiTheme="majorHAnsi" w:eastAsia="黑体"/>
       </w:rPr>
       <w:tblPr/>
       <w:tcPr>
@@ -9097,6 +9562,7 @@
     </w:tblStylePr>
     <w:tblStylePr w:type="lastRow">
       <w:rPr>
+        <w:rFonts w:eastAsia="黑体"/>
         <w:b/>
         <w:bCs/>
         <w:color w:themeColor="text2" w:val="1F497D"/>
@@ -9111,12 +9577,14 @@
     </w:tblStylePr>
     <w:tblStylePr w:type="firstCol">
       <w:rPr>
+        <w:rFonts w:eastAsia="黑体"/>
         <w:b/>
         <w:bCs/>
       </w:rPr>
     </w:tblStylePr>
     <w:tblStylePr w:type="lastCol">
       <w:rPr>
+        <w:rFonts w:eastAsia="黑体"/>
         <w:b/>
         <w:bCs/>
       </w:rPr>
@@ -9150,6 +9618,7 @@
       <w:spacing w:after="0" w:line="240" w:lineRule="auto"/>
     </w:pPr>
     <w:rPr>
+      <w:rFonts w:eastAsia="黑体"/>
       <w:color w:themeColor="text1" w:val="000000"/>
     </w:rPr>
     <w:tblPr>
@@ -9169,7 +9638,7 @@
     </w:tblPr>
     <w:tblStylePr w:type="firstRow">
       <w:rPr>
-        <w:rFonts w:asciiTheme="majorHAnsi" w:cstheme="majorBidi" w:eastAsiaTheme="majorEastAsia" w:hAnsiTheme="majorHAnsi"/>
+        <w:rFonts w:asciiTheme="majorHAnsi" w:cstheme="majorBidi" w:hAnsiTheme="majorHAnsi" w:eastAsia="黑体"/>
       </w:rPr>
       <w:tblPr/>
       <w:tcPr>
@@ -9181,6 +9650,7 @@
     </w:tblStylePr>
     <w:tblStylePr w:type="lastRow">
       <w:rPr>
+        <w:rFonts w:eastAsia="黑体"/>
         <w:b/>
         <w:bCs/>
         <w:color w:themeColor="text2" w:val="1F497D"/>
@@ -9195,12 +9665,14 @@
     </w:tblStylePr>
     <w:tblStylePr w:type="firstCol">
       <w:rPr>
+        <w:rFonts w:eastAsia="黑体"/>
         <w:b/>
         <w:bCs/>
       </w:rPr>
     </w:tblStylePr>
     <w:tblStylePr w:type="lastCol">
       <w:rPr>
+        <w:rFonts w:eastAsia="黑体"/>
         <w:b/>
         <w:bCs/>
       </w:rPr>
@@ -9234,6 +9706,7 @@
       <w:spacing w:after="0" w:line="240" w:lineRule="auto"/>
     </w:pPr>
     <w:rPr>
+      <w:rFonts w:eastAsia="黑体"/>
       <w:color w:themeColor="text1" w:val="000000"/>
     </w:rPr>
     <w:tblPr>
@@ -9253,7 +9726,7 @@
     </w:tblPr>
     <w:tblStylePr w:type="firstRow">
       <w:rPr>
-        <w:rFonts w:asciiTheme="majorHAnsi" w:cstheme="majorBidi" w:eastAsiaTheme="majorEastAsia" w:hAnsiTheme="majorHAnsi"/>
+        <w:rFonts w:asciiTheme="majorHAnsi" w:cstheme="majorBidi" w:hAnsiTheme="majorHAnsi" w:eastAsia="黑体"/>
       </w:rPr>
       <w:tblPr/>
       <w:tcPr>
@@ -9265,6 +9738,7 @@
     </w:tblStylePr>
     <w:tblStylePr w:type="lastRow">
       <w:rPr>
+        <w:rFonts w:eastAsia="黑体"/>
         <w:b/>
         <w:bCs/>
         <w:color w:themeColor="text2" w:val="1F497D"/>
@@ -9279,12 +9753,14 @@
     </w:tblStylePr>
     <w:tblStylePr w:type="firstCol">
       <w:rPr>
+        <w:rFonts w:eastAsia="黑体"/>
         <w:b/>
         <w:bCs/>
       </w:rPr>
     </w:tblStylePr>
     <w:tblStylePr w:type="lastCol">
       <w:rPr>
+        <w:rFonts w:eastAsia="黑体"/>
         <w:b/>
         <w:bCs/>
       </w:rPr>
@@ -9318,6 +9794,7 @@
       <w:spacing w:after="0" w:line="240" w:lineRule="auto"/>
     </w:pPr>
     <w:rPr>
+      <w:rFonts w:eastAsia="黑体"/>
       <w:color w:themeColor="text1" w:val="000000"/>
     </w:rPr>
     <w:tblPr>
@@ -9337,7 +9814,7 @@
     </w:tblPr>
     <w:tblStylePr w:type="firstRow">
       <w:rPr>
-        <w:rFonts w:asciiTheme="majorHAnsi" w:cstheme="majorBidi" w:eastAsiaTheme="majorEastAsia" w:hAnsiTheme="majorHAnsi"/>
+        <w:rFonts w:asciiTheme="majorHAnsi" w:cstheme="majorBidi" w:hAnsiTheme="majorHAnsi" w:eastAsia="黑体"/>
       </w:rPr>
       <w:tblPr/>
       <w:tcPr>
@@ -9349,6 +9826,7 @@
     </w:tblStylePr>
     <w:tblStylePr w:type="lastRow">
       <w:rPr>
+        <w:rFonts w:eastAsia="黑体"/>
         <w:b/>
         <w:bCs/>
         <w:color w:themeColor="text2" w:val="1F497D"/>
@@ -9363,12 +9841,14 @@
     </w:tblStylePr>
     <w:tblStylePr w:type="firstCol">
       <w:rPr>
+        <w:rFonts w:eastAsia="黑体"/>
         <w:b/>
         <w:bCs/>
       </w:rPr>
     </w:tblStylePr>
     <w:tblStylePr w:type="lastCol">
       <w:rPr>
+        <w:rFonts w:eastAsia="黑体"/>
         <w:b/>
         <w:bCs/>
       </w:rPr>
@@ -9402,6 +9882,7 @@
       <w:spacing w:after="0" w:line="240" w:lineRule="auto"/>
     </w:pPr>
     <w:rPr>
+      <w:rFonts w:eastAsia="黑体"/>
       <w:color w:themeColor="text1" w:val="000000"/>
     </w:rPr>
     <w:tblPr>
@@ -9421,7 +9902,7 @@
     </w:tblPr>
     <w:tblStylePr w:type="firstRow">
       <w:rPr>
-        <w:rFonts w:asciiTheme="majorHAnsi" w:cstheme="majorBidi" w:eastAsiaTheme="majorEastAsia" w:hAnsiTheme="majorHAnsi"/>
+        <w:rFonts w:asciiTheme="majorHAnsi" w:cstheme="majorBidi" w:hAnsiTheme="majorHAnsi" w:eastAsia="黑体"/>
       </w:rPr>
       <w:tblPr/>
       <w:tcPr>
@@ -9433,6 +9914,7 @@
     </w:tblStylePr>
     <w:tblStylePr w:type="lastRow">
       <w:rPr>
+        <w:rFonts w:eastAsia="黑体"/>
         <w:b/>
         <w:bCs/>
         <w:color w:themeColor="text2" w:val="1F497D"/>
@@ -9447,12 +9929,14 @@
     </w:tblStylePr>
     <w:tblStylePr w:type="firstCol">
       <w:rPr>
+        <w:rFonts w:eastAsia="黑体"/>
         <w:b/>
         <w:bCs/>
       </w:rPr>
     </w:tblStylePr>
     <w:tblStylePr w:type="lastCol">
       <w:rPr>
+        <w:rFonts w:eastAsia="黑体"/>
         <w:b/>
         <w:bCs/>
       </w:rPr>
@@ -9486,7 +9970,7 @@
       <w:spacing w:after="0" w:line="240" w:lineRule="auto"/>
     </w:pPr>
     <w:rPr>
-      <w:rFonts w:asciiTheme="majorHAnsi" w:cstheme="majorBidi" w:eastAsiaTheme="majorEastAsia" w:hAnsiTheme="majorHAnsi"/>
+      <w:rFonts w:asciiTheme="majorHAnsi" w:cstheme="majorBidi" w:hAnsiTheme="majorHAnsi" w:eastAsia="黑体"/>
       <w:color w:themeColor="text1" w:val="000000"/>
     </w:rPr>
     <w:tblPr>
@@ -9508,6 +9992,7 @@
     </w:tblPr>
     <w:tblStylePr w:type="firstRow">
       <w:rPr>
+        <w:rFonts w:eastAsia="黑体"/>
         <w:sz w:val="24"/>
         <w:szCs w:val="24"/>
       </w:rPr>
@@ -9614,7 +10099,7 @@
       <w:spacing w:after="0" w:line="240" w:lineRule="auto"/>
     </w:pPr>
     <w:rPr>
-      <w:rFonts w:asciiTheme="majorHAnsi" w:cstheme="majorBidi" w:eastAsiaTheme="majorEastAsia" w:hAnsiTheme="majorHAnsi"/>
+      <w:rFonts w:asciiTheme="majorHAnsi" w:cstheme="majorBidi" w:hAnsiTheme="majorHAnsi" w:eastAsia="黑体"/>
       <w:color w:themeColor="text1" w:val="000000"/>
     </w:rPr>
     <w:tblPr>
@@ -9636,6 +10121,7 @@
     </w:tblPr>
     <w:tblStylePr w:type="firstRow">
       <w:rPr>
+        <w:rFonts w:eastAsia="黑体"/>
         <w:sz w:val="24"/>
         <w:szCs w:val="24"/>
       </w:rPr>
@@ -9742,7 +10228,7 @@
       <w:spacing w:after="0" w:line="240" w:lineRule="auto"/>
     </w:pPr>
     <w:rPr>
-      <w:rFonts w:asciiTheme="majorHAnsi" w:cstheme="majorBidi" w:eastAsiaTheme="majorEastAsia" w:hAnsiTheme="majorHAnsi"/>
+      <w:rFonts w:asciiTheme="majorHAnsi" w:cstheme="majorBidi" w:hAnsiTheme="majorHAnsi" w:eastAsia="黑体"/>
       <w:color w:themeColor="text1" w:val="000000"/>
     </w:rPr>
     <w:tblPr>
@@ -9764,6 +10250,7 @@
     </w:tblPr>
     <w:tblStylePr w:type="firstRow">
       <w:rPr>
+        <w:rFonts w:eastAsia="黑体"/>
         <w:sz w:val="24"/>
         <w:szCs w:val="24"/>
       </w:rPr>
@@ -9870,7 +10357,7 @@
       <w:spacing w:after="0" w:line="240" w:lineRule="auto"/>
     </w:pPr>
     <w:rPr>
-      <w:rFonts w:asciiTheme="majorHAnsi" w:cstheme="majorBidi" w:eastAsiaTheme="majorEastAsia" w:hAnsiTheme="majorHAnsi"/>
+      <w:rFonts w:asciiTheme="majorHAnsi" w:cstheme="majorBidi" w:hAnsiTheme="majorHAnsi" w:eastAsia="黑体"/>
       <w:color w:themeColor="text1" w:val="000000"/>
     </w:rPr>
     <w:tblPr>
@@ -9892,6 +10379,7 @@
     </w:tblPr>
     <w:tblStylePr w:type="firstRow">
       <w:rPr>
+        <w:rFonts w:eastAsia="黑体"/>
         <w:sz w:val="24"/>
         <w:szCs w:val="24"/>
       </w:rPr>
@@ -9998,7 +10486,7 @@
       <w:spacing w:after="0" w:line="240" w:lineRule="auto"/>
     </w:pPr>
     <w:rPr>
-      <w:rFonts w:asciiTheme="majorHAnsi" w:cstheme="majorBidi" w:eastAsiaTheme="majorEastAsia" w:hAnsiTheme="majorHAnsi"/>
+      <w:rFonts w:asciiTheme="majorHAnsi" w:cstheme="majorBidi" w:hAnsiTheme="majorHAnsi" w:eastAsia="黑体"/>
       <w:color w:themeColor="text1" w:val="000000"/>
     </w:rPr>
     <w:tblPr>
@@ -10020,6 +10508,7 @@
     </w:tblPr>
     <w:tblStylePr w:type="firstRow">
       <w:rPr>
+        <w:rFonts w:eastAsia="黑体"/>
         <w:sz w:val="24"/>
         <w:szCs w:val="24"/>
       </w:rPr>
@@ -10126,7 +10615,7 @@
       <w:spacing w:after="0" w:line="240" w:lineRule="auto"/>
     </w:pPr>
     <w:rPr>
-      <w:rFonts w:asciiTheme="majorHAnsi" w:cstheme="majorBidi" w:eastAsiaTheme="majorEastAsia" w:hAnsiTheme="majorHAnsi"/>
+      <w:rFonts w:asciiTheme="majorHAnsi" w:cstheme="majorBidi" w:hAnsiTheme="majorHAnsi" w:eastAsia="黑体"/>
       <w:color w:themeColor="text1" w:val="000000"/>
     </w:rPr>
     <w:tblPr>
@@ -10148,6 +10637,7 @@
     </w:tblPr>
     <w:tblStylePr w:type="firstRow">
       <w:rPr>
+        <w:rFonts w:eastAsia="黑体"/>
         <w:sz w:val="24"/>
         <w:szCs w:val="24"/>
       </w:rPr>
@@ -10254,7 +10744,7 @@
       <w:spacing w:after="0" w:line="240" w:lineRule="auto"/>
     </w:pPr>
     <w:rPr>
-      <w:rFonts w:asciiTheme="majorHAnsi" w:cstheme="majorBidi" w:eastAsiaTheme="majorEastAsia" w:hAnsiTheme="majorHAnsi"/>
+      <w:rFonts w:asciiTheme="majorHAnsi" w:cstheme="majorBidi" w:hAnsiTheme="majorHAnsi" w:eastAsia="黑体"/>
       <w:color w:themeColor="text1" w:val="000000"/>
     </w:rPr>
     <w:tblPr>
@@ -10276,6 +10766,7 @@
     </w:tblPr>
     <w:tblStylePr w:type="firstRow">
       <w:rPr>
+        <w:rFonts w:eastAsia="黑体"/>
         <w:sz w:val="24"/>
         <w:szCs w:val="24"/>
       </w:rPr>
@@ -10405,12 +10896,14 @@
     </w:tcPr>
     <w:tblStylePr w:type="firstRow">
       <w:rPr>
+        <w:rFonts w:eastAsia="黑体"/>
         <w:b/>
         <w:bCs/>
       </w:rPr>
     </w:tblStylePr>
     <w:tblStylePr w:type="lastRow">
       <w:rPr>
+        <w:rFonts w:eastAsia="黑体"/>
         <w:b/>
         <w:bCs/>
       </w:rPr>
@@ -10423,12 +10916,14 @@
     </w:tblStylePr>
     <w:tblStylePr w:type="firstCol">
       <w:rPr>
+        <w:rFonts w:eastAsia="黑体"/>
         <w:b/>
         <w:bCs/>
       </w:rPr>
     </w:tblStylePr>
     <w:tblStylePr w:type="lastCol">
       <w:rPr>
+        <w:rFonts w:eastAsia="黑体"/>
         <w:b/>
         <w:bCs/>
       </w:rPr>
@@ -10478,12 +10973,14 @@
     </w:tcPr>
     <w:tblStylePr w:type="firstRow">
       <w:rPr>
+        <w:rFonts w:eastAsia="黑体"/>
         <w:b/>
         <w:bCs/>
       </w:rPr>
     </w:tblStylePr>
     <w:tblStylePr w:type="lastRow">
       <w:rPr>
+        <w:rFonts w:eastAsia="黑体"/>
         <w:b/>
         <w:bCs/>
       </w:rPr>
@@ -10496,12 +10993,14 @@
     </w:tblStylePr>
     <w:tblStylePr w:type="firstCol">
       <w:rPr>
+        <w:rFonts w:eastAsia="黑体"/>
         <w:b/>
         <w:bCs/>
       </w:rPr>
     </w:tblStylePr>
     <w:tblStylePr w:type="lastCol">
       <w:rPr>
+        <w:rFonts w:eastAsia="黑体"/>
         <w:b/>
         <w:bCs/>
       </w:rPr>
@@ -10551,12 +11050,14 @@
     </w:tcPr>
     <w:tblStylePr w:type="firstRow">
       <w:rPr>
+        <w:rFonts w:eastAsia="黑体"/>
         <w:b/>
         <w:bCs/>
       </w:rPr>
     </w:tblStylePr>
     <w:tblStylePr w:type="lastRow">
       <w:rPr>
+        <w:rFonts w:eastAsia="黑体"/>
         <w:b/>
         <w:bCs/>
       </w:rPr>
@@ -10569,12 +11070,14 @@
     </w:tblStylePr>
     <w:tblStylePr w:type="firstCol">
       <w:rPr>
+        <w:rFonts w:eastAsia="黑体"/>
         <w:b/>
         <w:bCs/>
       </w:rPr>
     </w:tblStylePr>
     <w:tblStylePr w:type="lastCol">
       <w:rPr>
+        <w:rFonts w:eastAsia="黑体"/>
         <w:b/>
         <w:bCs/>
       </w:rPr>
@@ -10624,12 +11127,14 @@
     </w:tcPr>
     <w:tblStylePr w:type="firstRow">
       <w:rPr>
+        <w:rFonts w:eastAsia="黑体"/>
         <w:b/>
         <w:bCs/>
       </w:rPr>
     </w:tblStylePr>
     <w:tblStylePr w:type="lastRow">
       <w:rPr>
+        <w:rFonts w:eastAsia="黑体"/>
         <w:b/>
         <w:bCs/>
       </w:rPr>
@@ -10642,12 +11147,14 @@
     </w:tblStylePr>
     <w:tblStylePr w:type="firstCol">
       <w:rPr>
+        <w:rFonts w:eastAsia="黑体"/>
         <w:b/>
         <w:bCs/>
       </w:rPr>
     </w:tblStylePr>
     <w:tblStylePr w:type="lastCol">
       <w:rPr>
+        <w:rFonts w:eastAsia="黑体"/>
         <w:b/>
         <w:bCs/>
       </w:rPr>
@@ -10697,12 +11204,14 @@
     </w:tcPr>
     <w:tblStylePr w:type="firstRow">
       <w:rPr>
+        <w:rFonts w:eastAsia="黑体"/>
         <w:b/>
         <w:bCs/>
       </w:rPr>
     </w:tblStylePr>
     <w:tblStylePr w:type="lastRow">
       <w:rPr>
+        <w:rFonts w:eastAsia="黑体"/>
         <w:b/>
         <w:bCs/>
       </w:rPr>
@@ -10715,12 +11224,14 @@
     </w:tblStylePr>
     <w:tblStylePr w:type="firstCol">
       <w:rPr>
+        <w:rFonts w:eastAsia="黑体"/>
         <w:b/>
         <w:bCs/>
       </w:rPr>
     </w:tblStylePr>
     <w:tblStylePr w:type="lastCol">
       <w:rPr>
+        <w:rFonts w:eastAsia="黑体"/>
         <w:b/>
         <w:bCs/>
       </w:rPr>
@@ -10770,12 +11281,14 @@
     </w:tcPr>
     <w:tblStylePr w:type="firstRow">
       <w:rPr>
+        <w:rFonts w:eastAsia="黑体"/>
         <w:b/>
         <w:bCs/>
       </w:rPr>
     </w:tblStylePr>
     <w:tblStylePr w:type="lastRow">
       <w:rPr>
+        <w:rFonts w:eastAsia="黑体"/>
         <w:b/>
         <w:bCs/>
       </w:rPr>
@@ -10788,12 +11301,14 @@
     </w:tblStylePr>
     <w:tblStylePr w:type="firstCol">
       <w:rPr>
+        <w:rFonts w:eastAsia="黑体"/>
         <w:b/>
         <w:bCs/>
       </w:rPr>
     </w:tblStylePr>
     <w:tblStylePr w:type="lastCol">
       <w:rPr>
+        <w:rFonts w:eastAsia="黑体"/>
         <w:b/>
         <w:bCs/>
       </w:rPr>
@@ -10843,12 +11358,14 @@
     </w:tcPr>
     <w:tblStylePr w:type="firstRow">
       <w:rPr>
+        <w:rFonts w:eastAsia="黑体"/>
         <w:b/>
         <w:bCs/>
       </w:rPr>
     </w:tblStylePr>
     <w:tblStylePr w:type="lastRow">
       <w:rPr>
+        <w:rFonts w:eastAsia="黑体"/>
         <w:b/>
         <w:bCs/>
       </w:rPr>
@@ -10861,12 +11378,14 @@
     </w:tblStylePr>
     <w:tblStylePr w:type="firstCol">
       <w:rPr>
+        <w:rFonts w:eastAsia="黑体"/>
         <w:b/>
         <w:bCs/>
       </w:rPr>
     </w:tblStylePr>
     <w:tblStylePr w:type="lastCol">
       <w:rPr>
+        <w:rFonts w:eastAsia="黑体"/>
         <w:b/>
         <w:bCs/>
       </w:rPr>
@@ -10893,7 +11412,7 @@
       <w:spacing w:after="0" w:line="240" w:lineRule="auto"/>
     </w:pPr>
     <w:rPr>
-      <w:rFonts w:asciiTheme="majorHAnsi" w:cstheme="majorBidi" w:eastAsiaTheme="majorEastAsia" w:hAnsiTheme="majorHAnsi"/>
+      <w:rFonts w:asciiTheme="majorHAnsi" w:cstheme="majorBidi" w:hAnsiTheme="majorHAnsi" w:eastAsia="黑体"/>
       <w:color w:themeColor="text1" w:val="000000"/>
     </w:rPr>
     <w:tblPr>
@@ -10920,6 +11439,7 @@
     </w:tcPr>
     <w:tblStylePr w:type="firstRow">
       <w:rPr>
+        <w:rFonts w:eastAsia="黑体"/>
         <w:b/>
         <w:bCs/>
         <w:color w:themeColor="text1" w:val="000000"/>
@@ -10931,6 +11451,7 @@
     </w:tblStylePr>
     <w:tblStylePr w:type="lastRow">
       <w:rPr>
+        <w:rFonts w:eastAsia="黑体"/>
         <w:b/>
         <w:bCs/>
         <w:color w:themeColor="text1" w:val="000000"/>
@@ -10950,6 +11471,7 @@
     </w:tblStylePr>
     <w:tblStylePr w:type="firstCol">
       <w:rPr>
+        <w:rFonts w:eastAsia="黑体"/>
         <w:b/>
         <w:bCs/>
         <w:color w:themeColor="text1" w:val="000000"/>
@@ -10969,6 +11491,7 @@
     </w:tblStylePr>
     <w:tblStylePr w:type="lastCol">
       <w:rPr>
+        <w:rFonts w:eastAsia="黑体"/>
         <w:b w:val="0"/>
         <w:bCs w:val="0"/>
         <w:color w:themeColor="text1" w:val="000000"/>
@@ -11018,7 +11541,7 @@
       <w:spacing w:after="0" w:line="240" w:lineRule="auto"/>
     </w:pPr>
     <w:rPr>
-      <w:rFonts w:asciiTheme="majorHAnsi" w:cstheme="majorBidi" w:eastAsiaTheme="majorEastAsia" w:hAnsiTheme="majorHAnsi"/>
+      <w:rFonts w:asciiTheme="majorHAnsi" w:cstheme="majorBidi" w:hAnsiTheme="majorHAnsi" w:eastAsia="黑体"/>
       <w:color w:themeColor="text1" w:val="000000"/>
     </w:rPr>
     <w:tblPr>
@@ -11045,6 +11568,7 @@
     </w:tcPr>
     <w:tblStylePr w:type="firstRow">
       <w:rPr>
+        <w:rFonts w:eastAsia="黑体"/>
         <w:b/>
         <w:bCs/>
         <w:color w:themeColor="text1" w:val="000000"/>
@@ -11056,6 +11580,7 @@
     </w:tblStylePr>
     <w:tblStylePr w:type="lastRow">
       <w:rPr>
+        <w:rFonts w:eastAsia="黑体"/>
         <w:b/>
         <w:bCs/>
         <w:color w:themeColor="text1" w:val="000000"/>
@@ -11075,6 +11600,7 @@
     </w:tblStylePr>
     <w:tblStylePr w:type="firstCol">
       <w:rPr>
+        <w:rFonts w:eastAsia="黑体"/>
         <w:b/>
         <w:bCs/>
         <w:color w:themeColor="text1" w:val="000000"/>
@@ -11094,6 +11620,7 @@
     </w:tblStylePr>
     <w:tblStylePr w:type="lastCol">
       <w:rPr>
+        <w:rFonts w:eastAsia="黑体"/>
         <w:b w:val="0"/>
         <w:bCs w:val="0"/>
         <w:color w:themeColor="text1" w:val="000000"/>
@@ -11143,7 +11670,7 @@
       <w:spacing w:after="0" w:line="240" w:lineRule="auto"/>
     </w:pPr>
     <w:rPr>
-      <w:rFonts w:asciiTheme="majorHAnsi" w:cstheme="majorBidi" w:eastAsiaTheme="majorEastAsia" w:hAnsiTheme="majorHAnsi"/>
+      <w:rFonts w:asciiTheme="majorHAnsi" w:cstheme="majorBidi" w:hAnsiTheme="majorHAnsi" w:eastAsia="黑体"/>
       <w:color w:themeColor="text1" w:val="000000"/>
     </w:rPr>
     <w:tblPr>
@@ -11170,6 +11697,7 @@
     </w:tcPr>
     <w:tblStylePr w:type="firstRow">
       <w:rPr>
+        <w:rFonts w:eastAsia="黑体"/>
         <w:b/>
         <w:bCs/>
         <w:color w:themeColor="text1" w:val="000000"/>
@@ -11181,6 +11709,7 @@
     </w:tblStylePr>
     <w:tblStylePr w:type="lastRow">
       <w:rPr>
+        <w:rFonts w:eastAsia="黑体"/>
         <w:b/>
         <w:bCs/>
         <w:color w:themeColor="text1" w:val="000000"/>
@@ -11200,6 +11729,7 @@
     </w:tblStylePr>
     <w:tblStylePr w:type="firstCol">
       <w:rPr>
+        <w:rFonts w:eastAsia="黑体"/>
         <w:b/>
         <w:bCs/>
         <w:color w:themeColor="text1" w:val="000000"/>
@@ -11219,6 +11749,7 @@
     </w:tblStylePr>
     <w:tblStylePr w:type="lastCol">
       <w:rPr>
+        <w:rFonts w:eastAsia="黑体"/>
         <w:b w:val="0"/>
         <w:bCs w:val="0"/>
         <w:color w:themeColor="text1" w:val="000000"/>
@@ -11268,7 +11799,7 @@
       <w:spacing w:after="0" w:line="240" w:lineRule="auto"/>
     </w:pPr>
     <w:rPr>
-      <w:rFonts w:asciiTheme="majorHAnsi" w:cstheme="majorBidi" w:eastAsiaTheme="majorEastAsia" w:hAnsiTheme="majorHAnsi"/>
+      <w:rFonts w:asciiTheme="majorHAnsi" w:cstheme="majorBidi" w:hAnsiTheme="majorHAnsi" w:eastAsia="黑体"/>
       <w:color w:themeColor="text1" w:val="000000"/>
     </w:rPr>
     <w:tblPr>
@@ -11295,6 +11826,7 @@
     </w:tcPr>
     <w:tblStylePr w:type="firstRow">
       <w:rPr>
+        <w:rFonts w:eastAsia="黑体"/>
         <w:b/>
         <w:bCs/>
         <w:color w:themeColor="text1" w:val="000000"/>
@@ -11306,6 +11838,7 @@
     </w:tblStylePr>
     <w:tblStylePr w:type="lastRow">
       <w:rPr>
+        <w:rFonts w:eastAsia="黑体"/>
         <w:b/>
         <w:bCs/>
         <w:color w:themeColor="text1" w:val="000000"/>
@@ -11325,6 +11858,7 @@
     </w:tblStylePr>
     <w:tblStylePr w:type="firstCol">
       <w:rPr>
+        <w:rFonts w:eastAsia="黑体"/>
         <w:b/>
         <w:bCs/>
         <w:color w:themeColor="text1" w:val="000000"/>
@@ -11344,6 +11878,7 @@
     </w:tblStylePr>
     <w:tblStylePr w:type="lastCol">
       <w:rPr>
+        <w:rFonts w:eastAsia="黑体"/>
         <w:b w:val="0"/>
         <w:bCs w:val="0"/>
         <w:color w:themeColor="text1" w:val="000000"/>
@@ -11393,7 +11928,7 @@
       <w:spacing w:after="0" w:line="240" w:lineRule="auto"/>
     </w:pPr>
     <w:rPr>
-      <w:rFonts w:asciiTheme="majorHAnsi" w:cstheme="majorBidi" w:eastAsiaTheme="majorEastAsia" w:hAnsiTheme="majorHAnsi"/>
+      <w:rFonts w:asciiTheme="majorHAnsi" w:cstheme="majorBidi" w:hAnsiTheme="majorHAnsi" w:eastAsia="黑体"/>
       <w:color w:themeColor="text1" w:val="000000"/>
     </w:rPr>
     <w:tblPr>
@@ -11420,6 +11955,7 @@
     </w:tcPr>
     <w:tblStylePr w:type="firstRow">
       <w:rPr>
+        <w:rFonts w:eastAsia="黑体"/>
         <w:b/>
         <w:bCs/>
         <w:color w:themeColor="text1" w:val="000000"/>
@@ -11431,6 +11967,7 @@
     </w:tblStylePr>
     <w:tblStylePr w:type="lastRow">
       <w:rPr>
+        <w:rFonts w:eastAsia="黑体"/>
         <w:b/>
         <w:bCs/>
         <w:color w:themeColor="text1" w:val="000000"/>
@@ -11450,6 +11987,7 @@
     </w:tblStylePr>
     <w:tblStylePr w:type="firstCol">
       <w:rPr>
+        <w:rFonts w:eastAsia="黑体"/>
         <w:b/>
         <w:bCs/>
         <w:color w:themeColor="text1" w:val="000000"/>
@@ -11469,6 +12007,7 @@
     </w:tblStylePr>
     <w:tblStylePr w:type="lastCol">
       <w:rPr>
+        <w:rFonts w:eastAsia="黑体"/>
         <w:b w:val="0"/>
         <w:bCs w:val="0"/>
         <w:color w:themeColor="text1" w:val="000000"/>
@@ -11518,7 +12057,7 @@
       <w:spacing w:after="0" w:line="240" w:lineRule="auto"/>
     </w:pPr>
     <w:rPr>
-      <w:rFonts w:asciiTheme="majorHAnsi" w:cstheme="majorBidi" w:eastAsiaTheme="majorEastAsia" w:hAnsiTheme="majorHAnsi"/>
+      <w:rFonts w:asciiTheme="majorHAnsi" w:cstheme="majorBidi" w:hAnsiTheme="majorHAnsi" w:eastAsia="黑体"/>
       <w:color w:themeColor="text1" w:val="000000"/>
     </w:rPr>
     <w:tblPr>
@@ -11545,6 +12084,7 @@
     </w:tcPr>
     <w:tblStylePr w:type="firstRow">
       <w:rPr>
+        <w:rFonts w:eastAsia="黑体"/>
         <w:b/>
         <w:bCs/>
         <w:color w:themeColor="text1" w:val="000000"/>
@@ -11556,6 +12096,7 @@
     </w:tblStylePr>
     <w:tblStylePr w:type="lastRow">
       <w:rPr>
+        <w:rFonts w:eastAsia="黑体"/>
         <w:b/>
         <w:bCs/>
         <w:color w:themeColor="text1" w:val="000000"/>
@@ -11575,6 +12116,7 @@
     </w:tblStylePr>
     <w:tblStylePr w:type="firstCol">
       <w:rPr>
+        <w:rFonts w:eastAsia="黑体"/>
         <w:b/>
         <w:bCs/>
         <w:color w:themeColor="text1" w:val="000000"/>
@@ -11594,6 +12136,7 @@
     </w:tblStylePr>
     <w:tblStylePr w:type="lastCol">
       <w:rPr>
+        <w:rFonts w:eastAsia="黑体"/>
         <w:b w:val="0"/>
         <w:bCs w:val="0"/>
         <w:color w:themeColor="text1" w:val="000000"/>
@@ -11643,7 +12186,7 @@
       <w:spacing w:after="0" w:line="240" w:lineRule="auto"/>
     </w:pPr>
     <w:rPr>
-      <w:rFonts w:asciiTheme="majorHAnsi" w:cstheme="majorBidi" w:eastAsiaTheme="majorEastAsia" w:hAnsiTheme="majorHAnsi"/>
+      <w:rFonts w:asciiTheme="majorHAnsi" w:cstheme="majorBidi" w:hAnsiTheme="majorHAnsi" w:eastAsia="黑体"/>
       <w:color w:themeColor="text1" w:val="000000"/>
     </w:rPr>
     <w:tblPr>
@@ -11670,6 +12213,7 @@
     </w:tcPr>
     <w:tblStylePr w:type="firstRow">
       <w:rPr>
+        <w:rFonts w:eastAsia="黑体"/>
         <w:b/>
         <w:bCs/>
         <w:color w:themeColor="text1" w:val="000000"/>
@@ -11681,6 +12225,7 @@
     </w:tblStylePr>
     <w:tblStylePr w:type="lastRow">
       <w:rPr>
+        <w:rFonts w:eastAsia="黑体"/>
         <w:b/>
         <w:bCs/>
         <w:color w:themeColor="text1" w:val="000000"/>
@@ -11700,6 +12245,7 @@
     </w:tblStylePr>
     <w:tblStylePr w:type="firstCol">
       <w:rPr>
+        <w:rFonts w:eastAsia="黑体"/>
         <w:b/>
         <w:bCs/>
         <w:color w:themeColor="text1" w:val="000000"/>
@@ -11719,6 +12265,7 @@
     </w:tblStylePr>
     <w:tblStylePr w:type="lastCol">
       <w:rPr>
+        <w:rFonts w:eastAsia="黑体"/>
         <w:b w:val="0"/>
         <w:bCs w:val="0"/>
         <w:color w:themeColor="text1" w:val="000000"/>
@@ -11791,6 +12338,7 @@
     </w:tcPr>
     <w:tblStylePr w:type="firstRow">
       <w:rPr>
+        <w:rFonts w:eastAsia="黑体"/>
         <w:b/>
         <w:bCs/>
         <w:i w:val="0"/>
@@ -11812,6 +12360,7 @@
     </w:tblStylePr>
     <w:tblStylePr w:type="lastRow">
       <w:rPr>
+        <w:rFonts w:eastAsia="黑体"/>
         <w:b/>
         <w:bCs/>
         <w:i w:val="0"/>
@@ -11833,6 +12382,7 @@
     </w:tblStylePr>
     <w:tblStylePr w:type="firstCol">
       <w:rPr>
+        <w:rFonts w:eastAsia="黑体"/>
         <w:b/>
         <w:bCs/>
         <w:i w:val="0"/>
@@ -11852,6 +12402,7 @@
     </w:tblStylePr>
     <w:tblStylePr w:type="lastCol">
       <w:rPr>
+        <w:rFonts w:eastAsia="黑体"/>
         <w:b/>
         <w:bCs/>
         <w:i w:val="0"/>
@@ -11932,6 +12483,7 @@
     </w:tcPr>
     <w:tblStylePr w:type="firstRow">
       <w:rPr>
+        <w:rFonts w:eastAsia="黑体"/>
         <w:b/>
         <w:bCs/>
         <w:i w:val="0"/>
@@ -11953,6 +12505,7 @@
     </w:tblStylePr>
     <w:tblStylePr w:type="lastRow">
       <w:rPr>
+        <w:rFonts w:eastAsia="黑体"/>
         <w:b/>
         <w:bCs/>
         <w:i w:val="0"/>
@@ -11974,6 +12527,7 @@
     </w:tblStylePr>
     <w:tblStylePr w:type="firstCol">
       <w:rPr>
+        <w:rFonts w:eastAsia="黑体"/>
         <w:b/>
         <w:bCs/>
         <w:i w:val="0"/>
@@ -11993,6 +12547,7 @@
     </w:tblStylePr>
     <w:tblStylePr w:type="lastCol">
       <w:rPr>
+        <w:rFonts w:eastAsia="黑体"/>
         <w:b/>
         <w:bCs/>
         <w:i w:val="0"/>
@@ -12073,6 +12628,7 @@
     </w:tcPr>
     <w:tblStylePr w:type="firstRow">
       <w:rPr>
+        <w:rFonts w:eastAsia="黑体"/>
         <w:b/>
         <w:bCs/>
         <w:i w:val="0"/>
@@ -12094,6 +12650,7 @@
     </w:tblStylePr>
     <w:tblStylePr w:type="lastRow">
       <w:rPr>
+        <w:rFonts w:eastAsia="黑体"/>
         <w:b/>
         <w:bCs/>
         <w:i w:val="0"/>
@@ -12115,6 +12672,7 @@
     </w:tblStylePr>
     <w:tblStylePr w:type="firstCol">
       <w:rPr>
+        <w:rFonts w:eastAsia="黑体"/>
         <w:b/>
         <w:bCs/>
         <w:i w:val="0"/>
@@ -12134,6 +12692,7 @@
     </w:tblStylePr>
     <w:tblStylePr w:type="lastCol">
       <w:rPr>
+        <w:rFonts w:eastAsia="黑体"/>
         <w:b/>
         <w:bCs/>
         <w:i w:val="0"/>
@@ -12214,6 +12773,7 @@
     </w:tcPr>
     <w:tblStylePr w:type="firstRow">
       <w:rPr>
+        <w:rFonts w:eastAsia="黑体"/>
         <w:b/>
         <w:bCs/>
         <w:i w:val="0"/>
@@ -12235,6 +12795,7 @@
     </w:tblStylePr>
     <w:tblStylePr w:type="lastRow">
       <w:rPr>
+        <w:rFonts w:eastAsia="黑体"/>
         <w:b/>
         <w:bCs/>
         <w:i w:val="0"/>
@@ -12256,6 +12817,7 @@
     </w:tblStylePr>
     <w:tblStylePr w:type="firstCol">
       <w:rPr>
+        <w:rFonts w:eastAsia="黑体"/>
         <w:b/>
         <w:bCs/>
         <w:i w:val="0"/>
@@ -12275,6 +12837,7 @@
     </w:tblStylePr>
     <w:tblStylePr w:type="lastCol">
       <w:rPr>
+        <w:rFonts w:eastAsia="黑体"/>
         <w:b/>
         <w:bCs/>
         <w:i w:val="0"/>
@@ -12355,6 +12918,7 @@
     </w:tcPr>
     <w:tblStylePr w:type="firstRow">
       <w:rPr>
+        <w:rFonts w:eastAsia="黑体"/>
         <w:b/>
         <w:bCs/>
         <w:i w:val="0"/>
@@ -12376,6 +12940,7 @@
     </w:tblStylePr>
     <w:tblStylePr w:type="lastRow">
       <w:rPr>
+        <w:rFonts w:eastAsia="黑体"/>
         <w:b/>
         <w:bCs/>
         <w:i w:val="0"/>
@@ -12397,6 +12962,7 @@
     </w:tblStylePr>
     <w:tblStylePr w:type="firstCol">
       <w:rPr>
+        <w:rFonts w:eastAsia="黑体"/>
         <w:b/>
         <w:bCs/>
         <w:i w:val="0"/>
@@ -12416,6 +12982,7 @@
     </w:tblStylePr>
     <w:tblStylePr w:type="lastCol">
       <w:rPr>
+        <w:rFonts w:eastAsia="黑体"/>
         <w:b/>
         <w:bCs/>
         <w:i w:val="0"/>
@@ -12496,6 +13063,7 @@
     </w:tcPr>
     <w:tblStylePr w:type="firstRow">
       <w:rPr>
+        <w:rFonts w:eastAsia="黑体"/>
         <w:b/>
         <w:bCs/>
         <w:i w:val="0"/>
@@ -12517,6 +13085,7 @@
     </w:tblStylePr>
     <w:tblStylePr w:type="lastRow">
       <w:rPr>
+        <w:rFonts w:eastAsia="黑体"/>
         <w:b/>
         <w:bCs/>
         <w:i w:val="0"/>
@@ -12538,6 +13107,7 @@
     </w:tblStylePr>
     <w:tblStylePr w:type="firstCol">
       <w:rPr>
+        <w:rFonts w:eastAsia="黑体"/>
         <w:b/>
         <w:bCs/>
         <w:i w:val="0"/>
@@ -12557,6 +13127,7 @@
     </w:tblStylePr>
     <w:tblStylePr w:type="lastCol">
       <w:rPr>
+        <w:rFonts w:eastAsia="黑体"/>
         <w:b/>
         <w:bCs/>
         <w:i w:val="0"/>
@@ -12637,6 +13208,7 @@
     </w:tcPr>
     <w:tblStylePr w:type="firstRow">
       <w:rPr>
+        <w:rFonts w:eastAsia="黑体"/>
         <w:b/>
         <w:bCs/>
         <w:i w:val="0"/>
@@ -12658,6 +13230,7 @@
     </w:tblStylePr>
     <w:tblStylePr w:type="lastRow">
       <w:rPr>
+        <w:rFonts w:eastAsia="黑体"/>
         <w:b/>
         <w:bCs/>
         <w:i w:val="0"/>
@@ -12679,6 +13252,7 @@
     </w:tblStylePr>
     <w:tblStylePr w:type="firstCol">
       <w:rPr>
+        <w:rFonts w:eastAsia="黑体"/>
         <w:b/>
         <w:bCs/>
         <w:i w:val="0"/>
@@ -12698,6 +13272,7 @@
     </w:tblStylePr>
     <w:tblStylePr w:type="lastCol">
       <w:rPr>
+        <w:rFonts w:eastAsia="黑体"/>
         <w:b/>
         <w:bCs/>
         <w:i w:val="0"/>
@@ -12755,6 +13330,7 @@
       <w:spacing w:after="0" w:line="240" w:lineRule="auto"/>
     </w:pPr>
     <w:rPr>
+      <w:rFonts w:eastAsia="黑体"/>
       <w:color w:themeColor="background1" w:val="FFFFFF"/>
     </w:rPr>
     <w:tblPr>
@@ -12773,6 +13349,7 @@
     </w:tcPr>
     <w:tblStylePr w:type="firstRow">
       <w:rPr>
+        <w:rFonts w:eastAsia="黑体"/>
         <w:b/>
         <w:bCs/>
       </w:rPr>
@@ -12869,6 +13446,7 @@
       <w:spacing w:after="0" w:line="240" w:lineRule="auto"/>
     </w:pPr>
     <w:rPr>
+      <w:rFonts w:eastAsia="黑体"/>
       <w:color w:themeColor="background1" w:val="FFFFFF"/>
     </w:rPr>
     <w:tblPr>
@@ -12887,6 +13465,7 @@
     </w:tcPr>
     <w:tblStylePr w:type="firstRow">
       <w:rPr>
+        <w:rFonts w:eastAsia="黑体"/>
         <w:b/>
         <w:bCs/>
       </w:rPr>
@@ -12983,6 +13562,7 @@
       <w:spacing w:after="0" w:line="240" w:lineRule="auto"/>
     </w:pPr>
     <w:rPr>
+      <w:rFonts w:eastAsia="黑体"/>
       <w:color w:themeColor="background1" w:val="FFFFFF"/>
     </w:rPr>
     <w:tblPr>
@@ -13001,6 +13581,7 @@
     </w:tcPr>
     <w:tblStylePr w:type="firstRow">
       <w:rPr>
+        <w:rFonts w:eastAsia="黑体"/>
         <w:b/>
         <w:bCs/>
       </w:rPr>
@@ -13097,6 +13678,7 @@
       <w:spacing w:after="0" w:line="240" w:lineRule="auto"/>
     </w:pPr>
     <w:rPr>
+      <w:rFonts w:eastAsia="黑体"/>
       <w:color w:themeColor="background1" w:val="FFFFFF"/>
     </w:rPr>
     <w:tblPr>
@@ -13115,6 +13697,7 @@
     </w:tcPr>
     <w:tblStylePr w:type="firstRow">
       <w:rPr>
+        <w:rFonts w:eastAsia="黑体"/>
         <w:b/>
         <w:bCs/>
       </w:rPr>
@@ -13211,6 +13794,7 @@
       <w:spacing w:after="0" w:line="240" w:lineRule="auto"/>
     </w:pPr>
     <w:rPr>
+      <w:rFonts w:eastAsia="黑体"/>
       <w:color w:themeColor="background1" w:val="FFFFFF"/>
     </w:rPr>
     <w:tblPr>
@@ -13229,6 +13813,7 @@
     </w:tcPr>
     <w:tblStylePr w:type="firstRow">
       <w:rPr>
+        <w:rFonts w:eastAsia="黑体"/>
         <w:b/>
         <w:bCs/>
       </w:rPr>
@@ -13325,6 +13910,7 @@
       <w:spacing w:after="0" w:line="240" w:lineRule="auto"/>
     </w:pPr>
     <w:rPr>
+      <w:rFonts w:eastAsia="黑体"/>
       <w:color w:themeColor="background1" w:val="FFFFFF"/>
     </w:rPr>
     <w:tblPr>
@@ -13343,6 +13929,7 @@
     </w:tcPr>
     <w:tblStylePr w:type="firstRow">
       <w:rPr>
+        <w:rFonts w:eastAsia="黑体"/>
         <w:b/>
         <w:bCs/>
       </w:rPr>
@@ -13439,6 +14026,7 @@
       <w:spacing w:after="0" w:line="240" w:lineRule="auto"/>
     </w:pPr>
     <w:rPr>
+      <w:rFonts w:eastAsia="黑体"/>
       <w:color w:themeColor="background1" w:val="FFFFFF"/>
     </w:rPr>
     <w:tblPr>
@@ -13457,6 +14045,7 @@
     </w:tcPr>
     <w:tblStylePr w:type="firstRow">
       <w:rPr>
+        <w:rFonts w:eastAsia="黑体"/>
         <w:b/>
         <w:bCs/>
       </w:rPr>
@@ -13553,6 +14142,7 @@
       <w:spacing w:after="0" w:line="240" w:lineRule="auto"/>
     </w:pPr>
     <w:rPr>
+      <w:rFonts w:eastAsia="黑体"/>
       <w:color w:themeColor="text1" w:val="000000"/>
     </w:rPr>
     <w:tblPr>
@@ -13579,6 +14169,7 @@
     </w:tcPr>
     <w:tblStylePr w:type="firstRow">
       <w:rPr>
+        <w:rFonts w:eastAsia="黑体"/>
         <w:b/>
         <w:bCs/>
       </w:rPr>
@@ -13597,6 +14188,7 @@
     </w:tblStylePr>
     <w:tblStylePr w:type="lastRow">
       <w:rPr>
+        <w:rFonts w:eastAsia="黑体"/>
         <w:b/>
         <w:bCs/>
         <w:color w:themeColor="background1" w:val="FFFFFF"/>
@@ -13611,6 +14203,7 @@
     </w:tblStylePr>
     <w:tblStylePr w:type="firstCol">
       <w:rPr>
+        <w:rFonts w:eastAsia="黑体"/>
         <w:color w:themeColor="background1" w:val="FFFFFF"/>
       </w:rPr>
       <w:tblPr/>
@@ -13628,6 +14221,7 @@
     </w:tblStylePr>
     <w:tblStylePr w:type="lastCol">
       <w:rPr>
+        <w:rFonts w:eastAsia="黑体"/>
         <w:color w:themeColor="background1" w:val="FFFFFF"/>
       </w:rPr>
       <w:tblPr/>
@@ -13657,11 +14251,13 @@
     </w:tblStylePr>
     <w:tblStylePr w:type="neCell">
       <w:rPr>
+        <w:rFonts w:eastAsia="黑体"/>
         <w:color w:themeColor="text1" w:val="000000"/>
       </w:rPr>
     </w:tblStylePr>
     <w:tblStylePr w:type="nwCell">
       <w:rPr>
+        <w:rFonts w:eastAsia="黑体"/>
         <w:color w:themeColor="text1" w:val="000000"/>
       </w:rPr>
     </w:tblStylePr>
@@ -13675,6 +14271,7 @@
       <w:spacing w:after="0" w:line="240" w:lineRule="auto"/>
     </w:pPr>
     <w:rPr>
+      <w:rFonts w:eastAsia="黑体"/>
       <w:color w:themeColor="text1" w:val="000000"/>
     </w:rPr>
     <w:tblPr>
@@ -13701,6 +14298,7 @@
     </w:tcPr>
     <w:tblStylePr w:type="firstRow">
       <w:rPr>
+        <w:rFonts w:eastAsia="黑体"/>
         <w:b/>
         <w:bCs/>
       </w:rPr>
@@ -13719,6 +14317,7 @@
     </w:tblStylePr>
     <w:tblStylePr w:type="lastRow">
       <w:rPr>
+        <w:rFonts w:eastAsia="黑体"/>
         <w:b/>
         <w:bCs/>
         <w:color w:themeColor="background1" w:val="FFFFFF"/>
@@ -13733,6 +14332,7 @@
     </w:tblStylePr>
     <w:tblStylePr w:type="firstCol">
       <w:rPr>
+        <w:rFonts w:eastAsia="黑体"/>
         <w:color w:themeColor="background1" w:val="FFFFFF"/>
       </w:rPr>
       <w:tblPr/>
@@ -13750,6 +14350,7 @@
     </w:tblStylePr>
     <w:tblStylePr w:type="lastCol">
       <w:rPr>
+        <w:rFonts w:eastAsia="黑体"/>
         <w:color w:themeColor="background1" w:val="FFFFFF"/>
       </w:rPr>
       <w:tblPr/>
@@ -13779,11 +14380,13 @@
     </w:tblStylePr>
     <w:tblStylePr w:type="neCell">
       <w:rPr>
+        <w:rFonts w:eastAsia="黑体"/>
         <w:color w:themeColor="text1" w:val="000000"/>
       </w:rPr>
     </w:tblStylePr>
     <w:tblStylePr w:type="nwCell">
       <w:rPr>
+        <w:rFonts w:eastAsia="黑体"/>
         <w:color w:themeColor="text1" w:val="000000"/>
       </w:rPr>
     </w:tblStylePr>
@@ -13797,6 +14400,7 @@
       <w:spacing w:after="0" w:line="240" w:lineRule="auto"/>
     </w:pPr>
     <w:rPr>
+      <w:rFonts w:eastAsia="黑体"/>
       <w:color w:themeColor="text1" w:val="000000"/>
     </w:rPr>
     <w:tblPr>
@@ -13823,6 +14427,7 @@
     </w:tcPr>
     <w:tblStylePr w:type="firstRow">
       <w:rPr>
+        <w:rFonts w:eastAsia="黑体"/>
         <w:b/>
         <w:bCs/>
       </w:rPr>
@@ -13841,6 +14446,7 @@
     </w:tblStylePr>
     <w:tblStylePr w:type="lastRow">
       <w:rPr>
+        <w:rFonts w:eastAsia="黑体"/>
         <w:b/>
         <w:bCs/>
         <w:color w:themeColor="background1" w:val="FFFFFF"/>
@@ -13855,6 +14461,7 @@
     </w:tblStylePr>
     <w:tblStylePr w:type="firstCol">
       <w:rPr>
+        <w:rFonts w:eastAsia="黑体"/>
         <w:color w:themeColor="background1" w:val="FFFFFF"/>
       </w:rPr>
       <w:tblPr/>
@@ -13872,6 +14479,7 @@
     </w:tblStylePr>
     <w:tblStylePr w:type="lastCol">
       <w:rPr>
+        <w:rFonts w:eastAsia="黑体"/>
         <w:color w:themeColor="background1" w:val="FFFFFF"/>
       </w:rPr>
       <w:tblPr/>
@@ -13901,11 +14509,13 @@
     </w:tblStylePr>
     <w:tblStylePr w:type="neCell">
       <w:rPr>
+        <w:rFonts w:eastAsia="黑体"/>
         <w:color w:themeColor="text1" w:val="000000"/>
       </w:rPr>
     </w:tblStylePr>
     <w:tblStylePr w:type="nwCell">
       <w:rPr>
+        <w:rFonts w:eastAsia="黑体"/>
         <w:color w:themeColor="text1" w:val="000000"/>
       </w:rPr>
     </w:tblStylePr>
@@ -13919,6 +14529,7 @@
       <w:spacing w:after="0" w:line="240" w:lineRule="auto"/>
     </w:pPr>
     <w:rPr>
+      <w:rFonts w:eastAsia="黑体"/>
       <w:color w:themeColor="text1" w:val="000000"/>
     </w:rPr>
     <w:tblPr>
@@ -13945,6 +14556,7 @@
     </w:tcPr>
     <w:tblStylePr w:type="firstRow">
       <w:rPr>
+        <w:rFonts w:eastAsia="黑体"/>
         <w:b/>
         <w:bCs/>
       </w:rPr>
@@ -13963,6 +14575,7 @@
     </w:tblStylePr>
     <w:tblStylePr w:type="lastRow">
       <w:rPr>
+        <w:rFonts w:eastAsia="黑体"/>
         <w:b/>
         <w:bCs/>
         <w:color w:themeColor="background1" w:val="FFFFFF"/>
@@ -13977,6 +14590,7 @@
     </w:tblStylePr>
     <w:tblStylePr w:type="firstCol">
       <w:rPr>
+        <w:rFonts w:eastAsia="黑体"/>
         <w:color w:themeColor="background1" w:val="FFFFFF"/>
       </w:rPr>
       <w:tblPr/>
@@ -13994,6 +14608,7 @@
     </w:tblStylePr>
     <w:tblStylePr w:type="lastCol">
       <w:rPr>
+        <w:rFonts w:eastAsia="黑体"/>
         <w:color w:themeColor="background1" w:val="FFFFFF"/>
       </w:rPr>
       <w:tblPr/>
@@ -14031,6 +14646,7 @@
       <w:spacing w:after="0" w:line="240" w:lineRule="auto"/>
     </w:pPr>
     <w:rPr>
+      <w:rFonts w:eastAsia="黑体"/>
       <w:color w:themeColor="text1" w:val="000000"/>
     </w:rPr>
     <w:tblPr>
@@ -14057,6 +14673,7 @@
     </w:tcPr>
     <w:tblStylePr w:type="firstRow">
       <w:rPr>
+        <w:rFonts w:eastAsia="黑体"/>
         <w:b/>
         <w:bCs/>
       </w:rPr>
@@ -14075,6 +14692,7 @@
     </w:tblStylePr>
     <w:tblStylePr w:type="lastRow">
       <w:rPr>
+        <w:rFonts w:eastAsia="黑体"/>
         <w:b/>
         <w:bCs/>
         <w:color w:themeColor="background1" w:val="FFFFFF"/>
@@ -14089,6 +14707,7 @@
     </w:tblStylePr>
     <w:tblStylePr w:type="firstCol">
       <w:rPr>
+        <w:rFonts w:eastAsia="黑体"/>
         <w:color w:themeColor="background1" w:val="FFFFFF"/>
       </w:rPr>
       <w:tblPr/>
@@ -14106,6 +14725,7 @@
     </w:tblStylePr>
     <w:tblStylePr w:type="lastCol">
       <w:rPr>
+        <w:rFonts w:eastAsia="黑体"/>
         <w:color w:themeColor="background1" w:val="FFFFFF"/>
       </w:rPr>
       <w:tblPr/>
@@ -14135,11 +14755,13 @@
     </w:tblStylePr>
     <w:tblStylePr w:type="neCell">
       <w:rPr>
+        <w:rFonts w:eastAsia="黑体"/>
         <w:color w:themeColor="text1" w:val="000000"/>
       </w:rPr>
     </w:tblStylePr>
     <w:tblStylePr w:type="nwCell">
       <w:rPr>
+        <w:rFonts w:eastAsia="黑体"/>
         <w:color w:themeColor="text1" w:val="000000"/>
       </w:rPr>
     </w:tblStylePr>
@@ -14153,6 +14775,7 @@
       <w:spacing w:after="0" w:line="240" w:lineRule="auto"/>
     </w:pPr>
     <w:rPr>
+      <w:rFonts w:eastAsia="黑体"/>
       <w:color w:themeColor="text1" w:val="000000"/>
     </w:rPr>
     <w:tblPr>
@@ -14179,6 +14802,7 @@
     </w:tcPr>
     <w:tblStylePr w:type="firstRow">
       <w:rPr>
+        <w:rFonts w:eastAsia="黑体"/>
         <w:b/>
         <w:bCs/>
       </w:rPr>
@@ -14197,6 +14821,7 @@
     </w:tblStylePr>
     <w:tblStylePr w:type="lastRow">
       <w:rPr>
+        <w:rFonts w:eastAsia="黑体"/>
         <w:b/>
         <w:bCs/>
         <w:color w:themeColor="background1" w:val="FFFFFF"/>
@@ -14211,6 +14836,7 @@
     </w:tblStylePr>
     <w:tblStylePr w:type="firstCol">
       <w:rPr>
+        <w:rFonts w:eastAsia="黑体"/>
         <w:color w:themeColor="background1" w:val="FFFFFF"/>
       </w:rPr>
       <w:tblPr/>
@@ -14228,6 +14854,7 @@
     </w:tblStylePr>
     <w:tblStylePr w:type="lastCol">
       <w:rPr>
+        <w:rFonts w:eastAsia="黑体"/>
         <w:color w:themeColor="background1" w:val="FFFFFF"/>
       </w:rPr>
       <w:tblPr/>
@@ -14257,11 +14884,13 @@
     </w:tblStylePr>
     <w:tblStylePr w:type="neCell">
       <w:rPr>
+        <w:rFonts w:eastAsia="黑体"/>
         <w:color w:themeColor="text1" w:val="000000"/>
       </w:rPr>
     </w:tblStylePr>
     <w:tblStylePr w:type="nwCell">
       <w:rPr>
+        <w:rFonts w:eastAsia="黑体"/>
         <w:color w:themeColor="text1" w:val="000000"/>
       </w:rPr>
     </w:tblStylePr>
@@ -14275,6 +14904,7 @@
       <w:spacing w:after="0" w:line="240" w:lineRule="auto"/>
     </w:pPr>
     <w:rPr>
+      <w:rFonts w:eastAsia="黑体"/>
       <w:color w:themeColor="text1" w:val="000000"/>
     </w:rPr>
     <w:tblPr>
@@ -14301,6 +14931,7 @@
     </w:tcPr>
     <w:tblStylePr w:type="firstRow">
       <w:rPr>
+        <w:rFonts w:eastAsia="黑体"/>
         <w:b/>
         <w:bCs/>
       </w:rPr>
@@ -14319,6 +14950,7 @@
     </w:tblStylePr>
     <w:tblStylePr w:type="lastRow">
       <w:rPr>
+        <w:rFonts w:eastAsia="黑体"/>
         <w:b/>
         <w:bCs/>
         <w:color w:themeColor="background1" w:val="FFFFFF"/>
@@ -14333,6 +14965,7 @@
     </w:tblStylePr>
     <w:tblStylePr w:type="firstCol">
       <w:rPr>
+        <w:rFonts w:eastAsia="黑体"/>
         <w:color w:themeColor="background1" w:val="FFFFFF"/>
       </w:rPr>
       <w:tblPr/>
@@ -14350,6 +14983,7 @@
     </w:tblStylePr>
     <w:tblStylePr w:type="lastCol">
       <w:rPr>
+        <w:rFonts w:eastAsia="黑体"/>
         <w:color w:themeColor="background1" w:val="FFFFFF"/>
       </w:rPr>
       <w:tblPr/>
@@ -14379,11 +15013,13 @@
     </w:tblStylePr>
     <w:tblStylePr w:type="neCell">
       <w:rPr>
+        <w:rFonts w:eastAsia="黑体"/>
         <w:color w:themeColor="text1" w:val="000000"/>
       </w:rPr>
     </w:tblStylePr>
     <w:tblStylePr w:type="nwCell">
       <w:rPr>
+        <w:rFonts w:eastAsia="黑体"/>
         <w:color w:themeColor="text1" w:val="000000"/>
       </w:rPr>
     </w:tblStylePr>
@@ -14397,6 +15033,7 @@
       <w:spacing w:after="0" w:line="240" w:lineRule="auto"/>
     </w:pPr>
     <w:rPr>
+      <w:rFonts w:eastAsia="黑体"/>
       <w:color w:themeColor="text1" w:val="000000"/>
     </w:rPr>
     <w:tblPr>
@@ -14415,6 +15052,7 @@
     </w:tcPr>
     <w:tblStylePr w:type="firstRow">
       <w:rPr>
+        <w:rFonts w:eastAsia="黑体"/>
         <w:b/>
         <w:bCs/>
         <w:color w:themeColor="background1" w:val="FFFFFF"/>
@@ -14429,6 +15067,7 @@
     </w:tblStylePr>
     <w:tblStylePr w:type="lastRow">
       <w:rPr>
+        <w:rFonts w:eastAsia="黑体"/>
         <w:b/>
         <w:bCs/>
         <w:color w:themeColor="accent2" w:themeShade="CC" w:val="9E3A38"/>
@@ -14443,12 +15082,14 @@
     </w:tblStylePr>
     <w:tblStylePr w:type="firstCol">
       <w:rPr>
+        <w:rFonts w:eastAsia="黑体"/>
         <w:b/>
         <w:bCs/>
       </w:rPr>
     </w:tblStylePr>
     <w:tblStylePr w:type="lastCol">
       <w:rPr>
+        <w:rFonts w:eastAsia="黑体"/>
         <w:b/>
         <w:bCs/>
       </w:rPr>
@@ -14483,6 +15124,7 @@
       <w:spacing w:after="0" w:line="240" w:lineRule="auto"/>
     </w:pPr>
     <w:rPr>
+      <w:rFonts w:eastAsia="黑体"/>
       <w:color w:themeColor="text1" w:val="000000"/>
     </w:rPr>
     <w:tblPr>
@@ -14501,6 +15143,7 @@
     </w:tcPr>
     <w:tblStylePr w:type="firstRow">
       <w:rPr>
+        <w:rFonts w:eastAsia="黑体"/>
         <w:b/>
         <w:bCs/>
         <w:color w:themeColor="background1" w:val="FFFFFF"/>
@@ -14515,6 +15158,7 @@
     </w:tblStylePr>
     <w:tblStylePr w:type="lastRow">
       <w:rPr>
+        <w:rFonts w:eastAsia="黑体"/>
         <w:b/>
         <w:bCs/>
         <w:color w:themeColor="accent2" w:themeShade="CC" w:val="9E3A38"/>
@@ -14529,12 +15173,14 @@
     </w:tblStylePr>
     <w:tblStylePr w:type="firstCol">
       <w:rPr>
+        <w:rFonts w:eastAsia="黑体"/>
         <w:b/>
         <w:bCs/>
       </w:rPr>
     </w:tblStylePr>
     <w:tblStylePr w:type="lastCol">
       <w:rPr>
+        <w:rFonts w:eastAsia="黑体"/>
         <w:b/>
         <w:bCs/>
       </w:rPr>
@@ -14569,6 +15215,7 @@
       <w:spacing w:after="0" w:line="240" w:lineRule="auto"/>
     </w:pPr>
     <w:rPr>
+      <w:rFonts w:eastAsia="黑体"/>
       <w:color w:themeColor="text1" w:val="000000"/>
     </w:rPr>
     <w:tblPr>
@@ -14587,6 +15234,7 @@
     </w:tcPr>
     <w:tblStylePr w:type="firstRow">
       <w:rPr>
+        <w:rFonts w:eastAsia="黑体"/>
         <w:b/>
         <w:bCs/>
         <w:color w:themeColor="background1" w:val="FFFFFF"/>
@@ -14601,6 +15249,7 @@
     </w:tblStylePr>
     <w:tblStylePr w:type="lastRow">
       <w:rPr>
+        <w:rFonts w:eastAsia="黑体"/>
         <w:b/>
         <w:bCs/>
         <w:color w:themeColor="accent2" w:themeShade="CC" w:val="9E3A38"/>
@@ -14615,12 +15264,14 @@
     </w:tblStylePr>
     <w:tblStylePr w:type="firstCol">
       <w:rPr>
+        <w:rFonts w:eastAsia="黑体"/>
         <w:b/>
         <w:bCs/>
       </w:rPr>
     </w:tblStylePr>
     <w:tblStylePr w:type="lastCol">
       <w:rPr>
+        <w:rFonts w:eastAsia="黑体"/>
         <w:b/>
         <w:bCs/>
       </w:rPr>
@@ -14655,6 +15306,7 @@
       <w:spacing w:after="0" w:line="240" w:lineRule="auto"/>
     </w:pPr>
     <w:rPr>
+      <w:rFonts w:eastAsia="黑体"/>
       <w:color w:themeColor="text1" w:val="000000"/>
     </w:rPr>
     <w:tblPr>
@@ -14673,6 +15325,7 @@
     </w:tcPr>
     <w:tblStylePr w:type="firstRow">
       <w:rPr>
+        <w:rFonts w:eastAsia="黑体"/>
         <w:b/>
         <w:bCs/>
         <w:color w:themeColor="background1" w:val="FFFFFF"/>
@@ -14687,6 +15340,7 @@
     </w:tblStylePr>
     <w:tblStylePr w:type="lastRow">
       <w:rPr>
+        <w:rFonts w:eastAsia="黑体"/>
         <w:b/>
         <w:bCs/>
         <w:color w:themeColor="accent4" w:themeShade="CC" w:val="664E82"/>
@@ -14701,12 +15355,14 @@
     </w:tblStylePr>
     <w:tblStylePr w:type="firstCol">
       <w:rPr>
+        <w:rFonts w:eastAsia="黑体"/>
         <w:b/>
         <w:bCs/>
       </w:rPr>
     </w:tblStylePr>
     <w:tblStylePr w:type="lastCol">
       <w:rPr>
+        <w:rFonts w:eastAsia="黑体"/>
         <w:b/>
         <w:bCs/>
       </w:rPr>
@@ -14741,6 +15397,7 @@
       <w:spacing w:after="0" w:line="240" w:lineRule="auto"/>
     </w:pPr>
     <w:rPr>
+      <w:rFonts w:eastAsia="黑体"/>
       <w:color w:themeColor="text1" w:val="000000"/>
     </w:rPr>
     <w:tblPr>
@@ -14759,6 +15416,7 @@
     </w:tcPr>
     <w:tblStylePr w:type="firstRow">
       <w:rPr>
+        <w:rFonts w:eastAsia="黑体"/>
         <w:b/>
         <w:bCs/>
         <w:color w:themeColor="background1" w:val="FFFFFF"/>
@@ -14773,6 +15431,7 @@
     </w:tblStylePr>
     <w:tblStylePr w:type="lastRow">
       <w:rPr>
+        <w:rFonts w:eastAsia="黑体"/>
         <w:b/>
         <w:bCs/>
         <w:color w:themeColor="accent3" w:themeShade="CC" w:val="7E9C40"/>
@@ -14787,12 +15446,14 @@
     </w:tblStylePr>
     <w:tblStylePr w:type="firstCol">
       <w:rPr>
+        <w:rFonts w:eastAsia="黑体"/>
         <w:b/>
         <w:bCs/>
       </w:rPr>
     </w:tblStylePr>
     <w:tblStylePr w:type="lastCol">
       <w:rPr>
+        <w:rFonts w:eastAsia="黑体"/>
         <w:b/>
         <w:bCs/>
       </w:rPr>
@@ -14827,6 +15488,7 @@
       <w:spacing w:after="0" w:line="240" w:lineRule="auto"/>
     </w:pPr>
     <w:rPr>
+      <w:rFonts w:eastAsia="黑体"/>
       <w:color w:themeColor="text1" w:val="000000"/>
     </w:rPr>
     <w:tblPr>
@@ -14845,6 +15507,7 @@
     </w:tcPr>
     <w:tblStylePr w:type="firstRow">
       <w:rPr>
+        <w:rFonts w:eastAsia="黑体"/>
         <w:b/>
         <w:bCs/>
         <w:color w:themeColor="background1" w:val="FFFFFF"/>
@@ -14859,6 +15522,7 @@
     </w:tblStylePr>
     <w:tblStylePr w:type="lastRow">
       <w:rPr>
+        <w:rFonts w:eastAsia="黑体"/>
         <w:b/>
         <w:bCs/>
         <w:color w:themeColor="accent6" w:themeShade="CC" w:val="F2730A"/>
@@ -14873,12 +15537,14 @@
     </w:tblStylePr>
     <w:tblStylePr w:type="firstCol">
       <w:rPr>
+        <w:rFonts w:eastAsia="黑体"/>
         <w:b/>
         <w:bCs/>
       </w:rPr>
     </w:tblStylePr>
     <w:tblStylePr w:type="lastCol">
       <w:rPr>
+        <w:rFonts w:eastAsia="黑体"/>
         <w:b/>
         <w:bCs/>
       </w:rPr>
@@ -14913,6 +15579,7 @@
       <w:spacing w:after="0" w:line="240" w:lineRule="auto"/>
     </w:pPr>
     <w:rPr>
+      <w:rFonts w:eastAsia="黑体"/>
       <w:color w:themeColor="text1" w:val="000000"/>
     </w:rPr>
     <w:tblPr>
@@ -14931,6 +15598,7 @@
     </w:tcPr>
     <w:tblStylePr w:type="firstRow">
       <w:rPr>
+        <w:rFonts w:eastAsia="黑体"/>
         <w:b/>
         <w:bCs/>
         <w:color w:themeColor="background1" w:val="FFFFFF"/>
@@ -14945,6 +15613,7 @@
     </w:tblStylePr>
     <w:tblStylePr w:type="lastRow">
       <w:rPr>
+        <w:rFonts w:eastAsia="黑体"/>
         <w:b/>
         <w:bCs/>
         <w:color w:themeColor="accent5" w:themeShade="CC" w:val="348DA5"/>
@@ -14959,12 +15628,14 @@
     </w:tblStylePr>
     <w:tblStylePr w:type="firstCol">
       <w:rPr>
+        <w:rFonts w:eastAsia="黑体"/>
         <w:b/>
         <w:bCs/>
       </w:rPr>
     </w:tblStylePr>
     <w:tblStylePr w:type="lastCol">
       <w:rPr>
+        <w:rFonts w:eastAsia="黑体"/>
         <w:b/>
         <w:bCs/>
       </w:rPr>
@@ -14999,6 +15670,7 @@
       <w:spacing w:after="0" w:line="240" w:lineRule="auto"/>
     </w:pPr>
     <w:rPr>
+      <w:rFonts w:eastAsia="黑体"/>
       <w:color w:themeColor="text1" w:val="000000"/>
     </w:rPr>
     <w:tblPr>
@@ -15020,6 +15692,7 @@
     </w:tcPr>
     <w:tblStylePr w:type="firstRow">
       <w:rPr>
+        <w:rFonts w:eastAsia="黑体"/>
         <w:b/>
         <w:bCs/>
       </w:rPr>
@@ -15030,6 +15703,7 @@
     </w:tblStylePr>
     <w:tblStylePr w:type="lastRow">
       <w:rPr>
+        <w:rFonts w:eastAsia="黑体"/>
         <w:b/>
         <w:bCs/>
         <w:color w:themeColor="text1" w:val="000000"/>
@@ -15041,6 +15715,7 @@
     </w:tblStylePr>
     <w:tblStylePr w:type="firstCol">
       <w:rPr>
+        <w:rFonts w:eastAsia="黑体"/>
         <w:color w:themeColor="background1" w:val="FFFFFF"/>
       </w:rPr>
       <w:tblPr/>
@@ -15050,6 +15725,7 @@
     </w:tblStylePr>
     <w:tblStylePr w:type="lastCol">
       <w:rPr>
+        <w:rFonts w:eastAsia="黑体"/>
         <w:color w:themeColor="background1" w:val="FFFFFF"/>
       </w:rPr>
       <w:tblPr/>
@@ -15079,6 +15755,7 @@
       <w:spacing w:after="0" w:line="240" w:lineRule="auto"/>
     </w:pPr>
     <w:rPr>
+      <w:rFonts w:eastAsia="黑体"/>
       <w:color w:themeColor="text1" w:val="000000"/>
     </w:rPr>
     <w:tblPr>
@@ -15100,6 +15777,7 @@
     </w:tcPr>
     <w:tblStylePr w:type="firstRow">
       <w:rPr>
+        <w:rFonts w:eastAsia="黑体"/>
         <w:b/>
         <w:bCs/>
       </w:rPr>
@@ -15110,6 +15788,7 @@
     </w:tblStylePr>
     <w:tblStylePr w:type="lastRow">
       <w:rPr>
+        <w:rFonts w:eastAsia="黑体"/>
         <w:b/>
         <w:bCs/>
         <w:color w:themeColor="text1" w:val="000000"/>
@@ -15121,6 +15800,7 @@
     </w:tblStylePr>
     <w:tblStylePr w:type="firstCol">
       <w:rPr>
+        <w:rFonts w:eastAsia="黑体"/>
         <w:color w:themeColor="background1" w:val="FFFFFF"/>
       </w:rPr>
       <w:tblPr/>
@@ -15130,6 +15810,7 @@
     </w:tblStylePr>
     <w:tblStylePr w:type="lastCol">
       <w:rPr>
+        <w:rFonts w:eastAsia="黑体"/>
         <w:color w:themeColor="background1" w:val="FFFFFF"/>
       </w:rPr>
       <w:tblPr/>
@@ -15159,6 +15840,7 @@
       <w:spacing w:after="0" w:line="240" w:lineRule="auto"/>
     </w:pPr>
     <w:rPr>
+      <w:rFonts w:eastAsia="黑体"/>
       <w:color w:themeColor="text1" w:val="000000"/>
     </w:rPr>
     <w:tblPr>
@@ -15180,6 +15862,7 @@
     </w:tcPr>
     <w:tblStylePr w:type="firstRow">
       <w:rPr>
+        <w:rFonts w:eastAsia="黑体"/>
         <w:b/>
         <w:bCs/>
       </w:rPr>
@@ -15190,6 +15873,7 @@
     </w:tblStylePr>
     <w:tblStylePr w:type="lastRow">
       <w:rPr>
+        <w:rFonts w:eastAsia="黑体"/>
         <w:b/>
         <w:bCs/>
         <w:color w:themeColor="text1" w:val="000000"/>
@@ -15201,6 +15885,7 @@
     </w:tblStylePr>
     <w:tblStylePr w:type="firstCol">
       <w:rPr>
+        <w:rFonts w:eastAsia="黑体"/>
         <w:color w:themeColor="background1" w:val="FFFFFF"/>
       </w:rPr>
       <w:tblPr/>
@@ -15210,6 +15895,7 @@
     </w:tblStylePr>
     <w:tblStylePr w:type="lastCol">
       <w:rPr>
+        <w:rFonts w:eastAsia="黑体"/>
         <w:color w:themeColor="background1" w:val="FFFFFF"/>
       </w:rPr>
       <w:tblPr/>
@@ -15239,6 +15925,7 @@
       <w:spacing w:after="0" w:line="240" w:lineRule="auto"/>
     </w:pPr>
     <w:rPr>
+      <w:rFonts w:eastAsia="黑体"/>
       <w:color w:themeColor="text1" w:val="000000"/>
     </w:rPr>
     <w:tblPr>
@@ -15260,6 +15947,7 @@
     </w:tcPr>
     <w:tblStylePr w:type="firstRow">
       <w:rPr>
+        <w:rFonts w:eastAsia="黑体"/>
         <w:b/>
         <w:bCs/>
       </w:rPr>
@@ -15270,6 +15958,7 @@
     </w:tblStylePr>
     <w:tblStylePr w:type="lastRow">
       <w:rPr>
+        <w:rFonts w:eastAsia="黑体"/>
         <w:b/>
         <w:bCs/>
         <w:color w:themeColor="text1" w:val="000000"/>
@@ -15281,6 +15970,7 @@
     </w:tblStylePr>
     <w:tblStylePr w:type="firstCol">
       <w:rPr>
+        <w:rFonts w:eastAsia="黑体"/>
         <w:color w:themeColor="background1" w:val="FFFFFF"/>
       </w:rPr>
       <w:tblPr/>
@@ -15290,6 +15980,7 @@
     </w:tblStylePr>
     <w:tblStylePr w:type="lastCol">
       <w:rPr>
+        <w:rFonts w:eastAsia="黑体"/>
         <w:color w:themeColor="background1" w:val="FFFFFF"/>
       </w:rPr>
       <w:tblPr/>
@@ -15319,6 +16010,7 @@
       <w:spacing w:after="0" w:line="240" w:lineRule="auto"/>
     </w:pPr>
     <w:rPr>
+      <w:rFonts w:eastAsia="黑体"/>
       <w:color w:themeColor="text1" w:val="000000"/>
     </w:rPr>
     <w:tblPr>
@@ -15340,6 +16032,7 @@
     </w:tcPr>
     <w:tblStylePr w:type="firstRow">
       <w:rPr>
+        <w:rFonts w:eastAsia="黑体"/>
         <w:b/>
         <w:bCs/>
       </w:rPr>
@@ -15350,6 +16043,7 @@
     </w:tblStylePr>
     <w:tblStylePr w:type="lastRow">
       <w:rPr>
+        <w:rFonts w:eastAsia="黑体"/>
         <w:b/>
         <w:bCs/>
         <w:color w:themeColor="text1" w:val="000000"/>
@@ -15361,6 +16055,7 @@
     </w:tblStylePr>
     <w:tblStylePr w:type="firstCol">
       <w:rPr>
+        <w:rFonts w:eastAsia="黑体"/>
         <w:color w:themeColor="background1" w:val="FFFFFF"/>
       </w:rPr>
       <w:tblPr/>
@@ -15370,6 +16065,7 @@
     </w:tblStylePr>
     <w:tblStylePr w:type="lastCol">
       <w:rPr>
+        <w:rFonts w:eastAsia="黑体"/>
         <w:color w:themeColor="background1" w:val="FFFFFF"/>
       </w:rPr>
       <w:tblPr/>
@@ -15399,6 +16095,7 @@
       <w:spacing w:after="0" w:line="240" w:lineRule="auto"/>
     </w:pPr>
     <w:rPr>
+      <w:rFonts w:eastAsia="黑体"/>
       <w:color w:themeColor="text1" w:val="000000"/>
     </w:rPr>
     <w:tblPr>
@@ -15420,6 +16117,7 @@
     </w:tcPr>
     <w:tblStylePr w:type="firstRow">
       <w:rPr>
+        <w:rFonts w:eastAsia="黑体"/>
         <w:b/>
         <w:bCs/>
       </w:rPr>
@@ -15430,6 +16128,7 @@
     </w:tblStylePr>
     <w:tblStylePr w:type="lastRow">
       <w:rPr>
+        <w:rFonts w:eastAsia="黑体"/>
         <w:b/>
         <w:bCs/>
         <w:color w:themeColor="text1" w:val="000000"/>
@@ -15441,6 +16140,7 @@
     </w:tblStylePr>
     <w:tblStylePr w:type="firstCol">
       <w:rPr>
+        <w:rFonts w:eastAsia="黑体"/>
         <w:color w:themeColor="background1" w:val="FFFFFF"/>
       </w:rPr>
       <w:tblPr/>
@@ -15450,6 +16150,7 @@
     </w:tblStylePr>
     <w:tblStylePr w:type="lastCol">
       <w:rPr>
+        <w:rFonts w:eastAsia="黑体"/>
         <w:color w:themeColor="background1" w:val="FFFFFF"/>
       </w:rPr>
       <w:tblPr/>
@@ -15479,6 +16180,7 @@
       <w:spacing w:after="0" w:line="240" w:lineRule="auto"/>
     </w:pPr>
     <w:rPr>
+      <w:rFonts w:eastAsia="黑体"/>
       <w:color w:themeColor="text1" w:val="000000"/>
     </w:rPr>
     <w:tblPr>
@@ -15500,6 +16202,7 @@
     </w:tcPr>
     <w:tblStylePr w:type="firstRow">
       <w:rPr>
+        <w:rFonts w:eastAsia="黑体"/>
         <w:b/>
         <w:bCs/>
       </w:rPr>
@@ -15510,6 +16213,7 @@
     </w:tblStylePr>
     <w:tblStylePr w:type="lastRow">
       <w:rPr>
+        <w:rFonts w:eastAsia="黑体"/>
         <w:b/>
         <w:bCs/>
         <w:color w:themeColor="text1" w:val="000000"/>
@@ -15521,6 +16225,7 @@
     </w:tblStylePr>
     <w:tblStylePr w:type="firstCol">
       <w:rPr>
+        <w:rFonts w:eastAsia="黑体"/>
         <w:color w:themeColor="background1" w:val="FFFFFF"/>
       </w:rPr>
       <w:tblPr/>
@@ -15530,6 +16235,7 @@
     </w:tblStylePr>
     <w:tblStylePr w:type="lastCol">
       <w:rPr>
+        <w:rFonts w:eastAsia="黑体"/>
         <w:color w:themeColor="background1" w:val="FFFFFF"/>
       </w:rPr>
       <w:tblPr/>
@@ -15562,6 +16268,7 @@
     <w:name w:val="KeywordTok"/>
     <w:basedOn w:val="VerbatimChar"/>
     <w:rPr>
+      <w:rFonts w:eastAsia="黑体"/>
       <w:b/>
       <w:color w:val="007020"/>
     </w:rPr>
@@ -15570,6 +16277,7 @@
     <w:name w:val="DataTypeTok"/>
     <w:basedOn w:val="VerbatimChar"/>
     <w:rPr>
+      <w:rFonts w:eastAsia="黑体"/>
       <w:color w:val="902000"/>
     </w:rPr>
   </w:style>
@@ -15577,6 +16285,7 @@
     <w:name w:val="DecValTok"/>
     <w:basedOn w:val="VerbatimChar"/>
     <w:rPr>
+      <w:rFonts w:eastAsia="黑体"/>
       <w:color w:val="40a070"/>
     </w:rPr>
   </w:style>
@@ -15584,6 +16293,7 @@
     <w:name w:val="BaseNTok"/>
     <w:basedOn w:val="VerbatimChar"/>
     <w:rPr>
+      <w:rFonts w:eastAsia="黑体"/>
       <w:color w:val="40a070"/>
     </w:rPr>
   </w:style>
@@ -15591,6 +16301,7 @@
     <w:name w:val="FloatTok"/>
     <w:basedOn w:val="VerbatimChar"/>
     <w:rPr>
+      <w:rFonts w:eastAsia="黑体"/>
       <w:color w:val="40a070"/>
     </w:rPr>
   </w:style>
@@ -15598,6 +16309,7 @@
     <w:name w:val="ConstantTok"/>
     <w:basedOn w:val="VerbatimChar"/>
     <w:rPr>
+      <w:rFonts w:eastAsia="黑体"/>
       <w:color w:val="880000"/>
     </w:rPr>
   </w:style>
@@ -15605,6 +16317,7 @@
     <w:name w:val="CharTok"/>
     <w:basedOn w:val="VerbatimChar"/>
     <w:rPr>
+      <w:rFonts w:eastAsia="黑体"/>
       <w:color w:val="4070a0"/>
     </w:rPr>
   </w:style>
@@ -15612,6 +16325,7 @@
     <w:name w:val="SpecialCharTok"/>
     <w:basedOn w:val="VerbatimChar"/>
     <w:rPr>
+      <w:rFonts w:eastAsia="黑体"/>
       <w:color w:val="4070a0"/>
     </w:rPr>
   </w:style>
@@ -15619,6 +16333,7 @@
     <w:name w:val="StringTok"/>
     <w:basedOn w:val="VerbatimChar"/>
     <w:rPr>
+      <w:rFonts w:eastAsia="黑体"/>
       <w:color w:val="4070a0"/>
     </w:rPr>
   </w:style>
@@ -15626,6 +16341,7 @@
     <w:name w:val="VerbatimStringTok"/>
     <w:basedOn w:val="VerbatimChar"/>
     <w:rPr>
+      <w:rFonts w:eastAsia="黑体"/>
       <w:color w:val="4070a0"/>
     </w:rPr>
   </w:style>
@@ -15633,6 +16349,7 @@
     <w:name w:val="SpecialStringTok"/>
     <w:basedOn w:val="VerbatimChar"/>
     <w:rPr>
+      <w:rFonts w:eastAsia="黑体"/>
       <w:color w:val="bb6688"/>
     </w:rPr>
   </w:style>
@@ -15640,6 +16357,7 @@
     <w:name w:val="ImportTok"/>
     <w:basedOn w:val="VerbatimChar"/>
     <w:rPr>
+      <w:rFonts w:eastAsia="黑体"/>
       <w:b/>
       <w:color w:val="008000"/>
     </w:rPr>
@@ -15648,6 +16366,7 @@
     <w:name w:val="CommentTok"/>
     <w:basedOn w:val="VerbatimChar"/>
     <w:rPr>
+      <w:rFonts w:eastAsia="黑体"/>
       <w:i/>
       <w:color w:val="60a0b0"/>
     </w:rPr>
@@ -15656,6 +16375,7 @@
     <w:name w:val="DocumentationTok"/>
     <w:basedOn w:val="VerbatimChar"/>
     <w:rPr>
+      <w:rFonts w:eastAsia="黑体"/>
       <w:i/>
       <w:color w:val="ba2121"/>
     </w:rPr>
@@ -15664,6 +16384,7 @@
     <w:name w:val="AnnotationTok"/>
     <w:basedOn w:val="VerbatimChar"/>
     <w:rPr>
+      <w:rFonts w:eastAsia="黑体"/>
       <w:b/>
       <w:i/>
       <w:color w:val="60a0b0"/>
@@ -15673,6 +16394,7 @@
     <w:name w:val="CommentVarTok"/>
     <w:basedOn w:val="VerbatimChar"/>
     <w:rPr>
+      <w:rFonts w:eastAsia="黑体"/>
       <w:b/>
       <w:i/>
       <w:color w:val="60a0b0"/>
@@ -15682,6 +16404,7 @@
     <w:name w:val="OtherTok"/>
     <w:basedOn w:val="VerbatimChar"/>
     <w:rPr>
+      <w:rFonts w:eastAsia="黑体"/>
       <w:color w:val="007020"/>
     </w:rPr>
   </w:style>
@@ -15689,6 +16412,7 @@
     <w:name w:val="FunctionTok"/>
     <w:basedOn w:val="VerbatimChar"/>
     <w:rPr>
+      <w:rFonts w:eastAsia="黑体"/>
       <w:color w:val="06287e"/>
     </w:rPr>
   </w:style>
@@ -15696,6 +16420,7 @@
     <w:name w:val="VariableTok"/>
     <w:basedOn w:val="VerbatimChar"/>
     <w:rPr>
+      <w:rFonts w:eastAsia="黑体"/>
       <w:color w:val="19177c"/>
     </w:rPr>
   </w:style>
@@ -15703,6 +16428,7 @@
     <w:name w:val="ControlFlowTok"/>
     <w:basedOn w:val="VerbatimChar"/>
     <w:rPr>
+      <w:rFonts w:eastAsia="黑体"/>
       <w:b/>
       <w:color w:val="007020"/>
     </w:rPr>
@@ -15711,6 +16437,7 @@
     <w:name w:val="OperatorTok"/>
     <w:basedOn w:val="VerbatimChar"/>
     <w:rPr>
+      <w:rFonts w:eastAsia="黑体"/>
       <w:color w:val="666666"/>
     </w:rPr>
   </w:style>
@@ -15718,18 +16445,22 @@
     <w:name w:val="BuiltInTok"/>
     <w:basedOn w:val="VerbatimChar"/>
     <w:rPr>
+      <w:rFonts w:eastAsia="黑体"/>
       <w:color w:val="008000"/>
     </w:rPr>
   </w:style>
   <w:style w:type="character" w:customStyle="1" w:styleId="ExtensionTok">
     <w:name w:val="ExtensionTok"/>
     <w:basedOn w:val="VerbatimChar"/>
-    <w:rPr/>
+    <w:rPr>
+      <w:rFonts w:eastAsia="黑体"/>
+    </w:rPr>
   </w:style>
   <w:style w:type="character" w:customStyle="1" w:styleId="PreprocessorTok">
     <w:name w:val="PreprocessorTok"/>
     <w:basedOn w:val="VerbatimChar"/>
     <w:rPr>
+      <w:rFonts w:eastAsia="黑体"/>
       <w:color w:val="bc7a00"/>
     </w:rPr>
   </w:style>
@@ -15737,18 +16468,22 @@
     <w:name w:val="AttributeTok"/>
     <w:basedOn w:val="VerbatimChar"/>
     <w:rPr>
+      <w:rFonts w:eastAsia="黑体"/>
       <w:color w:val="7d9029"/>
     </w:rPr>
   </w:style>
   <w:style w:type="character" w:customStyle="1" w:styleId="RegionMarkerTok">
     <w:name w:val="RegionMarkerTok"/>
     <w:basedOn w:val="VerbatimChar"/>
-    <w:rPr/>
+    <w:rPr>
+      <w:rFonts w:eastAsia="黑体"/>
+    </w:rPr>
   </w:style>
   <w:style w:type="character" w:customStyle="1" w:styleId="InformationTok">
     <w:name w:val="InformationTok"/>
     <w:basedOn w:val="VerbatimChar"/>
     <w:rPr>
+      <w:rFonts w:eastAsia="黑体"/>
       <w:b/>
       <w:i/>
       <w:color w:val="60a0b0"/>
@@ -15758,6 +16493,7 @@
     <w:name w:val="WarningTok"/>
     <w:basedOn w:val="VerbatimChar"/>
     <w:rPr>
+      <w:rFonts w:eastAsia="黑体"/>
       <w:b/>
       <w:i/>
       <w:color w:val="60a0b0"/>
@@ -15767,6 +16503,7 @@
     <w:name w:val="AlertTok"/>
     <w:basedOn w:val="VerbatimChar"/>
     <w:rPr>
+      <w:rFonts w:eastAsia="黑体"/>
       <w:b/>
       <w:color w:val="ff0000"/>
     </w:rPr>
@@ -15775,6 +16512,7 @@
     <w:name w:val="ErrorTok"/>
     <w:basedOn w:val="VerbatimChar"/>
     <w:rPr>
+      <w:rFonts w:eastAsia="黑体"/>
       <w:b/>
       <w:color w:val="ff0000"/>
     </w:rPr>
@@ -15782,7 +16520,9 @@
   <w:style w:type="character" w:customStyle="1" w:styleId="NormalTok">
     <w:name w:val="NormalTok"/>
     <w:basedOn w:val="VerbatimChar"/>
-    <w:rPr/>
+    <w:rPr>
+      <w:rFonts w:eastAsia="黑体"/>
+    </w:rPr>
   </w:style>
 </w:styles>
 </file>
@@ -15831,12 +16571,12 @@
     <a:fontScheme name="Office">
       <a:majorFont>
         <a:latin typeface="Calibri"/>
-        <a:ea typeface=""/>
+        <a:ea typeface="黑体"/>
         <a:cs typeface=""/>
         <a:font script="Jpan" typeface="ＭＳ ゴシック"/>
         <a:font script="Hang" typeface="맑은 고딕"/>
-        <a:font script="Hans" typeface="宋体"/>
-        <a:font script="Hant" typeface="新細明體"/>
+        <a:font script="Hans" typeface="黑体"/>
+        <a:font script="Hant" typeface="黑体"/>
         <a:font script="Arab" typeface="Times New Roman"/>
         <a:font script="Hebr" typeface="Times New Roman"/>
         <a:font script="Thai" typeface="Angsana New"/>
@@ -15866,12 +16606,12 @@
       </a:majorFont>
       <a:minorFont>
         <a:latin typeface="Cambria"/>
-        <a:ea typeface=""/>
+        <a:ea typeface="黑体"/>
         <a:cs typeface=""/>
         <a:font script="Jpan" typeface="ＭＳ 明朝"/>
         <a:font script="Hang" typeface="맑은 고딕"/>
-        <a:font script="Hans" typeface="宋体"/>
-        <a:font script="Hant" typeface="新細明體"/>
+        <a:font script="Hans" typeface="黑体"/>
+        <a:font script="Hant" typeface="黑体"/>
         <a:font script="Arab" typeface="Arial"/>
         <a:font script="Hebr" typeface="Arial"/>
         <a:font script="Thai" typeface="Cordia New"/>

--- a/01-电源电路/02-开关电源/Boost升压/大功率Boost电路/大功率Boost电路.docx
+++ b/01-电源电路/02-开关电源/Boost升压/大功率Boost电路/大功率Boost电路.docx
@@ -3500,7 +3500,7 @@
           <w:color w:val="555555"/>
           <w:sz w:val="21"/>
         </w:rPr>
-        <w:t>材料收集者：杜文杰，WX手机：19519196569，QQ:3478827729</w:t>
+        <w:t>材料收集者：杜文杰，微信/手机：19519196569，QQ:3478827729</w:t>
       </w:r>
     </w:p>
     <w:sectPr>
